--- a/storage/app/templates/rpd/social.docx
+++ b/storage/app/templates/rpd/social.docx
@@ -364,14 +364,6 @@
                 <w:sz w:val="28"/>
               </w:rPr>
             </w:pPr>
-            <w:r>
-              <w:rPr>
-                <w:i/>
-                <w:color w:val="FF0000"/>
-                <w:sz w:val="28"/>
-              </w:rPr>
-              <w:t>ОБРАЗЕЦ</w:t>
-            </w:r>
           </w:p>
         </w:tc>
         <w:tc>
@@ -802,16 +794,6 @@
     </w:p>
     <w:p>
       <w:pPr>
-        <w:jc w:val="center"/>
-        <w:rPr>
-          <w:bCs/>
-          <w:sz w:val="28"/>
-          <w:szCs w:val="28"/>
-        </w:rPr>
-      </w:pPr>
-    </w:p>
-    <w:p>
-      <w:pPr>
         <w:pStyle w:val="Style13"/>
         <w:widowControl/>
         <w:jc w:val="left"/>
@@ -829,13 +811,6 @@
           <w:sz w:val="28"/>
         </w:rPr>
       </w:pPr>
-      <w:r>
-        <w:rPr>
-          <w:sz w:val="28"/>
-          <w:highlight w:val="yellow"/>
-        </w:rPr>
-        <w:t xml:space="preserve">СМКО МИРЭА </w:t>
-      </w:r>
       <w:r>
         <w:rPr>
           <w:sz w:val="28"/>
@@ -967,12 +942,6 @@
           <w:sz w:val="17"/>
         </w:rPr>
         <w:sectPr>
-          <w:headerReference w:type="even" r:id="rId10"/>
-          <w:headerReference w:type="default" r:id="rId11"/>
-          <w:footerReference w:type="even" r:id="rId12"/>
-          <w:footerReference w:type="default" r:id="rId13"/>
-          <w:headerReference w:type="first" r:id="rId14"/>
-          <w:footerReference w:type="first" r:id="rId15"/>
           <w:type w:val="continuous"/>
           <w:pgSz w:w="12090" w:h="16710"/>
           <w:pgMar w:top="1134" w:right="850" w:bottom="1134" w:left="1701" w:header="720" w:footer="720" w:gutter="0"/>
@@ -4607,152 +4576,6 @@
                 <w:sz w:val="24"/>
                 <w:szCs w:val="24"/>
               </w:rPr>
-              <w:t>Итоговая</w:t>
-            </w:r>
-            <w:r>
-              <w:rPr>
-                <w:b/>
-                <w:spacing w:val="39"/>
-                <w:sz w:val="24"/>
-                <w:szCs w:val="24"/>
-              </w:rPr>
-              <w:t xml:space="preserve"> </w:t>
-            </w:r>
-            <w:r>
-              <w:rPr>
-                <w:b/>
-                <w:sz w:val="24"/>
-                <w:szCs w:val="24"/>
-              </w:rPr>
-              <w:t>практическая</w:t>
-            </w:r>
-            <w:r>
-              <w:rPr>
-                <w:b/>
-                <w:spacing w:val="40"/>
-                <w:sz w:val="24"/>
-                <w:szCs w:val="24"/>
-              </w:rPr>
-              <w:t xml:space="preserve"> </w:t>
-            </w:r>
-            <w:r>
-              <w:rPr>
-                <w:b/>
-                <w:spacing w:val="-2"/>
-                <w:sz w:val="24"/>
-                <w:szCs w:val="24"/>
-              </w:rPr>
-              <w:t>работа</w:t>
-            </w:r>
-          </w:p>
-        </w:tc>
-        <w:tc>
-          <w:tcPr>
-            <w:tcW w:w="850" w:type="dxa"/>
-          </w:tcPr>
-          <w:p>
-            <w:pPr>
-              <w:pStyle w:val="TableParagraph"/>
-              <w:jc w:val="center"/>
-              <w:rPr>
-                <w:b/>
-                <w:sz w:val="24"/>
-                <w:szCs w:val="24"/>
-              </w:rPr>
-            </w:pPr>
-          </w:p>
-        </w:tc>
-        <w:tc>
-          <w:tcPr>
-            <w:tcW w:w="992" w:type="dxa"/>
-          </w:tcPr>
-          <w:p>
-            <w:pPr>
-              <w:pStyle w:val="TableParagraph"/>
-              <w:jc w:val="center"/>
-              <w:rPr>
-                <w:sz w:val="24"/>
-                <w:szCs w:val="24"/>
-              </w:rPr>
-            </w:pPr>
-          </w:p>
-        </w:tc>
-        <w:tc>
-          <w:tcPr>
-            <w:tcW w:w="1418" w:type="dxa"/>
-          </w:tcPr>
-          <w:p>
-            <w:pPr>
-              <w:pStyle w:val="TableParagraph"/>
-              <w:jc w:val="center"/>
-              <w:rPr>
-                <w:b/>
-                <w:sz w:val="24"/>
-                <w:szCs w:val="24"/>
-              </w:rPr>
-            </w:pPr>
-          </w:p>
-        </w:tc>
-        <w:tc>
-          <w:tcPr>
-            <w:tcW w:w="1383" w:type="dxa"/>
-          </w:tcPr>
-          <w:p>
-            <w:pPr>
-              <w:pStyle w:val="TableParagraph"/>
-              <w:jc w:val="center"/>
-              <w:rPr>
-                <w:b/>
-                <w:sz w:val="24"/>
-                <w:szCs w:val="24"/>
-              </w:rPr>
-            </w:pPr>
-          </w:p>
-        </w:tc>
-      </w:tr>
-      <w:tr>
-        <w:trPr>
-          <w:trHeight w:val="508"/>
-          <w:jc w:val="center"/>
-        </w:trPr>
-        <w:tc>
-          <w:tcPr>
-            <w:tcW w:w="695" w:type="dxa"/>
-          </w:tcPr>
-          <w:p>
-            <w:pPr>
-              <w:pStyle w:val="TableParagraph"/>
-              <w:jc w:val="both"/>
-              <w:rPr>
-                <w:spacing w:val="-5"/>
-                <w:w w:val="105"/>
-                <w:sz w:val="24"/>
-                <w:szCs w:val="24"/>
-              </w:rPr>
-            </w:pPr>
-          </w:p>
-        </w:tc>
-        <w:tc>
-          <w:tcPr>
-            <w:tcW w:w="4267" w:type="dxa"/>
-          </w:tcPr>
-          <w:p>
-            <w:pPr>
-              <w:pStyle w:val="TableParagraph"/>
-              <w:ind w:left="57" w:right="57"/>
-              <w:jc w:val="both"/>
-              <w:rPr>
-                <w:b/>
-                <w:sz w:val="24"/>
-                <w:szCs w:val="24"/>
-              </w:rPr>
-            </w:pPr>
-            <w:r>
-              <w:rPr>
-                <w:b/>
-                <w:sz w:val="24"/>
-                <w:szCs w:val="24"/>
-              </w:rPr>
               <w:t>ИТОГО</w:t>
             </w:r>
           </w:p>
@@ -4891,18 +4714,6 @@
         </w:rPr>
         <w:t>ГРАФИК</w:t>
       </w:r>
-    </w:p>
-    <w:p>
-      <w:pPr>
-        <w:pStyle w:val="BodyText"/>
-        <w:spacing w:line="360" w:lineRule="auto"/>
-        <w:ind w:left="0" w:firstLine="0"/>
-        <w:jc w:val="both"/>
-        <w:rPr>
-          <w:b/>
-          <w:sz w:val="10"/>
-        </w:rPr>
-      </w:pPr>
     </w:p>
     <w:p>
       <w:pPr>
@@ -11277,22 +11088,17 @@
         <w:t xml:space="preserve">6.7. </w:t>
       </w:r>
       <w:r>
-        <w:rPr>
-          <w:highlight w:val="yellow"/>
-        </w:rPr>
         <w:t>Оценочные</w:t>
       </w:r>
       <w:r>
         <w:rPr>
           <w:spacing w:val="-13"/>
-          <w:highlight w:val="yellow"/>
         </w:rPr>
         <w:t xml:space="preserve"> </w:t>
       </w:r>
       <w:r>
         <w:rPr>
           <w:spacing w:val="-2"/>
-          <w:highlight w:val="yellow"/>
         </w:rPr>
         <w:t>материалы</w:t>
       </w:r>
@@ -11596,9 +11402,6 @@
         <w:t xml:space="preserve">7.1. </w:t>
       </w:r>
       <w:r>
-        <w:rPr>
-          <w:highlight w:val="yellow"/>
-        </w:rPr>
         <w:t>Список</w:t>
       </w:r>
       <w:r>
@@ -11681,9 +11484,6 @@
         <w:t xml:space="preserve">7.2. </w:t>
       </w:r>
       <w:r>
-        <w:rPr>
-          <w:highlight w:val="yellow"/>
-        </w:rPr>
         <w:t>Дополнительная</w:t>
       </w:r>
       <w:r>
@@ -11738,12 +11538,17 @@
         <w:rPr>
           <w:spacing w:val="-2"/>
         </w:rPr>
-        <w:t xml:space="preserve">7.3. </w:t>
+        <w:t>7.3</w:t>
       </w:r>
       <w:r>
         <w:rPr>
           <w:spacing w:val="-2"/>
-          <w:highlight w:val="yellow"/>
+        </w:rPr>
+        <w:t xml:space="preserve">. </w:t>
+      </w:r>
+      <w:r>
+        <w:rPr>
+          <w:spacing w:val="-2"/>
         </w:rPr>
         <w:t>Ресурсы</w:t>
       </w:r>
@@ -12141,7 +11946,7 @@
       </w:pPr>
     </w:p>
     <w:sectPr>
-      <w:footerReference w:type="default" r:id="rId16"/>
+      <w:footerReference w:type="default" r:id="rId10"/>
       <w:pgSz w:w="11900" w:h="16840"/>
       <w:pgMar w:top="1134" w:right="850" w:bottom="1134" w:left="1701" w:header="0" w:footer="763" w:gutter="0"/>
       <w:cols w:space="720"/>
@@ -12170,36 +11975,6 @@
 </file>
 
 <file path=word/footer1.xml><?xml version="1.0" encoding="utf-8"?>
-<w:ftr xmlns:wpc="http://schemas.microsoft.com/office/word/2010/wordprocessingCanvas" xmlns:cx="http://schemas.microsoft.com/office/drawing/2014/chartex" xmlns:cx1="http://schemas.microsoft.com/office/drawing/2015/9/8/chartex" xmlns:cx2="http://schemas.microsoft.com/office/drawing/2015/10/21/chartex" xmlns:cx3="http://schemas.microsoft.com/office/drawing/2016/5/9/chartex" xmlns:cx4="http://schemas.microsoft.com/office/drawing/2016/5/10/chartex" xmlns:cx5="http://schemas.microsoft.com/office/drawing/2016/5/11/chartex" xmlns:cx6="http://schemas.microsoft.com/office/drawing/2016/5/12/chartex" xmlns:cx7="http://schemas.microsoft.com/office/drawing/2016/5/13/chartex" xmlns:cx8="http://schemas.microsoft.com/office/drawing/2016/5/14/chartex" xmlns:mc="http://schemas.openxmlformats.org/markup-compatibility/2006" xmlns:aink="http://schemas.microsoft.com/office/drawing/2016/ink" xmlns:am3d="http://schemas.microsoft.com/office/drawing/2017/model3d" xmlns:o="urn:schemas-microsoft-com:office:office" xmlns:r="http://schemas.openxmlformats.org/officeDocument/2006/relationships" xmlns:m="http://schemas.openxmlformats.org/officeDocument/2006/math" xmlns:v="urn:schemas-microsoft-com:vml" xmlns:wp14="http://schemas.microsoft.com/office/word/2010/wordprocessingDrawing" xmlns:wp="http://schemas.openxmlformats.org/drawingml/2006/wordprocessingDrawing" xmlns:w10="urn:schemas-microsoft-com:office:word" xmlns:w="http://schemas.openxmlformats.org/wordprocessingml/2006/main" xmlns:w14="http://schemas.microsoft.com/office/word/2010/wordml" xmlns:w15="http://schemas.microsoft.com/office/word/2012/wordml" xmlns:w16cex="http://schemas.microsoft.com/office/word/2018/wordml/cex" xmlns:w16cid="http://schemas.microsoft.com/office/word/2016/wordml/cid" xmlns:w16="http://schemas.microsoft.com/office/word/2018/wordml" xmlns:w16sdtdh="http://schemas.microsoft.com/office/word/2020/wordml/sdtdatahash" xmlns:w16se="http://schemas.microsoft.com/office/word/2015/wordml/symex" xmlns:wpg="http://schemas.microsoft.com/office/word/2010/wordprocessingGroup" xmlns:wpi="http://schemas.microsoft.com/office/word/2010/wordprocessingInk" xmlns:wne="http://schemas.microsoft.com/office/word/2006/wordml" xmlns:wps="http://schemas.microsoft.com/office/word/2010/wordprocessingShape" mc:Ignorable="w14 w15 w16se w16cid w16 w16cex w16sdtdh wp14">
-  <w:p>
-    <w:pPr>
-      <w:pStyle w:val="Footer"/>
-    </w:pPr>
-  </w:p>
-</w:ftr>
-</file>
-
-<file path=word/footer2.xml><?xml version="1.0" encoding="utf-8"?>
-<w:ftr xmlns:wpc="http://schemas.microsoft.com/office/word/2010/wordprocessingCanvas" xmlns:cx="http://schemas.microsoft.com/office/drawing/2014/chartex" xmlns:cx1="http://schemas.microsoft.com/office/drawing/2015/9/8/chartex" xmlns:cx2="http://schemas.microsoft.com/office/drawing/2015/10/21/chartex" xmlns:cx3="http://schemas.microsoft.com/office/drawing/2016/5/9/chartex" xmlns:cx4="http://schemas.microsoft.com/office/drawing/2016/5/10/chartex" xmlns:cx5="http://schemas.microsoft.com/office/drawing/2016/5/11/chartex" xmlns:cx6="http://schemas.microsoft.com/office/drawing/2016/5/12/chartex" xmlns:cx7="http://schemas.microsoft.com/office/drawing/2016/5/13/chartex" xmlns:cx8="http://schemas.microsoft.com/office/drawing/2016/5/14/chartex" xmlns:mc="http://schemas.openxmlformats.org/markup-compatibility/2006" xmlns:aink="http://schemas.microsoft.com/office/drawing/2016/ink" xmlns:am3d="http://schemas.microsoft.com/office/drawing/2017/model3d" xmlns:o="urn:schemas-microsoft-com:office:office" xmlns:r="http://schemas.openxmlformats.org/officeDocument/2006/relationships" xmlns:m="http://schemas.openxmlformats.org/officeDocument/2006/math" xmlns:v="urn:schemas-microsoft-com:vml" xmlns:wp14="http://schemas.microsoft.com/office/word/2010/wordprocessingDrawing" xmlns:wp="http://schemas.openxmlformats.org/drawingml/2006/wordprocessingDrawing" xmlns:w10="urn:schemas-microsoft-com:office:word" xmlns:w="http://schemas.openxmlformats.org/wordprocessingml/2006/main" xmlns:w14="http://schemas.microsoft.com/office/word/2010/wordml" xmlns:w15="http://schemas.microsoft.com/office/word/2012/wordml" xmlns:w16cex="http://schemas.microsoft.com/office/word/2018/wordml/cex" xmlns:w16cid="http://schemas.microsoft.com/office/word/2016/wordml/cid" xmlns:w16="http://schemas.microsoft.com/office/word/2018/wordml" xmlns:w16sdtdh="http://schemas.microsoft.com/office/word/2020/wordml/sdtdatahash" xmlns:w16se="http://schemas.microsoft.com/office/word/2015/wordml/symex" xmlns:wpg="http://schemas.microsoft.com/office/word/2010/wordprocessingGroup" xmlns:wpi="http://schemas.microsoft.com/office/word/2010/wordprocessingInk" xmlns:wne="http://schemas.microsoft.com/office/word/2006/wordml" xmlns:wps="http://schemas.microsoft.com/office/word/2010/wordprocessingShape" mc:Ignorable="w14 w15 w16se w16cid w16 w16cex w16sdtdh wp14">
-  <w:p>
-    <w:pPr>
-      <w:pStyle w:val="Footer"/>
-    </w:pPr>
-  </w:p>
-</w:ftr>
-</file>
-
-<file path=word/footer3.xml><?xml version="1.0" encoding="utf-8"?>
-<w:ftr xmlns:wpc="http://schemas.microsoft.com/office/word/2010/wordprocessingCanvas" xmlns:cx="http://schemas.microsoft.com/office/drawing/2014/chartex" xmlns:cx1="http://schemas.microsoft.com/office/drawing/2015/9/8/chartex" xmlns:cx2="http://schemas.microsoft.com/office/drawing/2015/10/21/chartex" xmlns:cx3="http://schemas.microsoft.com/office/drawing/2016/5/9/chartex" xmlns:cx4="http://schemas.microsoft.com/office/drawing/2016/5/10/chartex" xmlns:cx5="http://schemas.microsoft.com/office/drawing/2016/5/11/chartex" xmlns:cx6="http://schemas.microsoft.com/office/drawing/2016/5/12/chartex" xmlns:cx7="http://schemas.microsoft.com/office/drawing/2016/5/13/chartex" xmlns:cx8="http://schemas.microsoft.com/office/drawing/2016/5/14/chartex" xmlns:mc="http://schemas.openxmlformats.org/markup-compatibility/2006" xmlns:aink="http://schemas.microsoft.com/office/drawing/2016/ink" xmlns:am3d="http://schemas.microsoft.com/office/drawing/2017/model3d" xmlns:o="urn:schemas-microsoft-com:office:office" xmlns:r="http://schemas.openxmlformats.org/officeDocument/2006/relationships" xmlns:m="http://schemas.openxmlformats.org/officeDocument/2006/math" xmlns:v="urn:schemas-microsoft-com:vml" xmlns:wp14="http://schemas.microsoft.com/office/word/2010/wordprocessingDrawing" xmlns:wp="http://schemas.openxmlformats.org/drawingml/2006/wordprocessingDrawing" xmlns:w10="urn:schemas-microsoft-com:office:word" xmlns:w="http://schemas.openxmlformats.org/wordprocessingml/2006/main" xmlns:w14="http://schemas.microsoft.com/office/word/2010/wordml" xmlns:w15="http://schemas.microsoft.com/office/word/2012/wordml" xmlns:w16cex="http://schemas.microsoft.com/office/word/2018/wordml/cex" xmlns:w16cid="http://schemas.microsoft.com/office/word/2016/wordml/cid" xmlns:w16="http://schemas.microsoft.com/office/word/2018/wordml" xmlns:w16sdtdh="http://schemas.microsoft.com/office/word/2020/wordml/sdtdatahash" xmlns:w16se="http://schemas.microsoft.com/office/word/2015/wordml/symex" xmlns:wpg="http://schemas.microsoft.com/office/word/2010/wordprocessingGroup" xmlns:wpi="http://schemas.microsoft.com/office/word/2010/wordprocessingInk" xmlns:wne="http://schemas.microsoft.com/office/word/2006/wordml" xmlns:wps="http://schemas.microsoft.com/office/word/2010/wordprocessingShape" mc:Ignorable="w14 w15 w16se w16cid w16 w16cex w16sdtdh wp14">
-  <w:p>
-    <w:pPr>
-      <w:pStyle w:val="Footer"/>
-    </w:pPr>
-  </w:p>
-</w:ftr>
-</file>
-
-<file path=word/footer4.xml><?xml version="1.0" encoding="utf-8"?>
 <w:ftr xmlns:wpc="http://schemas.microsoft.com/office/word/2010/wordprocessingCanvas" xmlns:cx="http://schemas.microsoft.com/office/drawing/2014/chartex" xmlns:cx1="http://schemas.microsoft.com/office/drawing/2015/9/8/chartex" xmlns:cx2="http://schemas.microsoft.com/office/drawing/2015/10/21/chartex" xmlns:cx3="http://schemas.microsoft.com/office/drawing/2016/5/9/chartex" xmlns:cx4="http://schemas.microsoft.com/office/drawing/2016/5/10/chartex" xmlns:cx5="http://schemas.microsoft.com/office/drawing/2016/5/11/chartex" xmlns:cx6="http://schemas.microsoft.com/office/drawing/2016/5/12/chartex" xmlns:cx7="http://schemas.microsoft.com/office/drawing/2016/5/13/chartex" xmlns:cx8="http://schemas.microsoft.com/office/drawing/2016/5/14/chartex" xmlns:mc="http://schemas.openxmlformats.org/markup-compatibility/2006" xmlns:aink="http://schemas.microsoft.com/office/drawing/2016/ink" xmlns:am3d="http://schemas.microsoft.com/office/drawing/2017/model3d" xmlns:o="urn:schemas-microsoft-com:office:office" xmlns:r="http://schemas.openxmlformats.org/officeDocument/2006/relationships" xmlns:m="http://schemas.openxmlformats.org/officeDocument/2006/math" xmlns:v="urn:schemas-microsoft-com:vml" xmlns:wp14="http://schemas.microsoft.com/office/word/2010/wordprocessingDrawing" xmlns:wp="http://schemas.openxmlformats.org/drawingml/2006/wordprocessingDrawing" xmlns:w10="urn:schemas-microsoft-com:office:word" xmlns:w="http://schemas.openxmlformats.org/wordprocessingml/2006/main" xmlns:w14="http://schemas.microsoft.com/office/word/2010/wordml" xmlns:w15="http://schemas.microsoft.com/office/word/2012/wordml" xmlns:w16cex="http://schemas.microsoft.com/office/word/2018/wordml/cex" xmlns:w16cid="http://schemas.microsoft.com/office/word/2016/wordml/cid" xmlns:w16="http://schemas.microsoft.com/office/word/2018/wordml" xmlns:w16sdtdh="http://schemas.microsoft.com/office/word/2020/wordml/sdtdatahash" xmlns:w16se="http://schemas.microsoft.com/office/word/2015/wordml/symex" xmlns:wpg="http://schemas.microsoft.com/office/word/2010/wordprocessingGroup" xmlns:wpi="http://schemas.microsoft.com/office/word/2010/wordprocessingInk" xmlns:wne="http://schemas.microsoft.com/office/word/2006/wordml" xmlns:wps="http://schemas.microsoft.com/office/word/2010/wordprocessingShape" mc:Ignorable="w14 w15 w16se w16cid w16 w16cex w16sdtdh wp14">
   <w:tbl>
     <w:tblPr>
@@ -12349,20 +12124,6 @@
               <w:szCs w:val="20"/>
             </w:rPr>
           </w:pPr>
-          <w:r>
-            <w:rPr>
-              <w:sz w:val="20"/>
-              <w:szCs w:val="20"/>
-            </w:rPr>
-            <w:t>СМКО МИРЭА</w:t>
-          </w:r>
-          <w:r>
-            <w:rPr>
-              <w:sz w:val="24"/>
-              <w:szCs w:val="24"/>
-            </w:rPr>
-            <w:t xml:space="preserve"> </w:t>
-          </w:r>
           <w:r>
             <w:rPr>
               <w:sz w:val="24"/>
@@ -12551,36 +12312,6 @@
     </w:p>
   </w:footnote>
 </w:footnotes>
-</file>
-
-<file path=word/header1.xml><?xml version="1.0" encoding="utf-8"?>
-<w:hdr xmlns:wpc="http://schemas.microsoft.com/office/word/2010/wordprocessingCanvas" xmlns:cx="http://schemas.microsoft.com/office/drawing/2014/chartex" xmlns:cx1="http://schemas.microsoft.com/office/drawing/2015/9/8/chartex" xmlns:cx2="http://schemas.microsoft.com/office/drawing/2015/10/21/chartex" xmlns:cx3="http://schemas.microsoft.com/office/drawing/2016/5/9/chartex" xmlns:cx4="http://schemas.microsoft.com/office/drawing/2016/5/10/chartex" xmlns:cx5="http://schemas.microsoft.com/office/drawing/2016/5/11/chartex" xmlns:cx6="http://schemas.microsoft.com/office/drawing/2016/5/12/chartex" xmlns:cx7="http://schemas.microsoft.com/office/drawing/2016/5/13/chartex" xmlns:cx8="http://schemas.microsoft.com/office/drawing/2016/5/14/chartex" xmlns:mc="http://schemas.openxmlformats.org/markup-compatibility/2006" xmlns:aink="http://schemas.microsoft.com/office/drawing/2016/ink" xmlns:am3d="http://schemas.microsoft.com/office/drawing/2017/model3d" xmlns:o="urn:schemas-microsoft-com:office:office" xmlns:r="http://schemas.openxmlformats.org/officeDocument/2006/relationships" xmlns:m="http://schemas.openxmlformats.org/officeDocument/2006/math" xmlns:v="urn:schemas-microsoft-com:vml" xmlns:wp14="http://schemas.microsoft.com/office/word/2010/wordprocessingDrawing" xmlns:wp="http://schemas.openxmlformats.org/drawingml/2006/wordprocessingDrawing" xmlns:w10="urn:schemas-microsoft-com:office:word" xmlns:w="http://schemas.openxmlformats.org/wordprocessingml/2006/main" xmlns:w14="http://schemas.microsoft.com/office/word/2010/wordml" xmlns:w15="http://schemas.microsoft.com/office/word/2012/wordml" xmlns:w16cex="http://schemas.microsoft.com/office/word/2018/wordml/cex" xmlns:w16cid="http://schemas.microsoft.com/office/word/2016/wordml/cid" xmlns:w16="http://schemas.microsoft.com/office/word/2018/wordml" xmlns:w16sdtdh="http://schemas.microsoft.com/office/word/2020/wordml/sdtdatahash" xmlns:w16se="http://schemas.microsoft.com/office/word/2015/wordml/symex" xmlns:wpg="http://schemas.microsoft.com/office/word/2010/wordprocessingGroup" xmlns:wpi="http://schemas.microsoft.com/office/word/2010/wordprocessingInk" xmlns:wne="http://schemas.microsoft.com/office/word/2006/wordml" xmlns:wps="http://schemas.microsoft.com/office/word/2010/wordprocessingShape" mc:Ignorable="w14 w15 w16se w16cid w16 w16cex w16sdtdh wp14">
-  <w:p>
-    <w:pPr>
-      <w:pStyle w:val="Header"/>
-    </w:pPr>
-  </w:p>
-</w:hdr>
-</file>
-
-<file path=word/header2.xml><?xml version="1.0" encoding="utf-8"?>
-<w:hdr xmlns:wpc="http://schemas.microsoft.com/office/word/2010/wordprocessingCanvas" xmlns:cx="http://schemas.microsoft.com/office/drawing/2014/chartex" xmlns:cx1="http://schemas.microsoft.com/office/drawing/2015/9/8/chartex" xmlns:cx2="http://schemas.microsoft.com/office/drawing/2015/10/21/chartex" xmlns:cx3="http://schemas.microsoft.com/office/drawing/2016/5/9/chartex" xmlns:cx4="http://schemas.microsoft.com/office/drawing/2016/5/10/chartex" xmlns:cx5="http://schemas.microsoft.com/office/drawing/2016/5/11/chartex" xmlns:cx6="http://schemas.microsoft.com/office/drawing/2016/5/12/chartex" xmlns:cx7="http://schemas.microsoft.com/office/drawing/2016/5/13/chartex" xmlns:cx8="http://schemas.microsoft.com/office/drawing/2016/5/14/chartex" xmlns:mc="http://schemas.openxmlformats.org/markup-compatibility/2006" xmlns:aink="http://schemas.microsoft.com/office/drawing/2016/ink" xmlns:am3d="http://schemas.microsoft.com/office/drawing/2017/model3d" xmlns:o="urn:schemas-microsoft-com:office:office" xmlns:r="http://schemas.openxmlformats.org/officeDocument/2006/relationships" xmlns:m="http://schemas.openxmlformats.org/officeDocument/2006/math" xmlns:v="urn:schemas-microsoft-com:vml" xmlns:wp14="http://schemas.microsoft.com/office/word/2010/wordprocessingDrawing" xmlns:wp="http://schemas.openxmlformats.org/drawingml/2006/wordprocessingDrawing" xmlns:w10="urn:schemas-microsoft-com:office:word" xmlns:w="http://schemas.openxmlformats.org/wordprocessingml/2006/main" xmlns:w14="http://schemas.microsoft.com/office/word/2010/wordml" xmlns:w15="http://schemas.microsoft.com/office/word/2012/wordml" xmlns:w16cex="http://schemas.microsoft.com/office/word/2018/wordml/cex" xmlns:w16cid="http://schemas.microsoft.com/office/word/2016/wordml/cid" xmlns:w16="http://schemas.microsoft.com/office/word/2018/wordml" xmlns:w16sdtdh="http://schemas.microsoft.com/office/word/2020/wordml/sdtdatahash" xmlns:w16se="http://schemas.microsoft.com/office/word/2015/wordml/symex" xmlns:wpg="http://schemas.microsoft.com/office/word/2010/wordprocessingGroup" xmlns:wpi="http://schemas.microsoft.com/office/word/2010/wordprocessingInk" xmlns:wne="http://schemas.microsoft.com/office/word/2006/wordml" xmlns:wps="http://schemas.microsoft.com/office/word/2010/wordprocessingShape" mc:Ignorable="w14 w15 w16se w16cid w16 w16cex w16sdtdh wp14">
-  <w:p>
-    <w:pPr>
-      <w:pStyle w:val="Header"/>
-    </w:pPr>
-  </w:p>
-</w:hdr>
-</file>
-
-<file path=word/header3.xml><?xml version="1.0" encoding="utf-8"?>
-<w:hdr xmlns:wpc="http://schemas.microsoft.com/office/word/2010/wordprocessingCanvas" xmlns:cx="http://schemas.microsoft.com/office/drawing/2014/chartex" xmlns:cx1="http://schemas.microsoft.com/office/drawing/2015/9/8/chartex" xmlns:cx2="http://schemas.microsoft.com/office/drawing/2015/10/21/chartex" xmlns:cx3="http://schemas.microsoft.com/office/drawing/2016/5/9/chartex" xmlns:cx4="http://schemas.microsoft.com/office/drawing/2016/5/10/chartex" xmlns:cx5="http://schemas.microsoft.com/office/drawing/2016/5/11/chartex" xmlns:cx6="http://schemas.microsoft.com/office/drawing/2016/5/12/chartex" xmlns:cx7="http://schemas.microsoft.com/office/drawing/2016/5/13/chartex" xmlns:cx8="http://schemas.microsoft.com/office/drawing/2016/5/14/chartex" xmlns:mc="http://schemas.openxmlformats.org/markup-compatibility/2006" xmlns:aink="http://schemas.microsoft.com/office/drawing/2016/ink" xmlns:am3d="http://schemas.microsoft.com/office/drawing/2017/model3d" xmlns:o="urn:schemas-microsoft-com:office:office" xmlns:r="http://schemas.openxmlformats.org/officeDocument/2006/relationships" xmlns:m="http://schemas.openxmlformats.org/officeDocument/2006/math" xmlns:v="urn:schemas-microsoft-com:vml" xmlns:wp14="http://schemas.microsoft.com/office/word/2010/wordprocessingDrawing" xmlns:wp="http://schemas.openxmlformats.org/drawingml/2006/wordprocessingDrawing" xmlns:w10="urn:schemas-microsoft-com:office:word" xmlns:w="http://schemas.openxmlformats.org/wordprocessingml/2006/main" xmlns:w14="http://schemas.microsoft.com/office/word/2010/wordml" xmlns:w15="http://schemas.microsoft.com/office/word/2012/wordml" xmlns:w16cex="http://schemas.microsoft.com/office/word/2018/wordml/cex" xmlns:w16cid="http://schemas.microsoft.com/office/word/2016/wordml/cid" xmlns:w16="http://schemas.microsoft.com/office/word/2018/wordml" xmlns:w16sdtdh="http://schemas.microsoft.com/office/word/2020/wordml/sdtdatahash" xmlns:w16se="http://schemas.microsoft.com/office/word/2015/wordml/symex" xmlns:wpg="http://schemas.microsoft.com/office/word/2010/wordprocessingGroup" xmlns:wpi="http://schemas.microsoft.com/office/word/2010/wordprocessingInk" xmlns:wne="http://schemas.microsoft.com/office/word/2006/wordml" xmlns:wps="http://schemas.microsoft.com/office/word/2010/wordprocessingShape" mc:Ignorable="w14 w15 w16se w16cid w16 w16cex w16sdtdh wp14">
-  <w:p>
-    <w:pPr>
-      <w:pStyle w:val="Header"/>
-    </w:pPr>
-  </w:p>
-</w:hdr>
 </file>
 
 <file path=word/numbering.xml><?xml version="1.0" encoding="utf-8"?>

--- a/storage/app/templates/rpd/social.docx
+++ b/storage/app/templates/rpd/social.docx
@@ -11109,7 +11109,6 @@
         <w:spacing w:line="360" w:lineRule="auto"/>
         <w:ind w:left="0" w:firstLine="720"/>
       </w:pPr>
-      <w:bookmarkStart w:id="6" w:name="_TOC_250000"/>
       <w:r>
         <w:t>Материалы</w:t>
       </w:r>
@@ -11148,6 +11147,49 @@
       </w:r>
       <w:r>
         <w:t xml:space="preserve">опросов </w:t>
+      </w:r>
+    </w:p>
+    <w:p>
+      <w:pPr>
+        <w:tabs>
+          <w:tab w:val="left" w:pos="1174"/>
+        </w:tabs>
+        <w:jc w:val="both"/>
+        <w:rPr>
+          <w:color w:val="FF0000"/>
+          <w:sz w:val="2"/>
+          <w:szCs w:val="2"/>
+          <w:lang w:val="en-US"/>
+        </w:rPr>
+      </w:pPr>
+      <w:r>
+        <w:rPr>
+          <w:color w:val="FF0000"/>
+          <w:sz w:val="2"/>
+          <w:szCs w:val="2"/>
+          <w:lang w:val="en-US"/>
+        </w:rPr>
+        <w:t>${</w:t>
+      </w:r>
+      <w:proofErr w:type="spellStart"/>
+      <w:r>
+        <w:rPr>
+          <w:color w:val="FF0000"/>
+          <w:sz w:val="2"/>
+          <w:szCs w:val="2"/>
+          <w:lang w:val="en-US"/>
+        </w:rPr>
+        <w:t>control_survey_materials_block</w:t>
+      </w:r>
+      <w:proofErr w:type="spellEnd"/>
+      <w:r>
+        <w:rPr>
+          <w:color w:val="FF0000"/>
+          <w:sz w:val="2"/>
+          <w:szCs w:val="2"/>
+          <w:lang w:val="en-US"/>
+        </w:rPr>
+        <w:t>}</w:t>
       </w:r>
     </w:p>
     <w:p>
@@ -11155,163 +11197,7 @@
         <w:pStyle w:val="ListParagraph"/>
         <w:numPr>
           <w:ilvl w:val="0"/>
-          <w:numId w:val="2"/>
-        </w:numPr>
-        <w:tabs>
-          <w:tab w:val="left" w:pos="1174"/>
-        </w:tabs>
-        <w:spacing w:line="360" w:lineRule="auto"/>
-        <w:ind w:left="0" w:firstLine="709"/>
-        <w:jc w:val="both"/>
-        <w:rPr>
-          <w:sz w:val="28"/>
-          <w:szCs w:val="28"/>
-        </w:rPr>
-      </w:pPr>
-      <w:r>
-        <w:rPr>
-          <w:sz w:val="28"/>
-          <w:szCs w:val="28"/>
-        </w:rPr>
-        <w:t>${</w:t>
-      </w:r>
-      <w:proofErr w:type="spellStart"/>
-      <w:r>
-        <w:rPr>
-          <w:sz w:val="28"/>
-          <w:szCs w:val="28"/>
-        </w:rPr>
-        <w:t>control_survey_materials</w:t>
-      </w:r>
-      <w:proofErr w:type="spellEnd"/>
-      <w:r>
-        <w:rPr>
-          <w:sz w:val="28"/>
-          <w:szCs w:val="28"/>
-          <w:lang w:val="en-US"/>
-        </w:rPr>
-        <w:t>}</w:t>
-      </w:r>
-    </w:p>
-    <w:p>
-      <w:pPr>
-        <w:pStyle w:val="Heading2"/>
-        <w:spacing w:before="0" w:line="360" w:lineRule="auto"/>
-        <w:ind w:left="0" w:firstLine="709"/>
-        <w:jc w:val="both"/>
-      </w:pPr>
-      <w:r>
-        <w:t>Материалы</w:t>
-      </w:r>
-      <w:r>
-        <w:rPr>
-          <w:spacing w:val="-11"/>
-        </w:rPr>
-        <w:t xml:space="preserve"> </w:t>
-      </w:r>
-      <w:r>
-        <w:t>для</w:t>
-      </w:r>
-      <w:r>
-        <w:rPr>
-          <w:spacing w:val="-12"/>
-        </w:rPr>
-        <w:t xml:space="preserve"> </w:t>
-      </w:r>
-      <w:r>
-        <w:t>проведения</w:t>
-      </w:r>
-      <w:r>
-        <w:rPr>
-          <w:spacing w:val="-12"/>
-        </w:rPr>
-        <w:t xml:space="preserve"> </w:t>
-      </w:r>
-      <w:r>
-        <w:t>итоговой</w:t>
-      </w:r>
-      <w:r>
-        <w:rPr>
-          <w:spacing w:val="-11"/>
-        </w:rPr>
-        <w:t xml:space="preserve"> </w:t>
-      </w:r>
-      <w:r>
-        <w:t>практической</w:t>
-      </w:r>
-      <w:r>
-        <w:rPr>
-          <w:spacing w:val="-12"/>
-        </w:rPr>
-        <w:t xml:space="preserve"> </w:t>
-      </w:r>
-      <w:r>
-        <w:rPr>
-          <w:spacing w:val="-2"/>
-        </w:rPr>
-        <w:t>работы</w:t>
-      </w:r>
-    </w:p>
-    <w:p>
-      <w:pPr>
-        <w:pStyle w:val="ListParagraph"/>
-        <w:numPr>
-          <w:ilvl w:val="0"/>
-          <w:numId w:val="1"/>
-        </w:numPr>
-        <w:tabs>
-          <w:tab w:val="left" w:pos="1174"/>
-        </w:tabs>
-        <w:spacing w:line="360" w:lineRule="auto"/>
-        <w:ind w:left="0" w:firstLine="709"/>
-        <w:jc w:val="both"/>
-        <w:rPr>
-          <w:sz w:val="28"/>
-          <w:szCs w:val="28"/>
-        </w:rPr>
-      </w:pPr>
-      <w:r>
-        <w:rPr>
-          <w:sz w:val="28"/>
-          <w:szCs w:val="28"/>
-        </w:rPr>
-        <w:t>${</w:t>
-      </w:r>
-      <w:proofErr w:type="spellStart"/>
-      <w:r>
-        <w:rPr>
-          <w:sz w:val="28"/>
-          <w:szCs w:val="28"/>
-        </w:rPr>
-        <w:t>final_practical_work_materials</w:t>
-      </w:r>
-      <w:proofErr w:type="spellEnd"/>
-      <w:r>
-        <w:rPr>
-          <w:sz w:val="28"/>
-          <w:szCs w:val="28"/>
-          <w:lang w:val="en-US"/>
-        </w:rPr>
-        <w:t>}</w:t>
-      </w:r>
-    </w:p>
-    <w:p>
-      <w:pPr>
-        <w:pStyle w:val="Heading2"/>
-        <w:spacing w:before="0" w:line="360" w:lineRule="auto"/>
-        <w:ind w:left="0" w:firstLine="709"/>
-        <w:jc w:val="both"/>
-      </w:pPr>
-      <w:r>
-        <w:t>Типовые темы проектных работ</w:t>
-      </w:r>
-    </w:p>
-    <w:p>
-      <w:pPr>
-        <w:pStyle w:val="ListParagraph"/>
-        <w:numPr>
-          <w:ilvl w:val="0"/>
-          <w:numId w:val="28"/>
+          <w:numId w:val="29"/>
         </w:numPr>
         <w:tabs>
           <w:tab w:val="left" w:pos="1174"/>
@@ -11321,12 +11207,14 @@
         <w:rPr>
           <w:sz w:val="28"/>
           <w:szCs w:val="28"/>
-        </w:rPr>
-      </w:pPr>
-      <w:r>
-        <w:rPr>
-          <w:sz w:val="28"/>
-          <w:szCs w:val="28"/>
+          <w:lang w:val="en-US"/>
+        </w:rPr>
+      </w:pPr>
+      <w:r>
+        <w:rPr>
+          <w:sz w:val="28"/>
+          <w:szCs w:val="28"/>
+          <w:lang w:val="en-US"/>
         </w:rPr>
         <w:t>${</w:t>
       </w:r>
@@ -11335,16 +11223,416 @@
         <w:rPr>
           <w:sz w:val="28"/>
           <w:szCs w:val="28"/>
-        </w:rPr>
-        <w:t>project_topics</w:t>
+          <w:lang w:val="en-US"/>
+        </w:rPr>
+        <w:t>control_survey_materials_text</w:t>
       </w:r>
       <w:proofErr w:type="spellEnd"/>
       <w:r>
         <w:rPr>
           <w:sz w:val="28"/>
           <w:szCs w:val="28"/>
+          <w:lang w:val="en-US"/>
         </w:rPr>
         <w:t>}</w:t>
+      </w:r>
+    </w:p>
+    <w:p>
+      <w:pPr>
+        <w:tabs>
+          <w:tab w:val="left" w:pos="1174"/>
+        </w:tabs>
+        <w:jc w:val="both"/>
+        <w:rPr>
+          <w:color w:val="FF0000"/>
+          <w:sz w:val="2"/>
+          <w:szCs w:val="2"/>
+        </w:rPr>
+      </w:pPr>
+      <w:r>
+        <w:rPr>
+          <w:color w:val="FF0000"/>
+          <w:sz w:val="2"/>
+          <w:szCs w:val="2"/>
+        </w:rPr>
+        <w:t>${/</w:t>
+      </w:r>
+      <w:proofErr w:type="spellStart"/>
+      <w:r>
+        <w:rPr>
+          <w:color w:val="FF0000"/>
+          <w:sz w:val="2"/>
+          <w:szCs w:val="2"/>
+        </w:rPr>
+        <w:t>control_survey_materials_block</w:t>
+      </w:r>
+      <w:proofErr w:type="spellEnd"/>
+      <w:r>
+        <w:rPr>
+          <w:color w:val="FF0000"/>
+          <w:sz w:val="2"/>
+          <w:szCs w:val="2"/>
+        </w:rPr>
+        <w:t>}</w:t>
+      </w:r>
+    </w:p>
+    <w:p>
+      <w:pPr>
+        <w:pStyle w:val="Heading2"/>
+        <w:spacing w:before="0" w:line="360" w:lineRule="auto"/>
+        <w:ind w:left="0" w:firstLine="709"/>
+        <w:jc w:val="both"/>
+      </w:pPr>
+      <w:r>
+        <w:t>Материалы</w:t>
+      </w:r>
+      <w:r>
+        <w:rPr>
+          <w:spacing w:val="-11"/>
+        </w:rPr>
+        <w:t xml:space="preserve"> </w:t>
+      </w:r>
+      <w:r>
+        <w:t>для</w:t>
+      </w:r>
+      <w:r>
+        <w:rPr>
+          <w:spacing w:val="-12"/>
+        </w:rPr>
+        <w:t xml:space="preserve"> </w:t>
+      </w:r>
+      <w:r>
+        <w:t>проведения</w:t>
+      </w:r>
+      <w:r>
+        <w:rPr>
+          <w:spacing w:val="-12"/>
+        </w:rPr>
+        <w:t xml:space="preserve"> </w:t>
+      </w:r>
+      <w:r>
+        <w:t>итоговой</w:t>
+      </w:r>
+      <w:r>
+        <w:rPr>
+          <w:spacing w:val="-11"/>
+        </w:rPr>
+        <w:t xml:space="preserve"> </w:t>
+      </w:r>
+      <w:r>
+        <w:t>практической</w:t>
+      </w:r>
+      <w:r>
+        <w:rPr>
+          <w:spacing w:val="-12"/>
+        </w:rPr>
+        <w:t xml:space="preserve"> </w:t>
+      </w:r>
+      <w:r>
+        <w:rPr>
+          <w:spacing w:val="-2"/>
+        </w:rPr>
+        <w:t>работы</w:t>
+      </w:r>
+    </w:p>
+    <w:p>
+      <w:pPr>
+        <w:tabs>
+          <w:tab w:val="left" w:pos="1174"/>
+        </w:tabs>
+        <w:jc w:val="both"/>
+        <w:rPr>
+          <w:color w:val="FF0000"/>
+          <w:sz w:val="2"/>
+          <w:szCs w:val="2"/>
+          <w:lang w:val="en-US"/>
+        </w:rPr>
+      </w:pPr>
+      <w:r>
+        <w:rPr>
+          <w:color w:val="FF0000"/>
+          <w:sz w:val="2"/>
+          <w:szCs w:val="2"/>
+          <w:lang w:val="en-US"/>
+        </w:rPr>
+        <w:t>${</w:t>
+      </w:r>
+      <w:proofErr w:type="spellStart"/>
+      <w:r>
+        <w:rPr>
+          <w:color w:val="FF0000"/>
+          <w:sz w:val="2"/>
+          <w:szCs w:val="2"/>
+          <w:lang w:val="en-US"/>
+        </w:rPr>
+        <w:t>final_practical_work_materials_block</w:t>
+      </w:r>
+      <w:proofErr w:type="spellEnd"/>
+      <w:r>
+        <w:rPr>
+          <w:color w:val="FF0000"/>
+          <w:sz w:val="2"/>
+          <w:szCs w:val="2"/>
+          <w:lang w:val="en-US"/>
+        </w:rPr>
+        <w:t>}</w:t>
+      </w:r>
+    </w:p>
+    <w:p>
+      <w:pPr>
+        <w:pStyle w:val="ListParagraph"/>
+        <w:numPr>
+          <w:ilvl w:val="0"/>
+          <w:numId w:val="38"/>
+        </w:numPr>
+        <w:tabs>
+          <w:tab w:val="left" w:pos="1174"/>
+        </w:tabs>
+        <w:spacing w:line="360" w:lineRule="auto"/>
+        <w:jc w:val="both"/>
+        <w:rPr>
+          <w:sz w:val="28"/>
+          <w:szCs w:val="28"/>
+          <w:lang w:val="en-US"/>
+        </w:rPr>
+      </w:pPr>
+      <w:r>
+        <w:rPr>
+          <w:sz w:val="28"/>
+          <w:szCs w:val="28"/>
+          <w:lang w:val="en-US"/>
+        </w:rPr>
+        <w:t>${</w:t>
+      </w:r>
+      <w:proofErr w:type="spellStart"/>
+      <w:r>
+        <w:rPr>
+          <w:sz w:val="28"/>
+          <w:szCs w:val="28"/>
+          <w:lang w:val="en-US"/>
+        </w:rPr>
+        <w:t>final_practical_work_materials_text</w:t>
+      </w:r>
+      <w:proofErr w:type="spellEnd"/>
+      <w:r>
+        <w:rPr>
+          <w:sz w:val="28"/>
+          <w:szCs w:val="28"/>
+          <w:lang w:val="en-US"/>
+        </w:rPr>
+        <w:t>}</w:t>
+      </w:r>
+    </w:p>
+    <w:p>
+      <w:pPr>
+        <w:tabs>
+          <w:tab w:val="left" w:pos="1174"/>
+        </w:tabs>
+        <w:jc w:val="both"/>
+        <w:rPr>
+          <w:color w:val="FF0000"/>
+          <w:sz w:val="2"/>
+          <w:szCs w:val="2"/>
+          <w:lang w:val="en-US"/>
+        </w:rPr>
+      </w:pPr>
+      <w:r>
+        <w:rPr>
+          <w:color w:val="FF0000"/>
+          <w:sz w:val="2"/>
+          <w:szCs w:val="2"/>
+          <w:lang w:val="en-US"/>
+        </w:rPr>
+        <w:t>${/</w:t>
+      </w:r>
+      <w:proofErr w:type="spellStart"/>
+      <w:r>
+        <w:rPr>
+          <w:color w:val="FF0000"/>
+          <w:sz w:val="2"/>
+          <w:szCs w:val="2"/>
+          <w:lang w:val="en-US"/>
+        </w:rPr>
+        <w:t>final_practical_work_materials_block</w:t>
+      </w:r>
+      <w:proofErr w:type="spellEnd"/>
+      <w:r>
+        <w:rPr>
+          <w:color w:val="FF0000"/>
+          <w:sz w:val="2"/>
+          <w:szCs w:val="2"/>
+          <w:lang w:val="en-US"/>
+        </w:rPr>
+        <w:t>}</w:t>
+      </w:r>
+    </w:p>
+    <w:p>
+      <w:pPr>
+        <w:pStyle w:val="Heading2"/>
+        <w:spacing w:before="0" w:line="360" w:lineRule="auto"/>
+        <w:ind w:left="0" w:firstLine="709"/>
+        <w:jc w:val="both"/>
+      </w:pPr>
+      <w:r>
+        <w:t>Типовые</w:t>
+      </w:r>
+      <w:r>
+        <w:t xml:space="preserve"> </w:t>
+      </w:r>
+      <w:r>
+        <w:t>темы</w:t>
+      </w:r>
+      <w:r>
+        <w:t xml:space="preserve"> </w:t>
+      </w:r>
+      <w:r>
+        <w:t>проектных</w:t>
+      </w:r>
+      <w:r>
+        <w:t xml:space="preserve"> </w:t>
+      </w:r>
+      <w:r>
+        <w:t>работ</w:t>
+      </w:r>
+    </w:p>
+    <w:p>
+      <w:pPr>
+        <w:tabs>
+          <w:tab w:val="left" w:pos="709"/>
+        </w:tabs>
+        <w:jc w:val="both"/>
+        <w:rPr>
+          <w:color w:val="FF0000"/>
+          <w:sz w:val="2"/>
+          <w:szCs w:val="2"/>
+        </w:rPr>
+      </w:pPr>
+      <w:r>
+        <w:rPr>
+          <w:color w:val="FF0000"/>
+          <w:sz w:val="2"/>
+          <w:szCs w:val="2"/>
+        </w:rPr>
+        <w:t>${</w:t>
+      </w:r>
+      <w:r>
+        <w:rPr>
+          <w:color w:val="FF0000"/>
+          <w:sz w:val="2"/>
+          <w:szCs w:val="2"/>
+          <w:lang w:val="en-US"/>
+        </w:rPr>
+        <w:t>project</w:t>
+      </w:r>
+      <w:r>
+        <w:rPr>
+          <w:color w:val="FF0000"/>
+          <w:sz w:val="2"/>
+          <w:szCs w:val="2"/>
+        </w:rPr>
+        <w:t>_</w:t>
+      </w:r>
+      <w:r>
+        <w:rPr>
+          <w:color w:val="FF0000"/>
+          <w:sz w:val="2"/>
+          <w:szCs w:val="2"/>
+          <w:lang w:val="en-US"/>
+        </w:rPr>
+        <w:t>topics</w:t>
+      </w:r>
+      <w:r>
+        <w:rPr>
+          <w:color w:val="FF0000"/>
+          <w:sz w:val="2"/>
+          <w:szCs w:val="2"/>
+        </w:rPr>
+        <w:t>_</w:t>
+      </w:r>
+      <w:r>
+        <w:rPr>
+          <w:color w:val="FF0000"/>
+          <w:sz w:val="2"/>
+          <w:szCs w:val="2"/>
+          <w:lang w:val="en-US"/>
+        </w:rPr>
+        <w:t>block</w:t>
+      </w:r>
+      <w:r>
+        <w:rPr>
+          <w:color w:val="FF0000"/>
+          <w:sz w:val="2"/>
+          <w:szCs w:val="2"/>
+        </w:rPr>
+        <w:t>}</w:t>
+      </w:r>
+    </w:p>
+    <w:p>
+      <w:pPr>
+        <w:pStyle w:val="ListParagraph"/>
+        <w:numPr>
+          <w:ilvl w:val="0"/>
+          <w:numId w:val="39"/>
+        </w:numPr>
+        <w:tabs>
+          <w:tab w:val="left" w:pos="709"/>
+        </w:tabs>
+        <w:spacing w:line="360" w:lineRule="auto"/>
+        <w:jc w:val="both"/>
+        <w:rPr>
+          <w:sz w:val="28"/>
+          <w:szCs w:val="28"/>
+          <w:lang w:val="en-US"/>
+        </w:rPr>
+      </w:pPr>
+      <w:r>
+        <w:rPr>
+          <w:sz w:val="28"/>
+          <w:szCs w:val="28"/>
+          <w:lang w:val="en-US"/>
+        </w:rPr>
+        <w:t>${</w:t>
+      </w:r>
+      <w:proofErr w:type="spellStart"/>
+      <w:r>
+        <w:rPr>
+          <w:sz w:val="28"/>
+          <w:szCs w:val="28"/>
+          <w:lang w:val="en-US"/>
+        </w:rPr>
+        <w:t>project_topics_text</w:t>
+      </w:r>
+      <w:proofErr w:type="spellEnd"/>
+      <w:r>
+        <w:rPr>
+          <w:sz w:val="28"/>
+          <w:szCs w:val="28"/>
+          <w:lang w:val="en-US"/>
+        </w:rPr>
+        <w:t>}</w:t>
+      </w:r>
+    </w:p>
+    <w:p>
+      <w:pPr>
+        <w:tabs>
+          <w:tab w:val="left" w:pos="709"/>
+        </w:tabs>
+        <w:jc w:val="both"/>
+        <w:rPr>
+          <w:color w:val="FF0000"/>
+          <w:sz w:val="2"/>
+          <w:szCs w:val="2"/>
+          <w:lang w:val="en-US"/>
+        </w:rPr>
+      </w:pPr>
+      <w:r>
+        <w:rPr>
+          <w:color w:val="FF0000"/>
+          <w:sz w:val="2"/>
+          <w:szCs w:val="2"/>
+          <w:lang w:val="en-US"/>
+        </w:rPr>
+        <w:t>${/project_topics_block}</w:t>
       </w:r>
     </w:p>
     <w:p>
@@ -11366,6 +11654,7 @@
           <w:szCs w:val="28"/>
         </w:rPr>
       </w:pPr>
+      <w:bookmarkStart w:id="6" w:name="_TOC_250000"/>
       <w:r>
         <w:rPr>
           <w:sz w:val="28"/>
@@ -11438,11 +11727,100 @@
     <w:p>
       <w:pPr>
         <w:pStyle w:val="p1"/>
+        <w:jc w:val="both"/>
+        <w:rPr>
+          <w:color w:val="FF0000"/>
+          <w:sz w:val="2"/>
+          <w:szCs w:val="2"/>
+          <w:lang w:val="ru-RU"/>
+        </w:rPr>
+      </w:pPr>
+      <w:r>
+        <w:rPr>
+          <w:color w:val="FF0000"/>
+          <w:sz w:val="2"/>
+          <w:szCs w:val="2"/>
+          <w:lang w:val="ru-RU"/>
+        </w:rPr>
+        <w:t>${</w:t>
+      </w:r>
+      <w:r>
+        <w:rPr>
+          <w:color w:val="FF0000"/>
+          <w:sz w:val="2"/>
+          <w:szCs w:val="2"/>
+        </w:rPr>
+        <w:t>main</w:t>
+      </w:r>
+      <w:r>
+        <w:rPr>
+          <w:color w:val="FF0000"/>
+          <w:sz w:val="2"/>
+          <w:szCs w:val="2"/>
+          <w:lang w:val="ru-RU"/>
+        </w:rPr>
+        <w:t>_</w:t>
+      </w:r>
+      <w:r>
+        <w:rPr>
+          <w:color w:val="FF0000"/>
+          <w:sz w:val="2"/>
+          <w:szCs w:val="2"/>
+        </w:rPr>
+        <w:t>recommended</w:t>
+      </w:r>
+      <w:r>
+        <w:rPr>
+          <w:color w:val="FF0000"/>
+          <w:sz w:val="2"/>
+          <w:szCs w:val="2"/>
+          <w:lang w:val="ru-RU"/>
+        </w:rPr>
+        <w:t>_</w:t>
+      </w:r>
+      <w:r>
+        <w:rPr>
+          <w:color w:val="FF0000"/>
+          <w:sz w:val="2"/>
+          <w:szCs w:val="2"/>
+        </w:rPr>
+        <w:t>resources</w:t>
+      </w:r>
+      <w:r>
+        <w:rPr>
+          <w:color w:val="FF0000"/>
+          <w:sz w:val="2"/>
+          <w:szCs w:val="2"/>
+          <w:lang w:val="ru-RU"/>
+        </w:rPr>
+        <w:t>_</w:t>
+      </w:r>
+      <w:r>
+        <w:rPr>
+          <w:color w:val="FF0000"/>
+          <w:sz w:val="2"/>
+          <w:szCs w:val="2"/>
+        </w:rPr>
+        <w:t>block</w:t>
+      </w:r>
+      <w:r>
+        <w:rPr>
+          <w:color w:val="FF0000"/>
+          <w:sz w:val="2"/>
+          <w:szCs w:val="2"/>
+          <w:lang w:val="ru-RU"/>
+        </w:rPr>
+        <w:t>}</w:t>
+      </w:r>
+    </w:p>
+    <w:p>
+      <w:pPr>
+        <w:pStyle w:val="p1"/>
         <w:numPr>
           <w:ilvl w:val="0"/>
-          <w:numId w:val="25"/>
+          <w:numId w:val="35"/>
         </w:numPr>
-        <w:ind w:hanging="11"/>
+        <w:spacing w:line="360" w:lineRule="auto"/>
         <w:jc w:val="both"/>
         <w:rPr>
           <w:sz w:val="28"/>
@@ -11462,13 +11840,50 @@
           <w:sz w:val="28"/>
           <w:szCs w:val="28"/>
         </w:rPr>
-        <w:t>main_recommended_resources</w:t>
+        <w:t>main_recommended_resources_text</w:t>
       </w:r>
       <w:proofErr w:type="spellEnd"/>
       <w:r>
         <w:rPr>
           <w:sz w:val="28"/>
           <w:szCs w:val="28"/>
+        </w:rPr>
+        <w:t>}</w:t>
+      </w:r>
+    </w:p>
+    <w:p>
+      <w:pPr>
+        <w:pStyle w:val="p1"/>
+        <w:jc w:val="both"/>
+        <w:rPr>
+          <w:color w:val="FF0000"/>
+          <w:sz w:val="2"/>
+          <w:szCs w:val="2"/>
+        </w:rPr>
+      </w:pPr>
+      <w:r>
+        <w:rPr>
+          <w:color w:val="FF0000"/>
+          <w:sz w:val="2"/>
+          <w:szCs w:val="2"/>
+        </w:rPr>
+        <w:t>${/</w:t>
+      </w:r>
+      <w:proofErr w:type="spellStart"/>
+      <w:r>
+        <w:rPr>
+          <w:color w:val="FF0000"/>
+          <w:sz w:val="2"/>
+          <w:szCs w:val="2"/>
+        </w:rPr>
+        <w:t>main_recommended_resources_block</w:t>
+      </w:r>
+      <w:proofErr w:type="spellEnd"/>
+      <w:r>
+        <w:rPr>
+          <w:color w:val="FF0000"/>
+          <w:sz w:val="2"/>
+          <w:szCs w:val="2"/>
         </w:rPr>
         <w:t>}</w:t>
       </w:r>
@@ -11479,25 +11894,74 @@
         <w:spacing w:before="0" w:line="360" w:lineRule="auto"/>
         <w:ind w:left="0" w:firstLine="709"/>
         <w:jc w:val="both"/>
-      </w:pPr>
-      <w:r>
+        <w:rPr>
+          <w:lang w:val="en-US"/>
+        </w:rPr>
+      </w:pPr>
+      <w:r>
+        <w:rPr>
+          <w:lang w:val="en-US"/>
+        </w:rPr>
         <w:t xml:space="preserve">7.2. </w:t>
       </w:r>
       <w:r>
         <w:t>Дополнительная</w:t>
       </w:r>
       <w:r>
-        <w:t xml:space="preserve"> литература</w:t>
-      </w:r>
-    </w:p>
-    <w:p>
-      <w:pPr>
-        <w:pStyle w:val="p1"/>
+        <w:rPr>
+          <w:lang w:val="en-US"/>
+        </w:rPr>
+        <w:t xml:space="preserve"> </w:t>
+      </w:r>
+      <w:r>
+        <w:t>литература</w:t>
+      </w:r>
+    </w:p>
+    <w:p>
+      <w:pPr>
+        <w:pStyle w:val="p2"/>
+        <w:rPr>
+          <w:color w:val="FF0000"/>
+          <w:sz w:val="2"/>
+          <w:szCs w:val="2"/>
+        </w:rPr>
+      </w:pPr>
+      <w:r>
+        <w:rPr>
+          <w:color w:val="FF0000"/>
+          <w:sz w:val="2"/>
+          <w:szCs w:val="2"/>
+        </w:rPr>
+        <w:t>${</w:t>
+      </w:r>
+      <w:proofErr w:type="spellStart"/>
+      <w:r>
+        <w:rPr>
+          <w:color w:val="FF0000"/>
+          <w:sz w:val="2"/>
+          <w:szCs w:val="2"/>
+        </w:rPr>
+        <w:t>additional_resources_block</w:t>
+      </w:r>
+      <w:proofErr w:type="spellEnd"/>
+      <w:r>
+        <w:rPr>
+          <w:color w:val="FF0000"/>
+          <w:sz w:val="2"/>
+          <w:szCs w:val="2"/>
+        </w:rPr>
+        <w:t>}</w:t>
+      </w:r>
+    </w:p>
+    <w:p>
+      <w:pPr>
+        <w:pStyle w:val="p2"/>
         <w:numPr>
           <w:ilvl w:val="0"/>
-          <w:numId w:val="26"/>
+          <w:numId w:val="36"/>
         </w:numPr>
-        <w:ind w:hanging="11"/>
+        <w:spacing w:line="360" w:lineRule="auto"/>
+        <w:jc w:val="both"/>
         <w:rPr>
           <w:sz w:val="28"/>
           <w:szCs w:val="28"/>
@@ -11516,13 +11980,49 @@
           <w:sz w:val="28"/>
           <w:szCs w:val="28"/>
         </w:rPr>
-        <w:t>additional_resources</w:t>
+        <w:t>additional_resources_text</w:t>
       </w:r>
       <w:proofErr w:type="spellEnd"/>
       <w:r>
         <w:rPr>
           <w:sz w:val="28"/>
           <w:szCs w:val="28"/>
+        </w:rPr>
+        <w:t>}</w:t>
+      </w:r>
+    </w:p>
+    <w:p>
+      <w:pPr>
+        <w:pStyle w:val="p2"/>
+        <w:rPr>
+          <w:color w:val="FF0000"/>
+          <w:sz w:val="2"/>
+          <w:szCs w:val="2"/>
+        </w:rPr>
+      </w:pPr>
+      <w:r>
+        <w:rPr>
+          <w:color w:val="FF0000"/>
+          <w:sz w:val="2"/>
+          <w:szCs w:val="2"/>
+        </w:rPr>
+        <w:t>${/</w:t>
+      </w:r>
+      <w:proofErr w:type="spellStart"/>
+      <w:r>
+        <w:rPr>
+          <w:color w:val="FF0000"/>
+          <w:sz w:val="2"/>
+          <w:szCs w:val="2"/>
+        </w:rPr>
+        <w:t>additional_resources_block</w:t>
+      </w:r>
+      <w:proofErr w:type="spellEnd"/>
+      <w:r>
+        <w:rPr>
+          <w:color w:val="FF0000"/>
+          <w:sz w:val="2"/>
+          <w:szCs w:val="2"/>
         </w:rPr>
         <w:t>}</w:t>
       </w:r>
@@ -11538,19 +12038,25 @@
         <w:rPr>
           <w:spacing w:val="-2"/>
         </w:rPr>
-        <w:t>7.3</w:t>
+        <w:t xml:space="preserve">7.3. </w:t>
       </w:r>
       <w:r>
         <w:rPr>
           <w:spacing w:val="-2"/>
         </w:rPr>
-        <w:t xml:space="preserve">. </w:t>
+        <w:t>Ресурсы</w:t>
+      </w:r>
+      <w:r>
+        <w:rPr>
+          <w:spacing w:val="11"/>
+        </w:rPr>
+        <w:t xml:space="preserve"> </w:t>
       </w:r>
       <w:r>
         <w:rPr>
           <w:spacing w:val="-2"/>
         </w:rPr>
-        <w:t>Ресурсы</w:t>
+        <w:t>информационно-телекоммуникационной</w:t>
       </w:r>
       <w:r>
         <w:rPr>
@@ -11562,7 +12068,7 @@
         <w:rPr>
           <w:spacing w:val="-2"/>
         </w:rPr>
-        <w:t>информационно-телекоммуникационной</w:t>
+        <w:t>сети</w:t>
       </w:r>
       <w:r>
         <w:rPr>
@@ -11574,30 +12080,54 @@
         <w:rPr>
           <w:spacing w:val="-2"/>
         </w:rPr>
-        <w:t>сети</w:t>
-      </w:r>
-      <w:r>
-        <w:rPr>
-          <w:spacing w:val="11"/>
-        </w:rPr>
-        <w:t xml:space="preserve"> </w:t>
-      </w:r>
-      <w:r>
-        <w:rPr>
-          <w:spacing w:val="-2"/>
-        </w:rPr>
         <w:t>Интернет</w:t>
       </w:r>
     </w:p>
     <w:p>
       <w:pPr>
-        <w:pStyle w:val="p1"/>
+        <w:pStyle w:val="p2"/>
+        <w:jc w:val="both"/>
+        <w:rPr>
+          <w:color w:val="FF0000"/>
+          <w:sz w:val="2"/>
+          <w:szCs w:val="2"/>
+        </w:rPr>
+      </w:pPr>
+      <w:r>
+        <w:rPr>
+          <w:color w:val="FF0000"/>
+          <w:sz w:val="2"/>
+          <w:szCs w:val="2"/>
+        </w:rPr>
+        <w:t>${</w:t>
+      </w:r>
+      <w:proofErr w:type="spellStart"/>
+      <w:r>
+        <w:rPr>
+          <w:color w:val="FF0000"/>
+          <w:sz w:val="2"/>
+          <w:szCs w:val="2"/>
+        </w:rPr>
+        <w:t>internet_resources_block</w:t>
+      </w:r>
+      <w:proofErr w:type="spellEnd"/>
+      <w:r>
+        <w:rPr>
+          <w:color w:val="FF0000"/>
+          <w:sz w:val="2"/>
+          <w:szCs w:val="2"/>
+        </w:rPr>
+        <w:t>}</w:t>
+      </w:r>
+    </w:p>
+    <w:p>
+      <w:pPr>
+        <w:pStyle w:val="p2"/>
         <w:numPr>
           <w:ilvl w:val="0"/>
-          <w:numId w:val="27"/>
+          <w:numId w:val="37"/>
         </w:numPr>
         <w:spacing w:line="360" w:lineRule="auto"/>
-        <w:ind w:hanging="11"/>
         <w:jc w:val="both"/>
         <w:rPr>
           <w:sz w:val="28"/>
@@ -11617,7 +12147,7 @@
           <w:sz w:val="28"/>
           <w:szCs w:val="28"/>
         </w:rPr>
-        <w:t>internet_resources</w:t>
+        <w:t>internet_resources_text</w:t>
       </w:r>
       <w:proofErr w:type="spellEnd"/>
       <w:r>
@@ -11630,16 +12160,40 @@
     </w:p>
     <w:p>
       <w:pPr>
-        <w:pStyle w:val="BodyText"/>
-        <w:spacing w:line="360" w:lineRule="auto"/>
-        <w:ind w:left="0" w:firstLine="709"/>
+        <w:pStyle w:val="p2"/>
         <w:jc w:val="both"/>
         <w:rPr>
-          <w:spacing w:val="-6"/>
-          <w:sz w:val="28"/>
-          <w:szCs w:val="28"/>
-        </w:rPr>
-      </w:pPr>
+          <w:color w:val="FF0000"/>
+          <w:sz w:val="2"/>
+          <w:szCs w:val="2"/>
+        </w:rPr>
+      </w:pPr>
+      <w:r>
+        <w:rPr>
+          <w:color w:val="FF0000"/>
+          <w:sz w:val="2"/>
+          <w:szCs w:val="2"/>
+        </w:rPr>
+        <w:t>${/</w:t>
+      </w:r>
+      <w:proofErr w:type="spellStart"/>
+      <w:r>
+        <w:rPr>
+          <w:color w:val="FF0000"/>
+          <w:sz w:val="2"/>
+          <w:szCs w:val="2"/>
+        </w:rPr>
+        <w:t>internet_resources_block</w:t>
+      </w:r>
+      <w:proofErr w:type="spellEnd"/>
+      <w:r>
+        <w:rPr>
+          <w:color w:val="FF0000"/>
+          <w:sz w:val="2"/>
+          <w:szCs w:val="2"/>
+        </w:rPr>
+        <w:t>}</w:t>
+      </w:r>
     </w:p>
     <w:p>
       <w:pPr>
@@ -11797,29 +12351,6 @@
         <w:widowControl/>
         <w:rPr>
           <w:rStyle w:val="FontStyle29"/>
-          <w:sz w:val="28"/>
-          <w:szCs w:val="28"/>
-        </w:rPr>
-      </w:pPr>
-    </w:p>
-    <w:p>
-      <w:pPr>
-        <w:pStyle w:val="Style13"/>
-        <w:widowControl/>
-        <w:rPr>
-          <w:rStyle w:val="FontStyle29"/>
-          <w:b/>
-          <w:sz w:val="28"/>
-          <w:szCs w:val="28"/>
-        </w:rPr>
-      </w:pPr>
-    </w:p>
-    <w:p>
-      <w:pPr>
-        <w:pStyle w:val="Style13"/>
-        <w:widowControl/>
-        <w:rPr>
-          <w:rStyle w:val="FontStyle29"/>
           <w:b/>
           <w:sz w:val="28"/>
           <w:szCs w:val="28"/>
@@ -12074,7 +12605,25 @@
               <w:szCs w:val="20"/>
               <w:lang w:val="en-US"/>
             </w:rPr>
-            <w:t>${program_title}</w:t>
+            <w:t>${</w:t>
+          </w:r>
+          <w:proofErr w:type="spellStart"/>
+          <w:r>
+            <w:rPr>
+              <w:sz w:val="20"/>
+              <w:szCs w:val="20"/>
+              <w:lang w:val="en-US"/>
+            </w:rPr>
+            <w:t>program_title</w:t>
+          </w:r>
+          <w:proofErr w:type="spellEnd"/>
+          <w:r>
+            <w:rPr>
+              <w:sz w:val="20"/>
+              <w:szCs w:val="20"/>
+              <w:lang w:val="en-US"/>
+            </w:rPr>
+            <w:t>}</w:t>
           </w:r>
           <w:r>
             <w:rPr>
@@ -12317,6 +12866,92 @@
 <file path=word/numbering.xml><?xml version="1.0" encoding="utf-8"?>
 <w:numbering xmlns:wpc="http://schemas.microsoft.com/office/word/2010/wordprocessingCanvas" xmlns:cx="http://schemas.microsoft.com/office/drawing/2014/chartex" xmlns:cx1="http://schemas.microsoft.com/office/drawing/2015/9/8/chartex" xmlns:cx2="http://schemas.microsoft.com/office/drawing/2015/10/21/chartex" xmlns:cx3="http://schemas.microsoft.com/office/drawing/2016/5/9/chartex" xmlns:cx4="http://schemas.microsoft.com/office/drawing/2016/5/10/chartex" xmlns:cx5="http://schemas.microsoft.com/office/drawing/2016/5/11/chartex" xmlns:cx6="http://schemas.microsoft.com/office/drawing/2016/5/12/chartex" xmlns:cx7="http://schemas.microsoft.com/office/drawing/2016/5/13/chartex" xmlns:cx8="http://schemas.microsoft.com/office/drawing/2016/5/14/chartex" xmlns:mc="http://schemas.openxmlformats.org/markup-compatibility/2006" xmlns:aink="http://schemas.microsoft.com/office/drawing/2016/ink" xmlns:am3d="http://schemas.microsoft.com/office/drawing/2017/model3d" xmlns:o="urn:schemas-microsoft-com:office:office" xmlns:r="http://schemas.openxmlformats.org/officeDocument/2006/relationships" xmlns:m="http://schemas.openxmlformats.org/officeDocument/2006/math" xmlns:v="urn:schemas-microsoft-com:vml" xmlns:wp14="http://schemas.microsoft.com/office/word/2010/wordprocessingDrawing" xmlns:wp="http://schemas.openxmlformats.org/drawingml/2006/wordprocessingDrawing" xmlns:w10="urn:schemas-microsoft-com:office:word" xmlns:w="http://schemas.openxmlformats.org/wordprocessingml/2006/main" xmlns:w14="http://schemas.microsoft.com/office/word/2010/wordml" xmlns:w15="http://schemas.microsoft.com/office/word/2012/wordml" xmlns:w16cex="http://schemas.microsoft.com/office/word/2018/wordml/cex" xmlns:w16cid="http://schemas.microsoft.com/office/word/2016/wordml/cid" xmlns:w16="http://schemas.microsoft.com/office/word/2018/wordml" xmlns:w16sdtdh="http://schemas.microsoft.com/office/word/2020/wordml/sdtdatahash" xmlns:w16se="http://schemas.microsoft.com/office/word/2015/wordml/symex" xmlns:wpg="http://schemas.microsoft.com/office/word/2010/wordprocessingGroup" xmlns:wpi="http://schemas.microsoft.com/office/word/2010/wordprocessingInk" xmlns:wne="http://schemas.microsoft.com/office/word/2006/wordml" xmlns:wps="http://schemas.microsoft.com/office/word/2010/wordprocessingShape" mc:Ignorable="w14 w15 w16se w16cid w16 w16cex w16sdtdh wp14">
   <w:abstractNum w:abstractNumId="0" w15:restartNumberingAfterBreak="0">
+    <w:nsid w:val="021C1F76"/>
+    <w:multiLevelType w:val="hybridMultilevel"/>
+    <w:tmpl w:val="569C13AA"/>
+    <w:lvl w:ilvl="0" w:tplc="FFFFFFFF">
+      <w:start w:val="1"/>
+      <w:numFmt w:val="decimal"/>
+      <w:lvlText w:val="%1."/>
+      <w:lvlJc w:val="left"/>
+      <w:pPr>
+        <w:ind w:left="720" w:hanging="360"/>
+      </w:pPr>
+    </w:lvl>
+    <w:lvl w:ilvl="1" w:tplc="FFFFFFFF" w:tentative="1">
+      <w:start w:val="1"/>
+      <w:numFmt w:val="lowerLetter"/>
+      <w:lvlText w:val="%2."/>
+      <w:lvlJc w:val="left"/>
+      <w:pPr>
+        <w:ind w:left="1440" w:hanging="360"/>
+      </w:pPr>
+    </w:lvl>
+    <w:lvl w:ilvl="2" w:tplc="FFFFFFFF" w:tentative="1">
+      <w:start w:val="1"/>
+      <w:numFmt w:val="lowerRoman"/>
+      <w:lvlText w:val="%3."/>
+      <w:lvlJc w:val="right"/>
+      <w:pPr>
+        <w:ind w:left="2160" w:hanging="180"/>
+      </w:pPr>
+    </w:lvl>
+    <w:lvl w:ilvl="3" w:tplc="FFFFFFFF" w:tentative="1">
+      <w:start w:val="1"/>
+      <w:numFmt w:val="decimal"/>
+      <w:lvlText w:val="%4."/>
+      <w:lvlJc w:val="left"/>
+      <w:pPr>
+        <w:ind w:left="2880" w:hanging="360"/>
+      </w:pPr>
+    </w:lvl>
+    <w:lvl w:ilvl="4" w:tplc="FFFFFFFF" w:tentative="1">
+      <w:start w:val="1"/>
+      <w:numFmt w:val="lowerLetter"/>
+      <w:lvlText w:val="%5."/>
+      <w:lvlJc w:val="left"/>
+      <w:pPr>
+        <w:ind w:left="3600" w:hanging="360"/>
+      </w:pPr>
+    </w:lvl>
+    <w:lvl w:ilvl="5" w:tplc="FFFFFFFF" w:tentative="1">
+      <w:start w:val="1"/>
+      <w:numFmt w:val="lowerRoman"/>
+      <w:lvlText w:val="%6."/>
+      <w:lvlJc w:val="right"/>
+      <w:pPr>
+        <w:ind w:left="4320" w:hanging="180"/>
+      </w:pPr>
+    </w:lvl>
+    <w:lvl w:ilvl="6" w:tplc="FFFFFFFF" w:tentative="1">
+      <w:start w:val="1"/>
+      <w:numFmt w:val="decimal"/>
+      <w:lvlText w:val="%7."/>
+      <w:lvlJc w:val="left"/>
+      <w:pPr>
+        <w:ind w:left="5040" w:hanging="360"/>
+      </w:pPr>
+    </w:lvl>
+    <w:lvl w:ilvl="7" w:tplc="FFFFFFFF" w:tentative="1">
+      <w:start w:val="1"/>
+      <w:numFmt w:val="lowerLetter"/>
+      <w:lvlText w:val="%8."/>
+      <w:lvlJc w:val="left"/>
+      <w:pPr>
+        <w:ind w:left="5760" w:hanging="360"/>
+      </w:pPr>
+    </w:lvl>
+    <w:lvl w:ilvl="8" w:tplc="FFFFFFFF" w:tentative="1">
+      <w:start w:val="1"/>
+      <w:numFmt w:val="lowerRoman"/>
+      <w:lvlText w:val="%9."/>
+      <w:lvlJc w:val="right"/>
+      <w:pPr>
+        <w:ind w:left="6480" w:hanging="180"/>
+      </w:pPr>
+    </w:lvl>
+  </w:abstractNum>
+  <w:abstractNum w:abstractNumId="1" w15:restartNumberingAfterBreak="0">
     <w:nsid w:val="03C54101"/>
     <w:multiLevelType w:val="hybridMultilevel"/>
     <w:tmpl w:val="0E5E7C16"/>
@@ -12438,7 +13073,7 @@
       </w:rPr>
     </w:lvl>
   </w:abstractNum>
-  <w:abstractNum w:abstractNumId="1" w15:restartNumberingAfterBreak="0">
+  <w:abstractNum w:abstractNumId="2" w15:restartNumberingAfterBreak="0">
     <w:nsid w:val="052C17DB"/>
     <w:multiLevelType w:val="hybridMultilevel"/>
     <w:tmpl w:val="71EE20FE"/>
@@ -12560,7 +13195,7 @@
       </w:rPr>
     </w:lvl>
   </w:abstractNum>
-  <w:abstractNum w:abstractNumId="2" w15:restartNumberingAfterBreak="0">
+  <w:abstractNum w:abstractNumId="3" w15:restartNumberingAfterBreak="0">
     <w:nsid w:val="06883BBF"/>
     <w:multiLevelType w:val="hybridMultilevel"/>
     <w:tmpl w:val="B08C6DB4"/>
@@ -12682,7 +13317,7 @@
       </w:rPr>
     </w:lvl>
   </w:abstractNum>
-  <w:abstractNum w:abstractNumId="3" w15:restartNumberingAfterBreak="0">
+  <w:abstractNum w:abstractNumId="4" w15:restartNumberingAfterBreak="0">
     <w:nsid w:val="0C1B242F"/>
     <w:multiLevelType w:val="hybridMultilevel"/>
     <w:tmpl w:val="B0ECDC96"/>
@@ -12814,7 +13449,7 @@
       </w:rPr>
     </w:lvl>
   </w:abstractNum>
-  <w:abstractNum w:abstractNumId="4" w15:restartNumberingAfterBreak="0">
+  <w:abstractNum w:abstractNumId="5" w15:restartNumberingAfterBreak="0">
     <w:nsid w:val="0C6C4219"/>
     <w:multiLevelType w:val="hybridMultilevel"/>
     <w:tmpl w:val="FF7006B0"/>
@@ -12946,7 +13581,7 @@
       </w:rPr>
     </w:lvl>
   </w:abstractNum>
-  <w:abstractNum w:abstractNumId="5" w15:restartNumberingAfterBreak="0">
+  <w:abstractNum w:abstractNumId="6" w15:restartNumberingAfterBreak="0">
     <w:nsid w:val="1F7036A7"/>
     <w:multiLevelType w:val="hybridMultilevel"/>
     <w:tmpl w:val="DA268C62"/>
@@ -13060,7 +13695,7 @@
       </w:rPr>
     </w:lvl>
   </w:abstractNum>
-  <w:abstractNum w:abstractNumId="6" w15:restartNumberingAfterBreak="0">
+  <w:abstractNum w:abstractNumId="7" w15:restartNumberingAfterBreak="0">
     <w:nsid w:val="200343FA"/>
     <w:multiLevelType w:val="hybridMultilevel"/>
     <w:tmpl w:val="1D8CDDEA"/>
@@ -13182,7 +13817,93 @@
       </w:rPr>
     </w:lvl>
   </w:abstractNum>
-  <w:abstractNum w:abstractNumId="7" w15:restartNumberingAfterBreak="0">
+  <w:abstractNum w:abstractNumId="8" w15:restartNumberingAfterBreak="0">
+    <w:nsid w:val="2350738F"/>
+    <w:multiLevelType w:val="hybridMultilevel"/>
+    <w:tmpl w:val="B9D4A840"/>
+    <w:lvl w:ilvl="0" w:tplc="FFFFFFFF">
+      <w:start w:val="1"/>
+      <w:numFmt w:val="decimal"/>
+      <w:lvlText w:val="%1."/>
+      <w:lvlJc w:val="left"/>
+      <w:pPr>
+        <w:ind w:left="720" w:hanging="360"/>
+      </w:pPr>
+    </w:lvl>
+    <w:lvl w:ilvl="1" w:tplc="FFFFFFFF" w:tentative="1">
+      <w:start w:val="1"/>
+      <w:numFmt w:val="lowerLetter"/>
+      <w:lvlText w:val="%2."/>
+      <w:lvlJc w:val="left"/>
+      <w:pPr>
+        <w:ind w:left="1440" w:hanging="360"/>
+      </w:pPr>
+    </w:lvl>
+    <w:lvl w:ilvl="2" w:tplc="FFFFFFFF" w:tentative="1">
+      <w:start w:val="1"/>
+      <w:numFmt w:val="lowerRoman"/>
+      <w:lvlText w:val="%3."/>
+      <w:lvlJc w:val="right"/>
+      <w:pPr>
+        <w:ind w:left="2160" w:hanging="180"/>
+      </w:pPr>
+    </w:lvl>
+    <w:lvl w:ilvl="3" w:tplc="FFFFFFFF" w:tentative="1">
+      <w:start w:val="1"/>
+      <w:numFmt w:val="decimal"/>
+      <w:lvlText w:val="%4."/>
+      <w:lvlJc w:val="left"/>
+      <w:pPr>
+        <w:ind w:left="2880" w:hanging="360"/>
+      </w:pPr>
+    </w:lvl>
+    <w:lvl w:ilvl="4" w:tplc="FFFFFFFF" w:tentative="1">
+      <w:start w:val="1"/>
+      <w:numFmt w:val="lowerLetter"/>
+      <w:lvlText w:val="%5."/>
+      <w:lvlJc w:val="left"/>
+      <w:pPr>
+        <w:ind w:left="3600" w:hanging="360"/>
+      </w:pPr>
+    </w:lvl>
+    <w:lvl w:ilvl="5" w:tplc="FFFFFFFF" w:tentative="1">
+      <w:start w:val="1"/>
+      <w:numFmt w:val="lowerRoman"/>
+      <w:lvlText w:val="%6."/>
+      <w:lvlJc w:val="right"/>
+      <w:pPr>
+        <w:ind w:left="4320" w:hanging="180"/>
+      </w:pPr>
+    </w:lvl>
+    <w:lvl w:ilvl="6" w:tplc="FFFFFFFF" w:tentative="1">
+      <w:start w:val="1"/>
+      <w:numFmt w:val="decimal"/>
+      <w:lvlText w:val="%7."/>
+      <w:lvlJc w:val="left"/>
+      <w:pPr>
+        <w:ind w:left="5040" w:hanging="360"/>
+      </w:pPr>
+    </w:lvl>
+    <w:lvl w:ilvl="7" w:tplc="FFFFFFFF" w:tentative="1">
+      <w:start w:val="1"/>
+      <w:numFmt w:val="lowerLetter"/>
+      <w:lvlText w:val="%8."/>
+      <w:lvlJc w:val="left"/>
+      <w:pPr>
+        <w:ind w:left="5760" w:hanging="360"/>
+      </w:pPr>
+    </w:lvl>
+    <w:lvl w:ilvl="8" w:tplc="FFFFFFFF" w:tentative="1">
+      <w:start w:val="1"/>
+      <w:numFmt w:val="lowerRoman"/>
+      <w:lvlText w:val="%9."/>
+      <w:lvlJc w:val="right"/>
+      <w:pPr>
+        <w:ind w:left="6480" w:hanging="180"/>
+      </w:pPr>
+    </w:lvl>
+  </w:abstractNum>
+  <w:abstractNum w:abstractNumId="9" w15:restartNumberingAfterBreak="0">
     <w:nsid w:val="24811E78"/>
     <w:multiLevelType w:val="hybridMultilevel"/>
     <w:tmpl w:val="DF4271BC"/>
@@ -13313,7 +14034,7 @@
       </w:rPr>
     </w:lvl>
   </w:abstractNum>
-  <w:abstractNum w:abstractNumId="8" w15:restartNumberingAfterBreak="0">
+  <w:abstractNum w:abstractNumId="10" w15:restartNumberingAfterBreak="0">
     <w:nsid w:val="26151DAC"/>
     <w:multiLevelType w:val="hybridMultilevel"/>
     <w:tmpl w:val="250C9F16"/>
@@ -13427,7 +14148,93 @@
       </w:rPr>
     </w:lvl>
   </w:abstractNum>
-  <w:abstractNum w:abstractNumId="9" w15:restartNumberingAfterBreak="0">
+  <w:abstractNum w:abstractNumId="11" w15:restartNumberingAfterBreak="0">
+    <w:nsid w:val="27CD2904"/>
+    <w:multiLevelType w:val="hybridMultilevel"/>
+    <w:tmpl w:val="5B82E648"/>
+    <w:lvl w:ilvl="0" w:tplc="FFFFFFFF">
+      <w:start w:val="1"/>
+      <w:numFmt w:val="decimal"/>
+      <w:lvlText w:val="%1."/>
+      <w:lvlJc w:val="left"/>
+      <w:pPr>
+        <w:ind w:left="720" w:hanging="360"/>
+      </w:pPr>
+    </w:lvl>
+    <w:lvl w:ilvl="1" w:tplc="FFFFFFFF" w:tentative="1">
+      <w:start w:val="1"/>
+      <w:numFmt w:val="lowerLetter"/>
+      <w:lvlText w:val="%2."/>
+      <w:lvlJc w:val="left"/>
+      <w:pPr>
+        <w:ind w:left="1440" w:hanging="360"/>
+      </w:pPr>
+    </w:lvl>
+    <w:lvl w:ilvl="2" w:tplc="FFFFFFFF" w:tentative="1">
+      <w:start w:val="1"/>
+      <w:numFmt w:val="lowerRoman"/>
+      <w:lvlText w:val="%3."/>
+      <w:lvlJc w:val="right"/>
+      <w:pPr>
+        <w:ind w:left="2160" w:hanging="180"/>
+      </w:pPr>
+    </w:lvl>
+    <w:lvl w:ilvl="3" w:tplc="FFFFFFFF" w:tentative="1">
+      <w:start w:val="1"/>
+      <w:numFmt w:val="decimal"/>
+      <w:lvlText w:val="%4."/>
+      <w:lvlJc w:val="left"/>
+      <w:pPr>
+        <w:ind w:left="2880" w:hanging="360"/>
+      </w:pPr>
+    </w:lvl>
+    <w:lvl w:ilvl="4" w:tplc="FFFFFFFF" w:tentative="1">
+      <w:start w:val="1"/>
+      <w:numFmt w:val="lowerLetter"/>
+      <w:lvlText w:val="%5."/>
+      <w:lvlJc w:val="left"/>
+      <w:pPr>
+        <w:ind w:left="3600" w:hanging="360"/>
+      </w:pPr>
+    </w:lvl>
+    <w:lvl w:ilvl="5" w:tplc="FFFFFFFF" w:tentative="1">
+      <w:start w:val="1"/>
+      <w:numFmt w:val="lowerRoman"/>
+      <w:lvlText w:val="%6."/>
+      <w:lvlJc w:val="right"/>
+      <w:pPr>
+        <w:ind w:left="4320" w:hanging="180"/>
+      </w:pPr>
+    </w:lvl>
+    <w:lvl w:ilvl="6" w:tplc="FFFFFFFF" w:tentative="1">
+      <w:start w:val="1"/>
+      <w:numFmt w:val="decimal"/>
+      <w:lvlText w:val="%7."/>
+      <w:lvlJc w:val="left"/>
+      <w:pPr>
+        <w:ind w:left="5040" w:hanging="360"/>
+      </w:pPr>
+    </w:lvl>
+    <w:lvl w:ilvl="7" w:tplc="FFFFFFFF" w:tentative="1">
+      <w:start w:val="1"/>
+      <w:numFmt w:val="lowerLetter"/>
+      <w:lvlText w:val="%8."/>
+      <w:lvlJc w:val="left"/>
+      <w:pPr>
+        <w:ind w:left="5760" w:hanging="360"/>
+      </w:pPr>
+    </w:lvl>
+    <w:lvl w:ilvl="8" w:tplc="FFFFFFFF" w:tentative="1">
+      <w:start w:val="1"/>
+      <w:numFmt w:val="lowerRoman"/>
+      <w:lvlText w:val="%9."/>
+      <w:lvlJc w:val="right"/>
+      <w:pPr>
+        <w:ind w:left="6480" w:hanging="180"/>
+      </w:pPr>
+    </w:lvl>
+  </w:abstractNum>
+  <w:abstractNum w:abstractNumId="12" w15:restartNumberingAfterBreak="0">
     <w:nsid w:val="280155E9"/>
     <w:multiLevelType w:val="hybridMultilevel"/>
     <w:tmpl w:val="3B463A14"/>
@@ -13550,7 +14357,7 @@
       </w:rPr>
     </w:lvl>
   </w:abstractNum>
-  <w:abstractNum w:abstractNumId="10" w15:restartNumberingAfterBreak="0">
+  <w:abstractNum w:abstractNumId="13" w15:restartNumberingAfterBreak="0">
     <w:nsid w:val="2C7821EA"/>
     <w:multiLevelType w:val="hybridMultilevel"/>
     <w:tmpl w:val="8D080B40"/>
@@ -13672,7 +14479,93 @@
       </w:rPr>
     </w:lvl>
   </w:abstractNum>
-  <w:abstractNum w:abstractNumId="11" w15:restartNumberingAfterBreak="0">
+  <w:abstractNum w:abstractNumId="14" w15:restartNumberingAfterBreak="0">
+    <w:nsid w:val="2CA912AC"/>
+    <w:multiLevelType w:val="hybridMultilevel"/>
+    <w:tmpl w:val="56D49D1C"/>
+    <w:lvl w:ilvl="0" w:tplc="FFFFFFFF">
+      <w:start w:val="1"/>
+      <w:numFmt w:val="decimal"/>
+      <w:lvlText w:val="%1."/>
+      <w:lvlJc w:val="left"/>
+      <w:pPr>
+        <w:ind w:left="720" w:hanging="360"/>
+      </w:pPr>
+    </w:lvl>
+    <w:lvl w:ilvl="1" w:tplc="FFFFFFFF" w:tentative="1">
+      <w:start w:val="1"/>
+      <w:numFmt w:val="lowerLetter"/>
+      <w:lvlText w:val="%2."/>
+      <w:lvlJc w:val="left"/>
+      <w:pPr>
+        <w:ind w:left="1440" w:hanging="360"/>
+      </w:pPr>
+    </w:lvl>
+    <w:lvl w:ilvl="2" w:tplc="FFFFFFFF" w:tentative="1">
+      <w:start w:val="1"/>
+      <w:numFmt w:val="lowerRoman"/>
+      <w:lvlText w:val="%3."/>
+      <w:lvlJc w:val="right"/>
+      <w:pPr>
+        <w:ind w:left="2160" w:hanging="180"/>
+      </w:pPr>
+    </w:lvl>
+    <w:lvl w:ilvl="3" w:tplc="FFFFFFFF" w:tentative="1">
+      <w:start w:val="1"/>
+      <w:numFmt w:val="decimal"/>
+      <w:lvlText w:val="%4."/>
+      <w:lvlJc w:val="left"/>
+      <w:pPr>
+        <w:ind w:left="2880" w:hanging="360"/>
+      </w:pPr>
+    </w:lvl>
+    <w:lvl w:ilvl="4" w:tplc="FFFFFFFF" w:tentative="1">
+      <w:start w:val="1"/>
+      <w:numFmt w:val="lowerLetter"/>
+      <w:lvlText w:val="%5."/>
+      <w:lvlJc w:val="left"/>
+      <w:pPr>
+        <w:ind w:left="3600" w:hanging="360"/>
+      </w:pPr>
+    </w:lvl>
+    <w:lvl w:ilvl="5" w:tplc="FFFFFFFF" w:tentative="1">
+      <w:start w:val="1"/>
+      <w:numFmt w:val="lowerRoman"/>
+      <w:lvlText w:val="%6."/>
+      <w:lvlJc w:val="right"/>
+      <w:pPr>
+        <w:ind w:left="4320" w:hanging="180"/>
+      </w:pPr>
+    </w:lvl>
+    <w:lvl w:ilvl="6" w:tplc="FFFFFFFF" w:tentative="1">
+      <w:start w:val="1"/>
+      <w:numFmt w:val="decimal"/>
+      <w:lvlText w:val="%7."/>
+      <w:lvlJc w:val="left"/>
+      <w:pPr>
+        <w:ind w:left="5040" w:hanging="360"/>
+      </w:pPr>
+    </w:lvl>
+    <w:lvl w:ilvl="7" w:tplc="FFFFFFFF" w:tentative="1">
+      <w:start w:val="1"/>
+      <w:numFmt w:val="lowerLetter"/>
+      <w:lvlText w:val="%8."/>
+      <w:lvlJc w:val="left"/>
+      <w:pPr>
+        <w:ind w:left="5760" w:hanging="360"/>
+      </w:pPr>
+    </w:lvl>
+    <w:lvl w:ilvl="8" w:tplc="FFFFFFFF" w:tentative="1">
+      <w:start w:val="1"/>
+      <w:numFmt w:val="lowerRoman"/>
+      <w:lvlText w:val="%9."/>
+      <w:lvlJc w:val="right"/>
+      <w:pPr>
+        <w:ind w:left="6480" w:hanging="180"/>
+      </w:pPr>
+    </w:lvl>
+  </w:abstractNum>
+  <w:abstractNum w:abstractNumId="15" w15:restartNumberingAfterBreak="0">
     <w:nsid w:val="34027608"/>
     <w:multiLevelType w:val="hybridMultilevel"/>
     <w:tmpl w:val="E3D636A0"/>
@@ -13785,7 +14678,7 @@
       </w:rPr>
     </w:lvl>
   </w:abstractNum>
-  <w:abstractNum w:abstractNumId="12" w15:restartNumberingAfterBreak="0">
+  <w:abstractNum w:abstractNumId="16" w15:restartNumberingAfterBreak="0">
     <w:nsid w:val="3A9D4D2C"/>
     <w:multiLevelType w:val="hybridMultilevel"/>
     <w:tmpl w:val="8DFC96FE"/>
@@ -13917,7 +14810,7 @@
       </w:rPr>
     </w:lvl>
   </w:abstractNum>
-  <w:abstractNum w:abstractNumId="13" w15:restartNumberingAfterBreak="0">
+  <w:abstractNum w:abstractNumId="17" w15:restartNumberingAfterBreak="0">
     <w:nsid w:val="3B171755"/>
     <w:multiLevelType w:val="hybridMultilevel"/>
     <w:tmpl w:val="A96ABB8C"/>
@@ -14039,7 +14932,7 @@
       </w:rPr>
     </w:lvl>
   </w:abstractNum>
-  <w:abstractNum w:abstractNumId="14" w15:restartNumberingAfterBreak="0">
+  <w:abstractNum w:abstractNumId="18" w15:restartNumberingAfterBreak="0">
     <w:nsid w:val="3CAA7A89"/>
     <w:multiLevelType w:val="hybridMultilevel"/>
     <w:tmpl w:val="81B6BC48"/>
@@ -14125,7 +15018,93 @@
       </w:pPr>
     </w:lvl>
   </w:abstractNum>
-  <w:abstractNum w:abstractNumId="15" w15:restartNumberingAfterBreak="0">
+  <w:abstractNum w:abstractNumId="19" w15:restartNumberingAfterBreak="0">
+    <w:nsid w:val="3CBE73FD"/>
+    <w:multiLevelType w:val="hybridMultilevel"/>
+    <w:tmpl w:val="CB6EF770"/>
+    <w:lvl w:ilvl="0" w:tplc="FFFFFFFF">
+      <w:start w:val="1"/>
+      <w:numFmt w:val="decimal"/>
+      <w:lvlText w:val="%1."/>
+      <w:lvlJc w:val="left"/>
+      <w:pPr>
+        <w:ind w:left="720" w:hanging="360"/>
+      </w:pPr>
+    </w:lvl>
+    <w:lvl w:ilvl="1" w:tplc="FFFFFFFF" w:tentative="1">
+      <w:start w:val="1"/>
+      <w:numFmt w:val="lowerLetter"/>
+      <w:lvlText w:val="%2."/>
+      <w:lvlJc w:val="left"/>
+      <w:pPr>
+        <w:ind w:left="1440" w:hanging="360"/>
+      </w:pPr>
+    </w:lvl>
+    <w:lvl w:ilvl="2" w:tplc="FFFFFFFF" w:tentative="1">
+      <w:start w:val="1"/>
+      <w:numFmt w:val="lowerRoman"/>
+      <w:lvlText w:val="%3."/>
+      <w:lvlJc w:val="right"/>
+      <w:pPr>
+        <w:ind w:left="2160" w:hanging="180"/>
+      </w:pPr>
+    </w:lvl>
+    <w:lvl w:ilvl="3" w:tplc="FFFFFFFF" w:tentative="1">
+      <w:start w:val="1"/>
+      <w:numFmt w:val="decimal"/>
+      <w:lvlText w:val="%4."/>
+      <w:lvlJc w:val="left"/>
+      <w:pPr>
+        <w:ind w:left="2880" w:hanging="360"/>
+      </w:pPr>
+    </w:lvl>
+    <w:lvl w:ilvl="4" w:tplc="FFFFFFFF" w:tentative="1">
+      <w:start w:val="1"/>
+      <w:numFmt w:val="lowerLetter"/>
+      <w:lvlText w:val="%5."/>
+      <w:lvlJc w:val="left"/>
+      <w:pPr>
+        <w:ind w:left="3600" w:hanging="360"/>
+      </w:pPr>
+    </w:lvl>
+    <w:lvl w:ilvl="5" w:tplc="FFFFFFFF" w:tentative="1">
+      <w:start w:val="1"/>
+      <w:numFmt w:val="lowerRoman"/>
+      <w:lvlText w:val="%6."/>
+      <w:lvlJc w:val="right"/>
+      <w:pPr>
+        <w:ind w:left="4320" w:hanging="180"/>
+      </w:pPr>
+    </w:lvl>
+    <w:lvl w:ilvl="6" w:tplc="FFFFFFFF" w:tentative="1">
+      <w:start w:val="1"/>
+      <w:numFmt w:val="decimal"/>
+      <w:lvlText w:val="%7."/>
+      <w:lvlJc w:val="left"/>
+      <w:pPr>
+        <w:ind w:left="5040" w:hanging="360"/>
+      </w:pPr>
+    </w:lvl>
+    <w:lvl w:ilvl="7" w:tplc="FFFFFFFF" w:tentative="1">
+      <w:start w:val="1"/>
+      <w:numFmt w:val="lowerLetter"/>
+      <w:lvlText w:val="%8."/>
+      <w:lvlJc w:val="left"/>
+      <w:pPr>
+        <w:ind w:left="5760" w:hanging="360"/>
+      </w:pPr>
+    </w:lvl>
+    <w:lvl w:ilvl="8" w:tplc="FFFFFFFF" w:tentative="1">
+      <w:start w:val="1"/>
+      <w:numFmt w:val="lowerRoman"/>
+      <w:lvlText w:val="%9."/>
+      <w:lvlJc w:val="right"/>
+      <w:pPr>
+        <w:ind w:left="6480" w:hanging="180"/>
+      </w:pPr>
+    </w:lvl>
+  </w:abstractNum>
+  <w:abstractNum w:abstractNumId="20" w15:restartNumberingAfterBreak="0">
     <w:nsid w:val="3EFD3A6C"/>
     <w:multiLevelType w:val="hybridMultilevel"/>
     <w:tmpl w:val="1320FA92"/>
@@ -14246,7 +15225,7 @@
       </w:rPr>
     </w:lvl>
   </w:abstractNum>
-  <w:abstractNum w:abstractNumId="16" w15:restartNumberingAfterBreak="0">
+  <w:abstractNum w:abstractNumId="21" w15:restartNumberingAfterBreak="0">
     <w:nsid w:val="46BF6007"/>
     <w:multiLevelType w:val="hybridMultilevel"/>
     <w:tmpl w:val="8E00FBB8"/>
@@ -14360,7 +15339,7 @@
       </w:rPr>
     </w:lvl>
   </w:abstractNum>
-  <w:abstractNum w:abstractNumId="17" w15:restartNumberingAfterBreak="0">
+  <w:abstractNum w:abstractNumId="22" w15:restartNumberingAfterBreak="0">
     <w:nsid w:val="48953B6D"/>
     <w:multiLevelType w:val="hybridMultilevel"/>
     <w:tmpl w:val="DCF4F8A0"/>
@@ -14446,7 +15425,7 @@
       </w:pPr>
     </w:lvl>
   </w:abstractNum>
-  <w:abstractNum w:abstractNumId="18" w15:restartNumberingAfterBreak="0">
+  <w:abstractNum w:abstractNumId="23" w15:restartNumberingAfterBreak="0">
     <w:nsid w:val="48BA56F2"/>
     <w:multiLevelType w:val="hybridMultilevel"/>
     <w:tmpl w:val="78A0FEB2"/>
@@ -14578,7 +15557,7 @@
       </w:rPr>
     </w:lvl>
   </w:abstractNum>
-  <w:abstractNum w:abstractNumId="19" w15:restartNumberingAfterBreak="0">
+  <w:abstractNum w:abstractNumId="24" w15:restartNumberingAfterBreak="0">
     <w:nsid w:val="4B460168"/>
     <w:multiLevelType w:val="hybridMultilevel"/>
     <w:tmpl w:val="302451B6"/>
@@ -14692,7 +15671,7 @@
       </w:rPr>
     </w:lvl>
   </w:abstractNum>
-  <w:abstractNum w:abstractNumId="20" w15:restartNumberingAfterBreak="0">
+  <w:abstractNum w:abstractNumId="25" w15:restartNumberingAfterBreak="0">
     <w:nsid w:val="52E27BDE"/>
     <w:multiLevelType w:val="hybridMultilevel"/>
     <w:tmpl w:val="DCF4F8A0"/>
@@ -14778,7 +15757,265 @@
       </w:pPr>
     </w:lvl>
   </w:abstractNum>
-  <w:abstractNum w:abstractNumId="21" w15:restartNumberingAfterBreak="0">
+  <w:abstractNum w:abstractNumId="26" w15:restartNumberingAfterBreak="0">
+    <w:nsid w:val="55CC4CD6"/>
+    <w:multiLevelType w:val="hybridMultilevel"/>
+    <w:tmpl w:val="569C13AA"/>
+    <w:lvl w:ilvl="0" w:tplc="FFFFFFFF">
+      <w:start w:val="1"/>
+      <w:numFmt w:val="decimal"/>
+      <w:lvlText w:val="%1."/>
+      <w:lvlJc w:val="left"/>
+      <w:pPr>
+        <w:ind w:left="720" w:hanging="360"/>
+      </w:pPr>
+    </w:lvl>
+    <w:lvl w:ilvl="1" w:tplc="FFFFFFFF" w:tentative="1">
+      <w:start w:val="1"/>
+      <w:numFmt w:val="lowerLetter"/>
+      <w:lvlText w:val="%2."/>
+      <w:lvlJc w:val="left"/>
+      <w:pPr>
+        <w:ind w:left="1440" w:hanging="360"/>
+      </w:pPr>
+    </w:lvl>
+    <w:lvl w:ilvl="2" w:tplc="FFFFFFFF" w:tentative="1">
+      <w:start w:val="1"/>
+      <w:numFmt w:val="lowerRoman"/>
+      <w:lvlText w:val="%3."/>
+      <w:lvlJc w:val="right"/>
+      <w:pPr>
+        <w:ind w:left="2160" w:hanging="180"/>
+      </w:pPr>
+    </w:lvl>
+    <w:lvl w:ilvl="3" w:tplc="FFFFFFFF" w:tentative="1">
+      <w:start w:val="1"/>
+      <w:numFmt w:val="decimal"/>
+      <w:lvlText w:val="%4."/>
+      <w:lvlJc w:val="left"/>
+      <w:pPr>
+        <w:ind w:left="2880" w:hanging="360"/>
+      </w:pPr>
+    </w:lvl>
+    <w:lvl w:ilvl="4" w:tplc="FFFFFFFF" w:tentative="1">
+      <w:start w:val="1"/>
+      <w:numFmt w:val="lowerLetter"/>
+      <w:lvlText w:val="%5."/>
+      <w:lvlJc w:val="left"/>
+      <w:pPr>
+        <w:ind w:left="3600" w:hanging="360"/>
+      </w:pPr>
+    </w:lvl>
+    <w:lvl w:ilvl="5" w:tplc="FFFFFFFF" w:tentative="1">
+      <w:start w:val="1"/>
+      <w:numFmt w:val="lowerRoman"/>
+      <w:lvlText w:val="%6."/>
+      <w:lvlJc w:val="right"/>
+      <w:pPr>
+        <w:ind w:left="4320" w:hanging="180"/>
+      </w:pPr>
+    </w:lvl>
+    <w:lvl w:ilvl="6" w:tplc="FFFFFFFF" w:tentative="1">
+      <w:start w:val="1"/>
+      <w:numFmt w:val="decimal"/>
+      <w:lvlText w:val="%7."/>
+      <w:lvlJc w:val="left"/>
+      <w:pPr>
+        <w:ind w:left="5040" w:hanging="360"/>
+      </w:pPr>
+    </w:lvl>
+    <w:lvl w:ilvl="7" w:tplc="FFFFFFFF" w:tentative="1">
+      <w:start w:val="1"/>
+      <w:numFmt w:val="lowerLetter"/>
+      <w:lvlText w:val="%8."/>
+      <w:lvlJc w:val="left"/>
+      <w:pPr>
+        <w:ind w:left="5760" w:hanging="360"/>
+      </w:pPr>
+    </w:lvl>
+    <w:lvl w:ilvl="8" w:tplc="FFFFFFFF" w:tentative="1">
+      <w:start w:val="1"/>
+      <w:numFmt w:val="lowerRoman"/>
+      <w:lvlText w:val="%9."/>
+      <w:lvlJc w:val="right"/>
+      <w:pPr>
+        <w:ind w:left="6480" w:hanging="180"/>
+      </w:pPr>
+    </w:lvl>
+  </w:abstractNum>
+  <w:abstractNum w:abstractNumId="27" w15:restartNumberingAfterBreak="0">
+    <w:nsid w:val="572867BE"/>
+    <w:multiLevelType w:val="hybridMultilevel"/>
+    <w:tmpl w:val="90129BE6"/>
+    <w:lvl w:ilvl="0" w:tplc="FFFFFFFF">
+      <w:start w:val="1"/>
+      <w:numFmt w:val="decimal"/>
+      <w:lvlText w:val="%1."/>
+      <w:lvlJc w:val="left"/>
+      <w:pPr>
+        <w:ind w:left="720" w:hanging="360"/>
+      </w:pPr>
+    </w:lvl>
+    <w:lvl w:ilvl="1" w:tplc="FFFFFFFF" w:tentative="1">
+      <w:start w:val="1"/>
+      <w:numFmt w:val="lowerLetter"/>
+      <w:lvlText w:val="%2."/>
+      <w:lvlJc w:val="left"/>
+      <w:pPr>
+        <w:ind w:left="1440" w:hanging="360"/>
+      </w:pPr>
+    </w:lvl>
+    <w:lvl w:ilvl="2" w:tplc="FFFFFFFF" w:tentative="1">
+      <w:start w:val="1"/>
+      <w:numFmt w:val="lowerRoman"/>
+      <w:lvlText w:val="%3."/>
+      <w:lvlJc w:val="right"/>
+      <w:pPr>
+        <w:ind w:left="2160" w:hanging="180"/>
+      </w:pPr>
+    </w:lvl>
+    <w:lvl w:ilvl="3" w:tplc="FFFFFFFF" w:tentative="1">
+      <w:start w:val="1"/>
+      <w:numFmt w:val="decimal"/>
+      <w:lvlText w:val="%4."/>
+      <w:lvlJc w:val="left"/>
+      <w:pPr>
+        <w:ind w:left="2880" w:hanging="360"/>
+      </w:pPr>
+    </w:lvl>
+    <w:lvl w:ilvl="4" w:tplc="FFFFFFFF" w:tentative="1">
+      <w:start w:val="1"/>
+      <w:numFmt w:val="lowerLetter"/>
+      <w:lvlText w:val="%5."/>
+      <w:lvlJc w:val="left"/>
+      <w:pPr>
+        <w:ind w:left="3600" w:hanging="360"/>
+      </w:pPr>
+    </w:lvl>
+    <w:lvl w:ilvl="5" w:tplc="FFFFFFFF" w:tentative="1">
+      <w:start w:val="1"/>
+      <w:numFmt w:val="lowerRoman"/>
+      <w:lvlText w:val="%6."/>
+      <w:lvlJc w:val="right"/>
+      <w:pPr>
+        <w:ind w:left="4320" w:hanging="180"/>
+      </w:pPr>
+    </w:lvl>
+    <w:lvl w:ilvl="6" w:tplc="FFFFFFFF" w:tentative="1">
+      <w:start w:val="1"/>
+      <w:numFmt w:val="decimal"/>
+      <w:lvlText w:val="%7."/>
+      <w:lvlJc w:val="left"/>
+      <w:pPr>
+        <w:ind w:left="5040" w:hanging="360"/>
+      </w:pPr>
+    </w:lvl>
+    <w:lvl w:ilvl="7" w:tplc="FFFFFFFF" w:tentative="1">
+      <w:start w:val="1"/>
+      <w:numFmt w:val="lowerLetter"/>
+      <w:lvlText w:val="%8."/>
+      <w:lvlJc w:val="left"/>
+      <w:pPr>
+        <w:ind w:left="5760" w:hanging="360"/>
+      </w:pPr>
+    </w:lvl>
+    <w:lvl w:ilvl="8" w:tplc="FFFFFFFF" w:tentative="1">
+      <w:start w:val="1"/>
+      <w:numFmt w:val="lowerRoman"/>
+      <w:lvlText w:val="%9."/>
+      <w:lvlJc w:val="right"/>
+      <w:pPr>
+        <w:ind w:left="6480" w:hanging="180"/>
+      </w:pPr>
+    </w:lvl>
+  </w:abstractNum>
+  <w:abstractNum w:abstractNumId="28" w15:restartNumberingAfterBreak="0">
+    <w:nsid w:val="5FE63D99"/>
+    <w:multiLevelType w:val="hybridMultilevel"/>
+    <w:tmpl w:val="56D49D1C"/>
+    <w:lvl w:ilvl="0" w:tplc="0409000F">
+      <w:start w:val="1"/>
+      <w:numFmt w:val="decimal"/>
+      <w:lvlText w:val="%1."/>
+      <w:lvlJc w:val="left"/>
+      <w:pPr>
+        <w:ind w:left="720" w:hanging="360"/>
+      </w:pPr>
+    </w:lvl>
+    <w:lvl w:ilvl="1" w:tplc="04090019" w:tentative="1">
+      <w:start w:val="1"/>
+      <w:numFmt w:val="lowerLetter"/>
+      <w:lvlText w:val="%2."/>
+      <w:lvlJc w:val="left"/>
+      <w:pPr>
+        <w:ind w:left="1440" w:hanging="360"/>
+      </w:pPr>
+    </w:lvl>
+    <w:lvl w:ilvl="2" w:tplc="0409001B" w:tentative="1">
+      <w:start w:val="1"/>
+      <w:numFmt w:val="lowerRoman"/>
+      <w:lvlText w:val="%3."/>
+      <w:lvlJc w:val="right"/>
+      <w:pPr>
+        <w:ind w:left="2160" w:hanging="180"/>
+      </w:pPr>
+    </w:lvl>
+    <w:lvl w:ilvl="3" w:tplc="0409000F" w:tentative="1">
+      <w:start w:val="1"/>
+      <w:numFmt w:val="decimal"/>
+      <w:lvlText w:val="%4."/>
+      <w:lvlJc w:val="left"/>
+      <w:pPr>
+        <w:ind w:left="2880" w:hanging="360"/>
+      </w:pPr>
+    </w:lvl>
+    <w:lvl w:ilvl="4" w:tplc="04090019" w:tentative="1">
+      <w:start w:val="1"/>
+      <w:numFmt w:val="lowerLetter"/>
+      <w:lvlText w:val="%5."/>
+      <w:lvlJc w:val="left"/>
+      <w:pPr>
+        <w:ind w:left="3600" w:hanging="360"/>
+      </w:pPr>
+    </w:lvl>
+    <w:lvl w:ilvl="5" w:tplc="0409001B" w:tentative="1">
+      <w:start w:val="1"/>
+      <w:numFmt w:val="lowerRoman"/>
+      <w:lvlText w:val="%6."/>
+      <w:lvlJc w:val="right"/>
+      <w:pPr>
+        <w:ind w:left="4320" w:hanging="180"/>
+      </w:pPr>
+    </w:lvl>
+    <w:lvl w:ilvl="6" w:tplc="0409000F" w:tentative="1">
+      <w:start w:val="1"/>
+      <w:numFmt w:val="decimal"/>
+      <w:lvlText w:val="%7."/>
+      <w:lvlJc w:val="left"/>
+      <w:pPr>
+        <w:ind w:left="5040" w:hanging="360"/>
+      </w:pPr>
+    </w:lvl>
+    <w:lvl w:ilvl="7" w:tplc="04090019" w:tentative="1">
+      <w:start w:val="1"/>
+      <w:numFmt w:val="lowerLetter"/>
+      <w:lvlText w:val="%8."/>
+      <w:lvlJc w:val="left"/>
+      <w:pPr>
+        <w:ind w:left="5760" w:hanging="360"/>
+      </w:pPr>
+    </w:lvl>
+    <w:lvl w:ilvl="8" w:tplc="0409001B" w:tentative="1">
+      <w:start w:val="1"/>
+      <w:numFmt w:val="lowerRoman"/>
+      <w:lvlText w:val="%9."/>
+      <w:lvlJc w:val="right"/>
+      <w:pPr>
+        <w:ind w:left="6480" w:hanging="180"/>
+      </w:pPr>
+    </w:lvl>
+  </w:abstractNum>
+  <w:abstractNum w:abstractNumId="29" w15:restartNumberingAfterBreak="0">
     <w:nsid w:val="65245435"/>
     <w:multiLevelType w:val="hybridMultilevel"/>
     <w:tmpl w:val="67F6BD5A"/>
@@ -14900,7 +16137,7 @@
       </w:rPr>
     </w:lvl>
   </w:abstractNum>
-  <w:abstractNum w:abstractNumId="22" w15:restartNumberingAfterBreak="0">
+  <w:abstractNum w:abstractNumId="30" w15:restartNumberingAfterBreak="0">
     <w:nsid w:val="68D327E0"/>
     <w:multiLevelType w:val="hybridMultilevel"/>
     <w:tmpl w:val="66AA1D3C"/>
@@ -14990,7 +16227,93 @@
       </w:pPr>
     </w:lvl>
   </w:abstractNum>
-  <w:abstractNum w:abstractNumId="23" w15:restartNumberingAfterBreak="0">
+  <w:abstractNum w:abstractNumId="31" w15:restartNumberingAfterBreak="0">
+    <w:nsid w:val="6AB50000"/>
+    <w:multiLevelType w:val="hybridMultilevel"/>
+    <w:tmpl w:val="5B82E648"/>
+    <w:lvl w:ilvl="0" w:tplc="FFFFFFFF">
+      <w:start w:val="1"/>
+      <w:numFmt w:val="decimal"/>
+      <w:lvlText w:val="%1."/>
+      <w:lvlJc w:val="left"/>
+      <w:pPr>
+        <w:ind w:left="720" w:hanging="360"/>
+      </w:pPr>
+    </w:lvl>
+    <w:lvl w:ilvl="1" w:tplc="FFFFFFFF" w:tentative="1">
+      <w:start w:val="1"/>
+      <w:numFmt w:val="lowerLetter"/>
+      <w:lvlText w:val="%2."/>
+      <w:lvlJc w:val="left"/>
+      <w:pPr>
+        <w:ind w:left="1440" w:hanging="360"/>
+      </w:pPr>
+    </w:lvl>
+    <w:lvl w:ilvl="2" w:tplc="FFFFFFFF" w:tentative="1">
+      <w:start w:val="1"/>
+      <w:numFmt w:val="lowerRoman"/>
+      <w:lvlText w:val="%3."/>
+      <w:lvlJc w:val="right"/>
+      <w:pPr>
+        <w:ind w:left="2160" w:hanging="180"/>
+      </w:pPr>
+    </w:lvl>
+    <w:lvl w:ilvl="3" w:tplc="FFFFFFFF" w:tentative="1">
+      <w:start w:val="1"/>
+      <w:numFmt w:val="decimal"/>
+      <w:lvlText w:val="%4."/>
+      <w:lvlJc w:val="left"/>
+      <w:pPr>
+        <w:ind w:left="2880" w:hanging="360"/>
+      </w:pPr>
+    </w:lvl>
+    <w:lvl w:ilvl="4" w:tplc="FFFFFFFF" w:tentative="1">
+      <w:start w:val="1"/>
+      <w:numFmt w:val="lowerLetter"/>
+      <w:lvlText w:val="%5."/>
+      <w:lvlJc w:val="left"/>
+      <w:pPr>
+        <w:ind w:left="3600" w:hanging="360"/>
+      </w:pPr>
+    </w:lvl>
+    <w:lvl w:ilvl="5" w:tplc="FFFFFFFF" w:tentative="1">
+      <w:start w:val="1"/>
+      <w:numFmt w:val="lowerRoman"/>
+      <w:lvlText w:val="%6."/>
+      <w:lvlJc w:val="right"/>
+      <w:pPr>
+        <w:ind w:left="4320" w:hanging="180"/>
+      </w:pPr>
+    </w:lvl>
+    <w:lvl w:ilvl="6" w:tplc="FFFFFFFF" w:tentative="1">
+      <w:start w:val="1"/>
+      <w:numFmt w:val="decimal"/>
+      <w:lvlText w:val="%7."/>
+      <w:lvlJc w:val="left"/>
+      <w:pPr>
+        <w:ind w:left="5040" w:hanging="360"/>
+      </w:pPr>
+    </w:lvl>
+    <w:lvl w:ilvl="7" w:tplc="FFFFFFFF" w:tentative="1">
+      <w:start w:val="1"/>
+      <w:numFmt w:val="lowerLetter"/>
+      <w:lvlText w:val="%8."/>
+      <w:lvlJc w:val="left"/>
+      <w:pPr>
+        <w:ind w:left="5760" w:hanging="360"/>
+      </w:pPr>
+    </w:lvl>
+    <w:lvl w:ilvl="8" w:tplc="FFFFFFFF" w:tentative="1">
+      <w:start w:val="1"/>
+      <w:numFmt w:val="lowerRoman"/>
+      <w:lvlText w:val="%9."/>
+      <w:lvlJc w:val="right"/>
+      <w:pPr>
+        <w:ind w:left="6480" w:hanging="180"/>
+      </w:pPr>
+    </w:lvl>
+  </w:abstractNum>
+  <w:abstractNum w:abstractNumId="32" w15:restartNumberingAfterBreak="0">
     <w:nsid w:val="715E7E07"/>
     <w:multiLevelType w:val="hybridMultilevel"/>
     <w:tmpl w:val="69FC6998"/>
@@ -15112,7 +16435,179 @@
       </w:rPr>
     </w:lvl>
   </w:abstractNum>
-  <w:abstractNum w:abstractNumId="24" w15:restartNumberingAfterBreak="0">
+  <w:abstractNum w:abstractNumId="33" w15:restartNumberingAfterBreak="0">
+    <w:nsid w:val="71AB0927"/>
+    <w:multiLevelType w:val="hybridMultilevel"/>
+    <w:tmpl w:val="8D1007BA"/>
+    <w:lvl w:ilvl="0" w:tplc="FFFFFFFF">
+      <w:start w:val="1"/>
+      <w:numFmt w:val="decimal"/>
+      <w:lvlText w:val="%1."/>
+      <w:lvlJc w:val="left"/>
+      <w:pPr>
+        <w:ind w:left="720" w:hanging="360"/>
+      </w:pPr>
+    </w:lvl>
+    <w:lvl w:ilvl="1" w:tplc="FFFFFFFF" w:tentative="1">
+      <w:start w:val="1"/>
+      <w:numFmt w:val="lowerLetter"/>
+      <w:lvlText w:val="%2."/>
+      <w:lvlJc w:val="left"/>
+      <w:pPr>
+        <w:ind w:left="1440" w:hanging="360"/>
+      </w:pPr>
+    </w:lvl>
+    <w:lvl w:ilvl="2" w:tplc="FFFFFFFF" w:tentative="1">
+      <w:start w:val="1"/>
+      <w:numFmt w:val="lowerRoman"/>
+      <w:lvlText w:val="%3."/>
+      <w:lvlJc w:val="right"/>
+      <w:pPr>
+        <w:ind w:left="2160" w:hanging="180"/>
+      </w:pPr>
+    </w:lvl>
+    <w:lvl w:ilvl="3" w:tplc="FFFFFFFF" w:tentative="1">
+      <w:start w:val="1"/>
+      <w:numFmt w:val="decimal"/>
+      <w:lvlText w:val="%4."/>
+      <w:lvlJc w:val="left"/>
+      <w:pPr>
+        <w:ind w:left="2880" w:hanging="360"/>
+      </w:pPr>
+    </w:lvl>
+    <w:lvl w:ilvl="4" w:tplc="FFFFFFFF" w:tentative="1">
+      <w:start w:val="1"/>
+      <w:numFmt w:val="lowerLetter"/>
+      <w:lvlText w:val="%5."/>
+      <w:lvlJc w:val="left"/>
+      <w:pPr>
+        <w:ind w:left="3600" w:hanging="360"/>
+      </w:pPr>
+    </w:lvl>
+    <w:lvl w:ilvl="5" w:tplc="FFFFFFFF" w:tentative="1">
+      <w:start w:val="1"/>
+      <w:numFmt w:val="lowerRoman"/>
+      <w:lvlText w:val="%6."/>
+      <w:lvlJc w:val="right"/>
+      <w:pPr>
+        <w:ind w:left="4320" w:hanging="180"/>
+      </w:pPr>
+    </w:lvl>
+    <w:lvl w:ilvl="6" w:tplc="FFFFFFFF" w:tentative="1">
+      <w:start w:val="1"/>
+      <w:numFmt w:val="decimal"/>
+      <w:lvlText w:val="%7."/>
+      <w:lvlJc w:val="left"/>
+      <w:pPr>
+        <w:ind w:left="5040" w:hanging="360"/>
+      </w:pPr>
+    </w:lvl>
+    <w:lvl w:ilvl="7" w:tplc="FFFFFFFF" w:tentative="1">
+      <w:start w:val="1"/>
+      <w:numFmt w:val="lowerLetter"/>
+      <w:lvlText w:val="%8."/>
+      <w:lvlJc w:val="left"/>
+      <w:pPr>
+        <w:ind w:left="5760" w:hanging="360"/>
+      </w:pPr>
+    </w:lvl>
+    <w:lvl w:ilvl="8" w:tplc="FFFFFFFF" w:tentative="1">
+      <w:start w:val="1"/>
+      <w:numFmt w:val="lowerRoman"/>
+      <w:lvlText w:val="%9."/>
+      <w:lvlJc w:val="right"/>
+      <w:pPr>
+        <w:ind w:left="6480" w:hanging="180"/>
+      </w:pPr>
+    </w:lvl>
+  </w:abstractNum>
+  <w:abstractNum w:abstractNumId="34" w15:restartNumberingAfterBreak="0">
+    <w:nsid w:val="73BC3F20"/>
+    <w:multiLevelType w:val="hybridMultilevel"/>
+    <w:tmpl w:val="C8F2AA76"/>
+    <w:lvl w:ilvl="0" w:tplc="FFFFFFFF">
+      <w:start w:val="1"/>
+      <w:numFmt w:val="decimal"/>
+      <w:lvlText w:val="%1."/>
+      <w:lvlJc w:val="left"/>
+      <w:pPr>
+        <w:ind w:left="720" w:hanging="360"/>
+      </w:pPr>
+    </w:lvl>
+    <w:lvl w:ilvl="1" w:tplc="FFFFFFFF" w:tentative="1">
+      <w:start w:val="1"/>
+      <w:numFmt w:val="lowerLetter"/>
+      <w:lvlText w:val="%2."/>
+      <w:lvlJc w:val="left"/>
+      <w:pPr>
+        <w:ind w:left="1440" w:hanging="360"/>
+      </w:pPr>
+    </w:lvl>
+    <w:lvl w:ilvl="2" w:tplc="FFFFFFFF" w:tentative="1">
+      <w:start w:val="1"/>
+      <w:numFmt w:val="lowerRoman"/>
+      <w:lvlText w:val="%3."/>
+      <w:lvlJc w:val="right"/>
+      <w:pPr>
+        <w:ind w:left="2160" w:hanging="180"/>
+      </w:pPr>
+    </w:lvl>
+    <w:lvl w:ilvl="3" w:tplc="FFFFFFFF" w:tentative="1">
+      <w:start w:val="1"/>
+      <w:numFmt w:val="decimal"/>
+      <w:lvlText w:val="%4."/>
+      <w:lvlJc w:val="left"/>
+      <w:pPr>
+        <w:ind w:left="2880" w:hanging="360"/>
+      </w:pPr>
+    </w:lvl>
+    <w:lvl w:ilvl="4" w:tplc="FFFFFFFF" w:tentative="1">
+      <w:start w:val="1"/>
+      <w:numFmt w:val="lowerLetter"/>
+      <w:lvlText w:val="%5."/>
+      <w:lvlJc w:val="left"/>
+      <w:pPr>
+        <w:ind w:left="3600" w:hanging="360"/>
+      </w:pPr>
+    </w:lvl>
+    <w:lvl w:ilvl="5" w:tplc="FFFFFFFF" w:tentative="1">
+      <w:start w:val="1"/>
+      <w:numFmt w:val="lowerRoman"/>
+      <w:lvlText w:val="%6."/>
+      <w:lvlJc w:val="right"/>
+      <w:pPr>
+        <w:ind w:left="4320" w:hanging="180"/>
+      </w:pPr>
+    </w:lvl>
+    <w:lvl w:ilvl="6" w:tplc="FFFFFFFF" w:tentative="1">
+      <w:start w:val="1"/>
+      <w:numFmt w:val="decimal"/>
+      <w:lvlText w:val="%7."/>
+      <w:lvlJc w:val="left"/>
+      <w:pPr>
+        <w:ind w:left="5040" w:hanging="360"/>
+      </w:pPr>
+    </w:lvl>
+    <w:lvl w:ilvl="7" w:tplc="FFFFFFFF" w:tentative="1">
+      <w:start w:val="1"/>
+      <w:numFmt w:val="lowerLetter"/>
+      <w:lvlText w:val="%8."/>
+      <w:lvlJc w:val="left"/>
+      <w:pPr>
+        <w:ind w:left="5760" w:hanging="360"/>
+      </w:pPr>
+    </w:lvl>
+    <w:lvl w:ilvl="8" w:tplc="FFFFFFFF" w:tentative="1">
+      <w:start w:val="1"/>
+      <w:numFmt w:val="lowerRoman"/>
+      <w:lvlText w:val="%9."/>
+      <w:lvlJc w:val="right"/>
+      <w:pPr>
+        <w:ind w:left="6480" w:hanging="180"/>
+      </w:pPr>
+    </w:lvl>
+  </w:abstractNum>
+  <w:abstractNum w:abstractNumId="35" w15:restartNumberingAfterBreak="0">
     <w:nsid w:val="784A0AAE"/>
     <w:multiLevelType w:val="hybridMultilevel"/>
     <w:tmpl w:val="BA96918A"/>
@@ -15233,7 +16728,7 @@
       </w:rPr>
     </w:lvl>
   </w:abstractNum>
-  <w:abstractNum w:abstractNumId="25" w15:restartNumberingAfterBreak="0">
+  <w:abstractNum w:abstractNumId="36" w15:restartNumberingAfterBreak="0">
     <w:nsid w:val="7CBA4716"/>
     <w:multiLevelType w:val="hybridMultilevel"/>
     <w:tmpl w:val="B7605828"/>
@@ -15354,7 +16849,7 @@
       </w:rPr>
     </w:lvl>
   </w:abstractNum>
-  <w:abstractNum w:abstractNumId="26" w15:restartNumberingAfterBreak="0">
+  <w:abstractNum w:abstractNumId="37" w15:restartNumberingAfterBreak="0">
     <w:nsid w:val="7E0607B0"/>
     <w:multiLevelType w:val="hybridMultilevel"/>
     <w:tmpl w:val="A96ABB8C"/>
@@ -15476,7 +16971,7 @@
       </w:rPr>
     </w:lvl>
   </w:abstractNum>
-  <w:abstractNum w:abstractNumId="27" w15:restartNumberingAfterBreak="0">
+  <w:abstractNum w:abstractNumId="38" w15:restartNumberingAfterBreak="0">
     <w:nsid w:val="7FD317BC"/>
     <w:multiLevelType w:val="hybridMultilevel"/>
     <w:tmpl w:val="8A8EF9D4"/>
@@ -15575,88 +17070,121 @@
     </w:lvl>
   </w:abstractNum>
   <w:num w:numId="1">
+    <w:abstractNumId w:val="17"/>
+  </w:num>
+  <w:num w:numId="2">
+    <w:abstractNumId w:val="7"/>
+  </w:num>
+  <w:num w:numId="3">
+    <w:abstractNumId w:val="2"/>
+  </w:num>
+  <w:num w:numId="4">
+    <w:abstractNumId w:val="36"/>
+  </w:num>
+  <w:num w:numId="5">
+    <w:abstractNumId w:val="35"/>
+  </w:num>
+  <w:num w:numId="6">
+    <w:abstractNumId w:val="20"/>
+  </w:num>
+  <w:num w:numId="7">
+    <w:abstractNumId w:val="9"/>
+  </w:num>
+  <w:num w:numId="8">
+    <w:abstractNumId w:val="32"/>
+  </w:num>
+  <w:num w:numId="9">
+    <w:abstractNumId w:val="29"/>
+  </w:num>
+  <w:num w:numId="10">
     <w:abstractNumId w:val="13"/>
   </w:num>
-  <w:num w:numId="2">
+  <w:num w:numId="11">
+    <w:abstractNumId w:val="3"/>
+  </w:num>
+  <w:num w:numId="12">
+    <w:abstractNumId w:val="30"/>
+  </w:num>
+  <w:num w:numId="13">
+    <w:abstractNumId w:val="1"/>
+  </w:num>
+  <w:num w:numId="14">
+    <w:abstractNumId w:val="5"/>
+  </w:num>
+  <w:num w:numId="15">
+    <w:abstractNumId w:val="4"/>
+  </w:num>
+  <w:num w:numId="16">
+    <w:abstractNumId w:val="16"/>
+  </w:num>
+  <w:num w:numId="17">
+    <w:abstractNumId w:val="23"/>
+  </w:num>
+  <w:num w:numId="18">
+    <w:abstractNumId w:val="12"/>
+  </w:num>
+  <w:num w:numId="19">
     <w:abstractNumId w:val="6"/>
   </w:num>
-  <w:num w:numId="3">
-    <w:abstractNumId w:val="1"/>
+  <w:num w:numId="20">
+    <w:abstractNumId w:val="21"/>
   </w:num>
-  <w:num w:numId="4">
+  <w:num w:numId="21">
+    <w:abstractNumId w:val="24"/>
+  </w:num>
+  <w:num w:numId="22">
+    <w:abstractNumId w:val="10"/>
+  </w:num>
+  <w:num w:numId="23">
+    <w:abstractNumId w:val="38"/>
+  </w:num>
+  <w:num w:numId="24">
+    <w:abstractNumId w:val="15"/>
+  </w:num>
+  <w:num w:numId="25">
+    <w:abstractNumId w:val="18"/>
+  </w:num>
+  <w:num w:numId="26">
     <w:abstractNumId w:val="25"/>
   </w:num>
-  <w:num w:numId="5">
-    <w:abstractNumId w:val="24"/>
-  </w:num>
-  <w:num w:numId="6">
-    <w:abstractNumId w:val="15"/>
-  </w:num>
-  <w:num w:numId="7">
-    <w:abstractNumId w:val="7"/>
-  </w:num>
-  <w:num w:numId="8">
-    <w:abstractNumId w:val="23"/>
-  </w:num>
-  <w:num w:numId="9">
-    <w:abstractNumId w:val="21"/>
-  </w:num>
-  <w:num w:numId="10">
-    <w:abstractNumId w:val="10"/>
-  </w:num>
-  <w:num w:numId="11">
-    <w:abstractNumId w:val="2"/>
-  </w:num>
-  <w:num w:numId="12">
+  <w:num w:numId="27">
     <w:abstractNumId w:val="22"/>
   </w:num>
-  <w:num w:numId="13">
+  <w:num w:numId="28">
+    <w:abstractNumId w:val="37"/>
+  </w:num>
+  <w:num w:numId="29">
+    <w:abstractNumId w:val="28"/>
+  </w:num>
+  <w:num w:numId="30">
+    <w:abstractNumId w:val="19"/>
+  </w:num>
+  <w:num w:numId="31">
+    <w:abstractNumId w:val="8"/>
+  </w:num>
+  <w:num w:numId="32">
+    <w:abstractNumId w:val="11"/>
+  </w:num>
+  <w:num w:numId="33">
+    <w:abstractNumId w:val="31"/>
+  </w:num>
+  <w:num w:numId="34">
+    <w:abstractNumId w:val="33"/>
+  </w:num>
+  <w:num w:numId="35">
+    <w:abstractNumId w:val="34"/>
+  </w:num>
+  <w:num w:numId="36">
     <w:abstractNumId w:val="0"/>
   </w:num>
-  <w:num w:numId="14">
-    <w:abstractNumId w:val="4"/>
+  <w:num w:numId="37">
+    <w:abstractNumId w:val="26"/>
   </w:num>
-  <w:num w:numId="15">
-    <w:abstractNumId w:val="3"/>
-  </w:num>
-  <w:num w:numId="16">
-    <w:abstractNumId w:val="12"/>
-  </w:num>
-  <w:num w:numId="17">
-    <w:abstractNumId w:val="18"/>
-  </w:num>
-  <w:num w:numId="18">
-    <w:abstractNumId w:val="9"/>
-  </w:num>
-  <w:num w:numId="19">
-    <w:abstractNumId w:val="5"/>
-  </w:num>
-  <w:num w:numId="20">
-    <w:abstractNumId w:val="16"/>
-  </w:num>
-  <w:num w:numId="21">
-    <w:abstractNumId w:val="19"/>
-  </w:num>
-  <w:num w:numId="22">
-    <w:abstractNumId w:val="8"/>
-  </w:num>
-  <w:num w:numId="23">
+  <w:num w:numId="38">
     <w:abstractNumId w:val="27"/>
   </w:num>
-  <w:num w:numId="24">
-    <w:abstractNumId w:val="11"/>
-  </w:num>
-  <w:num w:numId="25">
+  <w:num w:numId="39">
     <w:abstractNumId w:val="14"/>
-  </w:num>
-  <w:num w:numId="26">
-    <w:abstractNumId w:val="20"/>
-  </w:num>
-  <w:num w:numId="27">
-    <w:abstractNumId w:val="17"/>
-  </w:num>
-  <w:num w:numId="28">
-    <w:abstractNumId w:val="26"/>
   </w:num>
 </w:numbering>
 </file>
@@ -16070,6 +17598,7 @@
   <w:style w:type="paragraph" w:styleId="Heading1">
     <w:name w:val="heading 1"/>
     <w:basedOn w:val="Normal"/>
+    <w:link w:val="Heading1Char"/>
     <w:uiPriority w:val="1"/>
     <w:qFormat/>
     <w:pPr>
@@ -16456,6 +17985,37 @@
       <w:lang w:val="ru-RU"/>
     </w:rPr>
   </w:style>
+  <w:style w:type="character" w:customStyle="1" w:styleId="Heading1Char">
+    <w:name w:val="Heading 1 Char"/>
+    <w:basedOn w:val="DefaultParagraphFont"/>
+    <w:link w:val="Heading1"/>
+    <w:uiPriority w:val="1"/>
+    <w:rsid w:val="00851170"/>
+    <w:rPr>
+      <w:rFonts w:ascii="Times New Roman" w:eastAsia="Times New Roman" w:hAnsi="Times New Roman" w:cs="Times New Roman"/>
+      <w:b/>
+      <w:bCs/>
+      <w:sz w:val="31"/>
+      <w:szCs w:val="31"/>
+      <w:lang w:val="ru-RU"/>
+    </w:rPr>
+  </w:style>
+  <w:style w:type="paragraph" w:customStyle="1" w:styleId="p2">
+    <w:name w:val="p2"/>
+    <w:basedOn w:val="Normal"/>
+    <w:rsid w:val="00851170"/>
+    <w:pPr>
+      <w:widowControl/>
+      <w:autoSpaceDE/>
+      <w:autoSpaceDN/>
+      <w:spacing w:before="100" w:beforeAutospacing="1" w:after="100" w:afterAutospacing="1"/>
+    </w:pPr>
+    <w:rPr>
+      <w:sz w:val="24"/>
+      <w:szCs w:val="24"/>
+      <w:lang w:val="en-US"/>
+    </w:rPr>
+  </w:style>
 </w:styles>
 </file>
 

--- a/storage/app/templates/rpd/social.docx
+++ b/storage/app/templates/rpd/social.docx
@@ -794,17 +794,6 @@
     </w:p>
     <w:p>
       <w:pPr>
-        <w:pStyle w:val="Style13"/>
-        <w:widowControl/>
-        <w:jc w:val="left"/>
-        <w:rPr>
-          <w:sz w:val="28"/>
-          <w:szCs w:val="28"/>
-        </w:rPr>
-      </w:pPr>
-    </w:p>
-    <w:p>
-      <w:pPr>
         <w:spacing w:line="312" w:lineRule="auto"/>
         <w:jc w:val="center"/>
         <w:rPr>
@@ -893,16 +882,6 @@
           </wp:inline>
         </w:drawing>
       </w:r>
-    </w:p>
-    <w:p>
-      <w:pPr>
-        <w:spacing w:before="74"/>
-        <w:jc w:val="center"/>
-        <w:rPr>
-          <w:sz w:val="28"/>
-          <w:szCs w:val="28"/>
-        </w:rPr>
-      </w:pPr>
     </w:p>
     <w:p>
       <w:pPr>

--- a/storage/app/templates/rpd/social.docx
+++ b/storage/app/templates/rpd/social.docx
@@ -3912,15 +3912,21 @@
     </w:p>
     <w:p>
       <w:pPr>
-        <w:pStyle w:val="BodyText"/>
-        <w:spacing w:line="360" w:lineRule="auto"/>
-        <w:ind w:left="0" w:firstLine="709"/>
-        <w:jc w:val="both"/>
-        <w:rPr>
-          <w:sz w:val="28"/>
-          <w:szCs w:val="28"/>
-        </w:rPr>
-      </w:pPr>
+        <w:rPr>
+          <w:b/>
+          <w:bCs/>
+          <w:spacing w:val="2"/>
+          <w:sz w:val="31"/>
+          <w:szCs w:val="31"/>
+        </w:rPr>
+      </w:pPr>
+      <w:bookmarkStart w:id="1" w:name="_TOC_250005"/>
+      <w:r>
+        <w:rPr>
+          <w:spacing w:val="2"/>
+        </w:rPr>
+        <w:br w:type="page"/>
+      </w:r>
     </w:p>
     <w:p>
       <w:pPr>
@@ -3936,11 +3942,11 @@
         <w:ind w:left="0" w:hanging="408"/>
         <w:jc w:val="center"/>
       </w:pPr>
-      <w:bookmarkStart w:id="1" w:name="_TOC_250005"/>
       <w:r>
         <w:rPr>
           <w:spacing w:val="2"/>
         </w:rPr>
+        <w:lastRenderedPageBreak/>
         <w:t>УЧЕБНЫЙ</w:t>
       </w:r>
       <w:r>

--- a/storage/app/templates/rpd/social.docx
+++ b/storage/app/templates/rpd/social.docx
@@ -3981,24 +3981,24 @@
         <w:tblLook w:val="01E0" w:firstRow="1" w:lastRow="1" w:firstColumn="1" w:lastColumn="1" w:noHBand="0" w:noVBand="0"/>
       </w:tblPr>
       <w:tblGrid>
-        <w:gridCol w:w="695"/>
-        <w:gridCol w:w="4267"/>
+        <w:gridCol w:w="559"/>
+        <w:gridCol w:w="4253"/>
+        <w:gridCol w:w="709"/>
         <w:gridCol w:w="850"/>
         <w:gridCol w:w="992"/>
-        <w:gridCol w:w="1418"/>
-        <w:gridCol w:w="1383"/>
+        <w:gridCol w:w="2242"/>
       </w:tblGrid>
       <w:tr>
         <w:trPr>
+          <w:cantSplit/>
           <w:trHeight w:val="368"/>
           <w:tblHeader/>
           <w:jc w:val="center"/>
         </w:trPr>
         <w:tc>
           <w:tcPr>
-            <w:tcW w:w="695" w:type="dxa"/>
+            <w:tcW w:w="559" w:type="dxa"/>
             <w:vMerge w:val="restart"/>
-            <w:vAlign w:val="center"/>
           </w:tcPr>
           <w:p>
             <w:pPr>
@@ -4054,9 +4054,8 @@
         </w:tc>
         <w:tc>
           <w:tcPr>
-            <w:tcW w:w="4267" w:type="dxa"/>
+            <w:tcW w:w="4253" w:type="dxa"/>
             <w:vMerge w:val="restart"/>
-            <w:vAlign w:val="center"/>
           </w:tcPr>
           <w:p>
             <w:pPr>
@@ -4139,9 +4138,8 @@
         </w:tc>
         <w:tc>
           <w:tcPr>
-            <w:tcW w:w="850" w:type="dxa"/>
+            <w:tcW w:w="709" w:type="dxa"/>
             <w:vMerge w:val="restart"/>
-            <w:vAlign w:val="center"/>
           </w:tcPr>
           <w:p>
             <w:pPr>
@@ -4164,9 +4162,8 @@
         </w:tc>
         <w:tc>
           <w:tcPr>
-            <w:tcW w:w="3793" w:type="dxa"/>
+            <w:tcW w:w="4084" w:type="dxa"/>
             <w:gridSpan w:val="3"/>
-            <w:vAlign w:val="center"/>
           </w:tcPr>
           <w:p>
             <w:pPr>
@@ -4220,18 +4217,18 @@
       </w:tr>
       <w:tr>
         <w:trPr>
+          <w:cantSplit/>
           <w:trHeight w:val="468"/>
           <w:tblHeader/>
           <w:jc w:val="center"/>
         </w:trPr>
         <w:tc>
           <w:tcPr>
-            <w:tcW w:w="695" w:type="dxa"/>
+            <w:tcW w:w="559" w:type="dxa"/>
             <w:vMerge/>
             <w:tcBorders>
               <w:top w:val="nil"/>
             </w:tcBorders>
-            <w:vAlign w:val="center"/>
           </w:tcPr>
           <w:p>
             <w:pPr>
@@ -4245,12 +4242,29 @@
         </w:tc>
         <w:tc>
           <w:tcPr>
-            <w:tcW w:w="4267" w:type="dxa"/>
+            <w:tcW w:w="4253" w:type="dxa"/>
             <w:vMerge/>
             <w:tcBorders>
               <w:top w:val="nil"/>
             </w:tcBorders>
-            <w:vAlign w:val="center"/>
+          </w:tcPr>
+          <w:p>
+            <w:pPr>
+              <w:jc w:val="center"/>
+              <w:rPr>
+                <w:sz w:val="24"/>
+                <w:szCs w:val="24"/>
+              </w:rPr>
+            </w:pPr>
+          </w:p>
+        </w:tc>
+        <w:tc>
+          <w:tcPr>
+            <w:tcW w:w="709" w:type="dxa"/>
+            <w:vMerge/>
+            <w:tcBorders>
+              <w:top w:val="nil"/>
+            </w:tcBorders>
           </w:tcPr>
           <w:p>
             <w:pPr>
@@ -4265,26 +4279,6 @@
         <w:tc>
           <w:tcPr>
             <w:tcW w:w="850" w:type="dxa"/>
-            <w:vMerge/>
-            <w:tcBorders>
-              <w:top w:val="nil"/>
-            </w:tcBorders>
-            <w:vAlign w:val="center"/>
-          </w:tcPr>
-          <w:p>
-            <w:pPr>
-              <w:jc w:val="center"/>
-              <w:rPr>
-                <w:sz w:val="24"/>
-                <w:szCs w:val="24"/>
-              </w:rPr>
-            </w:pPr>
-          </w:p>
-        </w:tc>
-        <w:tc>
-          <w:tcPr>
-            <w:tcW w:w="992" w:type="dxa"/>
-            <w:vAlign w:val="center"/>
           </w:tcPr>
           <w:p>
             <w:pPr>
@@ -4307,8 +4301,7 @@
         </w:tc>
         <w:tc>
           <w:tcPr>
-            <w:tcW w:w="1418" w:type="dxa"/>
-            <w:vAlign w:val="center"/>
+            <w:tcW w:w="992" w:type="dxa"/>
           </w:tcPr>
           <w:p>
             <w:pPr>
@@ -4331,8 +4324,7 @@
         </w:tc>
         <w:tc>
           <w:tcPr>
-            <w:tcW w:w="1383" w:type="dxa"/>
-            <w:vAlign w:val="center"/>
+            <w:tcW w:w="2242" w:type="dxa"/>
           </w:tcPr>
           <w:p>
             <w:pPr>
@@ -4372,12 +4364,14 @@
       </w:tr>
       <w:tr>
         <w:trPr>
+          <w:cantSplit/>
           <w:trHeight w:val="508"/>
+          <w:tblHeader/>
           <w:jc w:val="center"/>
         </w:trPr>
         <w:tc>
           <w:tcPr>
-            <w:tcW w:w="695" w:type="dxa"/>
+            <w:tcW w:w="559" w:type="dxa"/>
           </w:tcPr>
           <w:p>
             <w:pPr>
@@ -4414,7 +4408,7 @@
         </w:tc>
         <w:tc>
           <w:tcPr>
-            <w:tcW w:w="4267" w:type="dxa"/>
+            <w:tcW w:w="4253" w:type="dxa"/>
           </w:tcPr>
           <w:p>
             <w:pPr>
@@ -4435,7 +4429,7 @@
         </w:tc>
         <w:tc>
           <w:tcPr>
-            <w:tcW w:w="850" w:type="dxa"/>
+            <w:tcW w:w="709" w:type="dxa"/>
           </w:tcPr>
           <w:p>
             <w:pPr>
@@ -4456,7 +4450,7 @@
         </w:tc>
         <w:tc>
           <w:tcPr>
-            <w:tcW w:w="992" w:type="dxa"/>
+            <w:tcW w:w="850" w:type="dxa"/>
           </w:tcPr>
           <w:p>
             <w:pPr>
@@ -4477,7 +4471,7 @@
         </w:tc>
         <w:tc>
           <w:tcPr>
-            <w:tcW w:w="1418" w:type="dxa"/>
+            <w:tcW w:w="992" w:type="dxa"/>
           </w:tcPr>
           <w:p>
             <w:pPr>
@@ -4498,7 +4492,7 @@
         </w:tc>
         <w:tc>
           <w:tcPr>
-            <w:tcW w:w="1383" w:type="dxa"/>
+            <w:tcW w:w="2242" w:type="dxa"/>
           </w:tcPr>
           <w:p>
             <w:pPr>
@@ -4520,48 +4514,73 @@
       </w:tr>
       <w:tr>
         <w:trPr>
+          <w:cantSplit/>
           <w:trHeight w:val="508"/>
+          <w:tblHeader/>
           <w:jc w:val="center"/>
         </w:trPr>
         <w:tc>
           <w:tcPr>
-            <w:tcW w:w="695" w:type="dxa"/>
+            <w:tcW w:w="559" w:type="dxa"/>
           </w:tcPr>
           <w:p>
             <w:pPr>
-              <w:pStyle w:val="TableParagraph"/>
-              <w:jc w:val="both"/>
+              <w:pStyle w:val="p1"/>
               <w:rPr>
-                <w:spacing w:val="-5"/>
-                <w:w w:val="105"/>
-                <w:sz w:val="24"/>
-                <w:szCs w:val="24"/>
+                <w:b/>
+                <w:bCs/>
               </w:rPr>
             </w:pPr>
           </w:p>
         </w:tc>
         <w:tc>
           <w:tcPr>
-            <w:tcW w:w="4267" w:type="dxa"/>
+            <w:tcW w:w="4253" w:type="dxa"/>
           </w:tcPr>
           <w:p>
             <w:pPr>
-              <w:pStyle w:val="TableParagraph"/>
-              <w:ind w:left="57" w:right="57"/>
-              <w:jc w:val="both"/>
-              <w:rPr>
-                <w:b/>
-                <w:sz w:val="24"/>
-                <w:szCs w:val="24"/>
-              </w:rPr>
+              <w:pStyle w:val="p1"/>
             </w:pPr>
             <w:r>
               <w:rPr>
                 <w:b/>
-                <w:sz w:val="24"/>
-                <w:szCs w:val="24"/>
+                <w:bCs/>
+                <w:lang w:val="ru-RU"/>
               </w:rPr>
               <w:t>ИТОГО</w:t>
+            </w:r>
+          </w:p>
+        </w:tc>
+        <w:tc>
+          <w:tcPr>
+            <w:tcW w:w="709" w:type="dxa"/>
+          </w:tcPr>
+          <w:p>
+            <w:pPr>
+              <w:pStyle w:val="p1"/>
+            </w:pPr>
+            <w:r>
+              <w:rPr>
+                <w:b/>
+                <w:bCs/>
+              </w:rPr>
+              <w:t>${</w:t>
+            </w:r>
+            <w:proofErr w:type="spellStart"/>
+            <w:r>
+              <w:rPr>
+                <w:b/>
+                <w:bCs/>
+              </w:rPr>
+              <w:t>curriculum_total_sum</w:t>
+            </w:r>
+            <w:proofErr w:type="spellEnd"/>
+            <w:r>
+              <w:rPr>
+                <w:b/>
+                <w:bCs/>
+              </w:rPr>
+              <w:t>}</w:t>
             </w:r>
           </w:p>
         </w:tc>
@@ -4571,15 +4590,31 @@
           </w:tcPr>
           <w:p>
             <w:pPr>
-              <w:pStyle w:val="TableParagraph"/>
-              <w:jc w:val="center"/>
+              <w:pStyle w:val="p1"/>
+            </w:pPr>
+            <w:r>
               <w:rPr>
                 <w:b/>
-                <w:spacing w:val="-10"/>
-                <w:sz w:val="24"/>
-                <w:szCs w:val="24"/>
+                <w:bCs/>
               </w:rPr>
-            </w:pPr>
+              <w:t>${</w:t>
+            </w:r>
+            <w:proofErr w:type="spellStart"/>
+            <w:r>
+              <w:rPr>
+                <w:b/>
+                <w:bCs/>
+              </w:rPr>
+              <w:t>curriculum_theory_sum</w:t>
+            </w:r>
+            <w:proofErr w:type="spellEnd"/>
+            <w:r>
+              <w:rPr>
+                <w:b/>
+                <w:bCs/>
+              </w:rPr>
+              <w:t>}</w:t>
+            </w:r>
           </w:p>
         </w:tc>
         <w:tc>
@@ -4588,46 +4623,40 @@
           </w:tcPr>
           <w:p>
             <w:pPr>
-              <w:pStyle w:val="TableParagraph"/>
-              <w:jc w:val="center"/>
+              <w:pStyle w:val="p1"/>
+            </w:pPr>
+            <w:r>
               <w:rPr>
-                <w:sz w:val="24"/>
-                <w:szCs w:val="24"/>
+                <w:b/>
+                <w:bCs/>
               </w:rPr>
-            </w:pPr>
+              <w:t>${</w:t>
+            </w:r>
+            <w:proofErr w:type="spellStart"/>
+            <w:r>
+              <w:rPr>
+                <w:b/>
+                <w:bCs/>
+              </w:rPr>
+              <w:t>curriculum_practice_sum</w:t>
+            </w:r>
+            <w:proofErr w:type="spellEnd"/>
+            <w:r>
+              <w:rPr>
+                <w:b/>
+                <w:bCs/>
+              </w:rPr>
+              <w:t>}</w:t>
+            </w:r>
           </w:p>
         </w:tc>
         <w:tc>
           <w:tcPr>
-            <w:tcW w:w="1418" w:type="dxa"/>
+            <w:tcW w:w="2242" w:type="dxa"/>
           </w:tcPr>
           <w:p>
             <w:pPr>
-              <w:pStyle w:val="TableParagraph"/>
-              <w:jc w:val="center"/>
-              <w:rPr>
-                <w:b/>
-                <w:spacing w:val="-10"/>
-                <w:sz w:val="24"/>
-                <w:szCs w:val="24"/>
-              </w:rPr>
-            </w:pPr>
-          </w:p>
-        </w:tc>
-        <w:tc>
-          <w:tcPr>
-            <w:tcW w:w="1383" w:type="dxa"/>
-          </w:tcPr>
-          <w:p>
-            <w:pPr>
-              <w:pStyle w:val="TableParagraph"/>
-              <w:jc w:val="center"/>
-              <w:rPr>
-                <w:b/>
-                <w:spacing w:val="-2"/>
-                <w:sz w:val="24"/>
-                <w:szCs w:val="24"/>
-              </w:rPr>
+              <w:pStyle w:val="p1"/>
             </w:pPr>
           </w:p>
         </w:tc>
@@ -4635,11 +4664,6 @@
     </w:tbl>
     <w:p>
       <w:bookmarkStart w:id="2" w:name="_TOC_250004"/>
-    </w:p>
-    <w:p>
-      <w:r>
-        <w:br w:type="page"/>
-      </w:r>
     </w:p>
     <w:p>
       <w:pPr>
@@ -4664,7 +4688,6 @@
           <w:sz w:val="28"/>
           <w:szCs w:val="28"/>
         </w:rPr>
-        <w:lastRenderedPageBreak/>
         <w:t>КАЛЕНДАРНЫЙ</w:t>
       </w:r>
       <w:r>
@@ -4814,15 +4837,20 @@
     <w:tbl>
       <w:tblPr>
         <w:tblStyle w:val="TableGrid"/>
-        <w:tblW w:w="0" w:type="auto"/>
+        <w:tblW w:w="5000" w:type="pct"/>
+        <w:tblLayout w:type="fixed"/>
         <w:tblLook w:val="04A0" w:firstRow="1" w:lastRow="0" w:firstColumn="1" w:lastColumn="0" w:noHBand="0" w:noVBand="1"/>
       </w:tblPr>
       <w:tblGrid>
         <w:gridCol w:w="1049"/>
-        <w:gridCol w:w="3292"/>
-        <w:gridCol w:w="4998"/>
+        <w:gridCol w:w="2915"/>
+        <w:gridCol w:w="5375"/>
       </w:tblGrid>
       <w:tr>
+        <w:trPr>
+          <w:cantSplit/>
+          <w:tblHeader/>
+        </w:trPr>
         <w:tc>
           <w:tcPr>
             <w:tcW w:w="1049" w:type="dxa"/>
@@ -4849,7 +4877,7 @@
         </w:tc>
         <w:tc>
           <w:tcPr>
-            <w:tcW w:w="3292" w:type="dxa"/>
+            <w:tcW w:w="2915" w:type="dxa"/>
           </w:tcPr>
           <w:p>
             <w:pPr>
@@ -4873,7 +4901,7 @@
         </w:tc>
         <w:tc>
           <w:tcPr>
-            <w:tcW w:w="4998" w:type="dxa"/>
+            <w:tcW w:w="5375" w:type="dxa"/>
           </w:tcPr>
           <w:p>
             <w:pPr>
@@ -4897,6 +4925,10 @@
         </w:tc>
       </w:tr>
       <w:tr>
+        <w:trPr>
+          <w:cantSplit/>
+          <w:tblHeader/>
+        </w:trPr>
         <w:tc>
           <w:tcPr>
             <w:tcW w:w="1049" w:type="dxa"/>
@@ -4919,7 +4951,7 @@
         </w:tc>
         <w:tc>
           <w:tcPr>
-            <w:tcW w:w="3292" w:type="dxa"/>
+            <w:tcW w:w="2915" w:type="dxa"/>
           </w:tcPr>
           <w:p>
             <w:pPr>
@@ -4940,7 +4972,7 @@
         </w:tc>
         <w:tc>
           <w:tcPr>
-            <w:tcW w:w="4998" w:type="dxa"/>
+            <w:tcW w:w="5375" w:type="dxa"/>
           </w:tcPr>
           <w:p>
             <w:pPr>
@@ -5161,7 +5193,15 @@
           <w:sz w:val="28"/>
           <w:szCs w:val="28"/>
         </w:rPr>
-        <w:t>Выявления, развития и использования потенциальных возможностей педагогических работников;</w:t>
+        <w:t xml:space="preserve">Выявления, развития и использования потенциальных </w:t>
+      </w:r>
+      <w:r>
+        <w:rPr>
+          <w:sz w:val="28"/>
+          <w:szCs w:val="28"/>
+        </w:rPr>
+        <w:lastRenderedPageBreak/>
+        <w:t>возможностей педагогических работников;</w:t>
       </w:r>
     </w:p>
     <w:p>
@@ -5222,15 +5262,7 @@
           <w:sz w:val="28"/>
           <w:szCs w:val="28"/>
         </w:rPr>
-        <w:t xml:space="preserve">Результаты процедур оценки результатов деятельности ДТ «Альтаир» обсуждаются на Ученом совете Университета и являются основанием для принятия решений по коррекции текущей образовательной деятельности, по </w:t>
-      </w:r>
-      <w:r>
-        <w:rPr>
-          <w:sz w:val="28"/>
-          <w:szCs w:val="28"/>
-        </w:rPr>
-        <w:lastRenderedPageBreak/>
-        <w:t>совершенствованию ДОПП и уточнению и/или разработке программы развития ДТ «Альтаир», а также служат основанием для принятия иных необходимых управленческих решений.</w:t>
+        <w:t>Результаты процедур оценки результатов деятельности ДТ «Альтаир» обсуждаются на Ученом совете Университета и являются основанием для принятия решений по коррекции текущей образовательной деятельности, по совершенствованию ДОПП и уточнению и/или разработке программы развития ДТ «Альтаир», а также служат основанием для принятия иных необходимых управленческих решений.</w:t>
       </w:r>
       <w:r>
         <w:rPr>
@@ -5677,7 +5709,16 @@
           <w:sz w:val="28"/>
           <w:szCs w:val="28"/>
         </w:rPr>
-        <w:t>Материально-техническая база программы реализуется на современной инфраструктуре технопарка, оснащённой передовым оборудованием для проведения образовательных и исследовательских работ. Образовательные пространства оборудованы инновационными техническими средствами, включая специализированные рабочие места и интерактивные комплексы, что обеспечивает высокое качество учебного процесса. Лабораторный комплекс располагает всем необходимым оборудованием для проведения практических занятий, включая современные измерительные приборы, аналитическую технику и специализированное лабораторное оснащение.</w:t>
+        <w:t xml:space="preserve">Материально-техническая база программы реализуется на современной инфраструктуре технопарка, оснащённой передовым оборудованием для проведения образовательных и исследовательских работ. Образовательные пространства оборудованы инновационными техническими средствами, </w:t>
+      </w:r>
+      <w:r>
+        <w:rPr>
+          <w:spacing w:val="-2"/>
+          <w:sz w:val="28"/>
+          <w:szCs w:val="28"/>
+        </w:rPr>
+        <w:lastRenderedPageBreak/>
+        <w:t>включая специализированные рабочие места и интерактивные комплексы, что обеспечивает высокое качество учебного процесса. Лабораторный комплекс располагает всем необходимым оборудованием для проведения практических занятий, включая современные измерительные приборы, аналитическую технику и специализированное лабораторное оснащение.</w:t>
       </w:r>
     </w:p>
     <w:p>
@@ -5749,15 +5790,7 @@
           <w:sz w:val="28"/>
           <w:szCs w:val="28"/>
         </w:rPr>
-        <w:t xml:space="preserve">ысшее или среднее профессиональное образование в рамках укрупненных групп специальностей и направлений подготовки </w:t>
-      </w:r>
-      <w:r>
-        <w:rPr>
-          <w:sz w:val="28"/>
-          <w:szCs w:val="28"/>
-        </w:rPr>
-        <w:lastRenderedPageBreak/>
-        <w:t>высшего образования и специальностей среднего</w:t>
+        <w:t>ысшее или среднее профессиональное образование в рамках укрупненных групп специальностей и направлений подготовки высшего образования и специальностей среднего</w:t>
       </w:r>
       <w:r>
         <w:rPr>
@@ -6017,7 +6050,15 @@
           <w:sz w:val="28"/>
           <w:szCs w:val="28"/>
         </w:rPr>
-        <w:t xml:space="preserve"> проводится в счет аудиторного врем</w:t>
+        <w:t xml:space="preserve"> проводится в счет аудиторного </w:t>
+      </w:r>
+      <w:r>
+        <w:rPr>
+          <w:sz w:val="28"/>
+          <w:szCs w:val="28"/>
+        </w:rPr>
+        <w:lastRenderedPageBreak/>
+        <w:t>врем</w:t>
       </w:r>
       <w:r>
         <w:rPr>
@@ -6183,7 +6224,6 @@
           <w:sz w:val="28"/>
           <w:szCs w:val="28"/>
         </w:rPr>
-        <w:lastRenderedPageBreak/>
         <w:t>По окончанию обучения и проводится</w:t>
       </w:r>
       <w:r>
@@ -6852,7 +6892,15 @@
           <w:sz w:val="28"/>
           <w:szCs w:val="28"/>
         </w:rPr>
-        <w:t>Для оценивания результатов обучения возможно использование таких типов контроля, как педагогическое наблюдение, педагогический анализ результатов анкетирования, мониторинг, опрос, тестирование, зачет, индивидуальное собеседование, письменные ответы на вопросы, выполнение практической работы и т.д.</w:t>
+        <w:t xml:space="preserve">Для оценивания результатов обучения возможно использование таких типов контроля, как педагогическое наблюдение, педагогический анализ </w:t>
+      </w:r>
+      <w:r>
+        <w:rPr>
+          <w:sz w:val="28"/>
+          <w:szCs w:val="28"/>
+        </w:rPr>
+        <w:lastRenderedPageBreak/>
+        <w:t>результатов анкетирования, мониторинг, опрос, тестирование, зачет, индивидуальное собеседование, письменные ответы на вопросы, выполнение практической работы и т.д.</w:t>
       </w:r>
     </w:p>
     <w:p>
@@ -7275,15 +7323,7 @@
           <w:sz w:val="28"/>
           <w:szCs w:val="28"/>
         </w:rPr>
-        <w:t xml:space="preserve"> </w:t>
-      </w:r>
-      <w:r>
-        <w:rPr>
-          <w:sz w:val="28"/>
-          <w:szCs w:val="28"/>
-        </w:rPr>
-        <w:lastRenderedPageBreak/>
-        <w:t>несколько задач (вопросов) в виде краткой формулировки действий (комплекса действий), которые следует выполнить, или описание результата, который нужно получить.</w:t>
+        <w:t xml:space="preserve"> несколько задач (вопросов) в виде краткой формулировки действий (комплекса действий), которые следует выполнить, или описание результата, который нужно получить.</w:t>
       </w:r>
     </w:p>
     <w:p>
@@ -8286,6 +8326,7 @@
           <w:sz w:val="28"/>
           <w:szCs w:val="28"/>
         </w:rPr>
+        <w:lastRenderedPageBreak/>
         <w:t>умение</w:t>
       </w:r>
       <w:r>
@@ -8894,7 +8935,6 @@
           <w:sz w:val="28"/>
           <w:szCs w:val="28"/>
         </w:rPr>
-        <w:lastRenderedPageBreak/>
         <w:t xml:space="preserve">6.4. </w:t>
       </w:r>
       <w:r>
@@ -10474,7 +10514,15 @@
           <w:sz w:val="28"/>
           <w:szCs w:val="28"/>
         </w:rPr>
-        <w:t>ответов — «зачтено», менее 55% правильных ответов — «</w:t>
+        <w:t xml:space="preserve">ответов — «зачтено», менее 55% правильных ответов — </w:t>
+      </w:r>
+      <w:r>
+        <w:rPr>
+          <w:sz w:val="28"/>
+          <w:szCs w:val="28"/>
+        </w:rPr>
+        <w:lastRenderedPageBreak/>
+        <w:t>«</w:t>
       </w:r>
       <w:proofErr w:type="spellStart"/>
       <w:r>
@@ -10883,7 +10931,6 @@
           <w:sz w:val="28"/>
           <w:szCs w:val="28"/>
         </w:rPr>
-        <w:lastRenderedPageBreak/>
         <w:t>способность обосновать выбранные методы решения;</w:t>
       </w:r>
     </w:p>
@@ -11991,6 +12038,7 @@
           <w:sz w:val="2"/>
           <w:szCs w:val="2"/>
         </w:rPr>
+        <w:lastRenderedPageBreak/>
         <w:t>${/</w:t>
       </w:r>
       <w:proofErr w:type="spellStart"/>

--- a/storage/app/templates/rpd/social.docx
+++ b/storage/app/templates/rpd/social.docx
@@ -703,9 +703,8 @@
           <w:sz w:val="28"/>
           <w:szCs w:val="28"/>
         </w:rPr>
-        <w:t>${</w:t>
-      </w:r>
-      <w:proofErr w:type="spellStart"/>
+        <w:t>${program_title}</w:t>
+      </w:r>
       <w:r>
         <w:rPr>
           <w:b/>
@@ -714,82 +713,43 @@
           <w:sz w:val="28"/>
           <w:szCs w:val="28"/>
         </w:rPr>
-        <w:t>program_title</w:t>
-      </w:r>
-      <w:proofErr w:type="spellEnd"/>
-      <w:r>
-        <w:rPr>
-          <w:b/>
+        <w:t>»</w:t>
+      </w:r>
+    </w:p>
+    <w:p>
+      <w:pPr>
+        <w:jc w:val="center"/>
+        <w:rPr>
           <w:bCs/>
-          <w:i/>
-          <w:sz w:val="28"/>
-          <w:szCs w:val="28"/>
-        </w:rPr>
-        <w:t>}</w:t>
-      </w:r>
-      <w:r>
-        <w:rPr>
-          <w:b/>
+          <w:sz w:val="28"/>
+          <w:szCs w:val="28"/>
+        </w:rPr>
+      </w:pPr>
+    </w:p>
+    <w:p>
+      <w:pPr>
+        <w:jc w:val="center"/>
+        <w:rPr>
           <w:bCs/>
-          <w:i/>
-          <w:sz w:val="28"/>
-          <w:szCs w:val="28"/>
-        </w:rPr>
-        <w:t>»</w:t>
-      </w:r>
-    </w:p>
-    <w:p>
-      <w:pPr>
-        <w:jc w:val="center"/>
+          <w:sz w:val="28"/>
+          <w:szCs w:val="28"/>
+        </w:rPr>
+      </w:pPr>
+      <w:r>
         <w:rPr>
           <w:bCs/>
           <w:sz w:val="28"/>
           <w:szCs w:val="28"/>
         </w:rPr>
-      </w:pPr>
-    </w:p>
-    <w:p>
-      <w:pPr>
-        <w:jc w:val="center"/>
+        <w:t xml:space="preserve">Уровень сложности: </w:t>
+      </w:r>
+      <w:r>
         <w:rPr>
           <w:bCs/>
           <w:sz w:val="28"/>
           <w:szCs w:val="28"/>
         </w:rPr>
-      </w:pPr>
-      <w:r>
-        <w:rPr>
-          <w:bCs/>
-          <w:sz w:val="28"/>
-          <w:szCs w:val="28"/>
-        </w:rPr>
-        <w:t xml:space="preserve">Уровень сложности: </w:t>
-      </w:r>
-      <w:r>
-        <w:rPr>
-          <w:bCs/>
-          <w:sz w:val="28"/>
-          <w:szCs w:val="28"/>
-        </w:rPr>
-        <w:t>${</w:t>
-      </w:r>
-      <w:proofErr w:type="spellStart"/>
-      <w:r>
-        <w:rPr>
-          <w:bCs/>
-          <w:sz w:val="28"/>
-          <w:szCs w:val="28"/>
-        </w:rPr>
-        <w:t>complexity_level</w:t>
-      </w:r>
-      <w:proofErr w:type="spellEnd"/>
-      <w:r>
-        <w:rPr>
-          <w:bCs/>
-          <w:sz w:val="28"/>
-          <w:szCs w:val="28"/>
-        </w:rPr>
-        <w:t>}</w:t>
+        <w:t>${complexity_level}</w:t>
       </w:r>
     </w:p>
     <w:p>
@@ -805,23 +765,7 @@
           <w:sz w:val="28"/>
           <w:highlight w:val="yellow"/>
         </w:rPr>
-        <w:t>${</w:t>
-      </w:r>
-      <w:proofErr w:type="spellStart"/>
-      <w:r>
-        <w:rPr>
-          <w:sz w:val="28"/>
-          <w:highlight w:val="yellow"/>
-        </w:rPr>
-        <w:t>smko_code</w:t>
-      </w:r>
-      <w:proofErr w:type="spellEnd"/>
-      <w:r>
-        <w:rPr>
-          <w:sz w:val="28"/>
-          <w:highlight w:val="yellow"/>
-        </w:rPr>
-        <w:t>}</w:t>
+        <w:t>${smko_code}</w:t>
       </w:r>
     </w:p>
     <w:p>
@@ -1070,23 +1014,7 @@
           <w:sz w:val="28"/>
           <w:szCs w:val="28"/>
         </w:rPr>
-        <w:t>${</w:t>
-      </w:r>
-      <w:proofErr w:type="spellStart"/>
-      <w:r>
-        <w:rPr>
-          <w:sz w:val="28"/>
-          <w:szCs w:val="28"/>
-        </w:rPr>
-        <w:t>program_title</w:t>
-      </w:r>
-      <w:proofErr w:type="spellEnd"/>
-      <w:r>
-        <w:rPr>
-          <w:sz w:val="28"/>
-          <w:szCs w:val="28"/>
-        </w:rPr>
-        <w:t>}</w:t>
+        <w:t>${program_title}</w:t>
       </w:r>
       <w:r>
         <w:rPr>
@@ -1441,39 +1369,7 @@
           <w:sz w:val="28"/>
           <w:szCs w:val="28"/>
         </w:rPr>
-        <w:t xml:space="preserve">Методических рекомендаций по проектированию дополнительных общеразвивающих программ (включая </w:t>
-      </w:r>
-      <w:proofErr w:type="spellStart"/>
-      <w:r>
-        <w:rPr>
-          <w:sz w:val="28"/>
-          <w:szCs w:val="28"/>
-        </w:rPr>
-        <w:t>разноуровневые</w:t>
-      </w:r>
-      <w:proofErr w:type="spellEnd"/>
-      <w:r>
-        <w:rPr>
-          <w:sz w:val="28"/>
-          <w:szCs w:val="28"/>
-        </w:rPr>
-        <w:t xml:space="preserve"> программы) (письмо </w:t>
-      </w:r>
-      <w:proofErr w:type="spellStart"/>
-      <w:r>
-        <w:rPr>
-          <w:sz w:val="28"/>
-          <w:szCs w:val="28"/>
-        </w:rPr>
-        <w:t>Минобрнауки</w:t>
-      </w:r>
-      <w:proofErr w:type="spellEnd"/>
-      <w:r>
-        <w:rPr>
-          <w:sz w:val="28"/>
-          <w:szCs w:val="28"/>
-        </w:rPr>
-        <w:t xml:space="preserve"> России от 18.11.2015 № 09–3242);</w:t>
+        <w:t>Методических рекомендаций по проектированию дополнительных общеразвивающих программ (включая разноуровневые программы) (письмо Минобрнауки России от 18.11.2015 № 09–3242);</w:t>
       </w:r>
     </w:p>
     <w:p>
@@ -1494,23 +1390,7 @@
           <w:sz w:val="28"/>
           <w:szCs w:val="28"/>
         </w:rPr>
-        <w:t xml:space="preserve">Письмом </w:t>
-      </w:r>
-      <w:proofErr w:type="spellStart"/>
-      <w:r>
-        <w:rPr>
-          <w:sz w:val="28"/>
-          <w:szCs w:val="28"/>
-        </w:rPr>
-        <w:t>Минобрнауки</w:t>
-      </w:r>
-      <w:proofErr w:type="spellEnd"/>
-      <w:r>
-        <w:rPr>
-          <w:sz w:val="28"/>
-          <w:szCs w:val="28"/>
-        </w:rPr>
-        <w:t xml:space="preserve"> России от 11.12.2006 № 06-1844 «О примерных требованиях к программам дополнительного образования детей»;</w:t>
+        <w:t>Письмом Минобрнауки России от 11.12.2006 № 06-1844 «О примерных требованиях к программам дополнительного образования детей»;</w:t>
       </w:r>
     </w:p>
     <w:p>
@@ -1840,23 +1720,7 @@
           <w:sz w:val="28"/>
           <w:szCs w:val="28"/>
         </w:rPr>
-        <w:t xml:space="preserve">творчеством обучающихся; расширить их возможности информационно-технической адаптации посредством формирования базы знаний и навыков в области основ современных технологий; достижение обучающимися планируемых </w:t>
-      </w:r>
-      <w:proofErr w:type="spellStart"/>
-      <w:r>
-        <w:rPr>
-          <w:sz w:val="28"/>
-          <w:szCs w:val="28"/>
-        </w:rPr>
-        <w:t>метапредметных</w:t>
-      </w:r>
-      <w:proofErr w:type="spellEnd"/>
-      <w:r>
-        <w:rPr>
-          <w:sz w:val="28"/>
-          <w:szCs w:val="28"/>
-        </w:rPr>
-        <w:t xml:space="preserve"> и предметных результатов; создание комплекса психолого-педагогических мер, направленных на профессиональное самоопределение школьника.</w:t>
+        <w:t>творчеством обучающихся; расширить их возможности информационно-технической адаптации посредством формирования базы знаний и навыков в области основ современных технологий; достижение обучающимися планируемых метапредметных и предметных результатов; создание комплекса психолого-педагогических мер, направленных на профессиональное самоопределение школьника.</w:t>
       </w:r>
     </w:p>
     <w:p>
@@ -2723,21 +2587,12 @@
           <w:szCs w:val="28"/>
         </w:rPr>
       </w:pPr>
-      <w:proofErr w:type="spellStart"/>
-      <w:r>
-        <w:rPr>
-          <w:sz w:val="28"/>
-          <w:szCs w:val="28"/>
-        </w:rPr>
-        <w:t>Метапредметные</w:t>
-      </w:r>
-      <w:proofErr w:type="spellEnd"/>
-      <w:r>
-        <w:rPr>
-          <w:sz w:val="28"/>
-          <w:szCs w:val="28"/>
-        </w:rPr>
-        <w:t>:</w:t>
+      <w:r>
+        <w:rPr>
+          <w:sz w:val="28"/>
+          <w:szCs w:val="28"/>
+        </w:rPr>
+        <w:t>Метапредметные:</w:t>
       </w:r>
     </w:p>
     <w:p>
@@ -3054,23 +2909,7 @@
           <w:b w:val="0"/>
           <w:bCs w:val="0"/>
         </w:rPr>
-        <w:t>${</w:t>
-      </w:r>
-      <w:proofErr w:type="spellStart"/>
-      <w:r>
-        <w:rPr>
-          <w:b w:val="0"/>
-          <w:bCs w:val="0"/>
-        </w:rPr>
-        <w:t>total_hours</w:t>
-      </w:r>
-      <w:proofErr w:type="spellEnd"/>
-      <w:r>
-        <w:rPr>
-          <w:b w:val="0"/>
-          <w:bCs w:val="0"/>
-        </w:rPr>
-        <w:t>}</w:t>
+        <w:t>${total_hours}</w:t>
       </w:r>
       <w:r>
         <w:rPr>
@@ -3116,17 +2955,8 @@
           <w:b w:val="0"/>
           <w:bCs w:val="0"/>
         </w:rPr>
-        <w:t>${</w:t>
-      </w:r>
-      <w:proofErr w:type="spellStart"/>
-      <w:r>
-        <w:rPr>
-          <w:b w:val="0"/>
-          <w:bCs w:val="0"/>
-        </w:rPr>
-        <w:t>education_form</w:t>
-      </w:r>
-      <w:proofErr w:type="spellEnd"/>
+        <w:t>${education_form</w:t>
+      </w:r>
       <w:r>
         <w:rPr>
           <w:b w:val="0"/>
@@ -3192,17 +3022,8 @@
           <w:sz w:val="28"/>
           <w:szCs w:val="28"/>
         </w:rPr>
-        <w:t>${</w:t>
-      </w:r>
-      <w:proofErr w:type="spellStart"/>
-      <w:r>
-        <w:rPr>
-          <w:sz w:val="28"/>
-          <w:szCs w:val="28"/>
-        </w:rPr>
-        <w:t>study_mode</w:t>
-      </w:r>
-      <w:proofErr w:type="spellEnd"/>
+        <w:t>${study_mode</w:t>
+      </w:r>
       <w:r>
         <w:rPr>
           <w:sz w:val="28"/>
@@ -4386,23 +4207,7 @@
                 <w:b/>
                 <w:bCs/>
               </w:rPr>
-              <w:t>${</w:t>
-            </w:r>
-            <w:proofErr w:type="spellStart"/>
-            <w:r>
-              <w:rPr>
-                <w:b/>
-                <w:bCs/>
-              </w:rPr>
-              <w:t>curriculum_number</w:t>
-            </w:r>
-            <w:proofErr w:type="spellEnd"/>
-            <w:r>
-              <w:rPr>
-                <w:b/>
-                <w:bCs/>
-              </w:rPr>
-              <w:t>}</w:t>
+              <w:t>${curriculum_number}</w:t>
             </w:r>
           </w:p>
         </w:tc>
@@ -4415,15 +4220,7 @@
               <w:pStyle w:val="p1"/>
             </w:pPr>
             <w:r>
-              <w:t>${</w:t>
-            </w:r>
-            <w:proofErr w:type="spellStart"/>
-            <w:r>
-              <w:t>curriculum_title</w:t>
-            </w:r>
-            <w:proofErr w:type="spellEnd"/>
-            <w:r>
-              <w:t>}</w:t>
+              <w:t>${curriculum_title}</w:t>
             </w:r>
           </w:p>
         </w:tc>
@@ -4436,15 +4233,7 @@
               <w:pStyle w:val="p1"/>
             </w:pPr>
             <w:r>
-              <w:t>${</w:t>
-            </w:r>
-            <w:proofErr w:type="spellStart"/>
-            <w:r>
-              <w:t>curriculum_total_hours</w:t>
-            </w:r>
-            <w:proofErr w:type="spellEnd"/>
-            <w:r>
-              <w:t>}</w:t>
+              <w:t>${curriculum_total_hours}</w:t>
             </w:r>
           </w:p>
         </w:tc>
@@ -4457,15 +4246,7 @@
               <w:pStyle w:val="p1"/>
             </w:pPr>
             <w:r>
-              <w:t>${</w:t>
-            </w:r>
-            <w:proofErr w:type="spellStart"/>
-            <w:r>
-              <w:t>curriculum_theory_hours</w:t>
-            </w:r>
-            <w:proofErr w:type="spellEnd"/>
-            <w:r>
-              <w:t>}</w:t>
+              <w:t>${curriculum_theory_hours}</w:t>
             </w:r>
           </w:p>
         </w:tc>
@@ -4478,15 +4259,7 @@
               <w:pStyle w:val="p1"/>
             </w:pPr>
             <w:r>
-              <w:t>${</w:t>
-            </w:r>
-            <w:proofErr w:type="spellStart"/>
-            <w:r>
-              <w:t>curriculum_practice_hours</w:t>
-            </w:r>
-            <w:proofErr w:type="spellEnd"/>
-            <w:r>
-              <w:t>}</w:t>
+              <w:t>${curriculum_practice_hours}</w:t>
             </w:r>
           </w:p>
         </w:tc>
@@ -4499,15 +4272,7 @@
               <w:pStyle w:val="p1"/>
             </w:pPr>
             <w:r>
-              <w:t>${</w:t>
-            </w:r>
-            <w:proofErr w:type="spellStart"/>
-            <w:r>
-              <w:t>curriculum_control</w:t>
-            </w:r>
-            <w:proofErr w:type="spellEnd"/>
-            <w:r>
-              <w:t>}</w:t>
+              <w:t>${curriculum_control}</w:t>
             </w:r>
           </w:p>
         </w:tc>
@@ -4564,23 +4329,7 @@
                 <w:b/>
                 <w:bCs/>
               </w:rPr>
-              <w:t>${</w:t>
-            </w:r>
-            <w:proofErr w:type="spellStart"/>
-            <w:r>
-              <w:rPr>
-                <w:b/>
-                <w:bCs/>
-              </w:rPr>
-              <w:t>curriculum_total_sum</w:t>
-            </w:r>
-            <w:proofErr w:type="spellEnd"/>
-            <w:r>
-              <w:rPr>
-                <w:b/>
-                <w:bCs/>
-              </w:rPr>
-              <w:t>}</w:t>
+              <w:t>${curriculum_total_sum}</w:t>
             </w:r>
           </w:p>
         </w:tc>
@@ -4597,23 +4346,7 @@
                 <w:b/>
                 <w:bCs/>
               </w:rPr>
-              <w:t>${</w:t>
-            </w:r>
-            <w:proofErr w:type="spellStart"/>
-            <w:r>
-              <w:rPr>
-                <w:b/>
-                <w:bCs/>
-              </w:rPr>
-              <w:t>curriculum_theory_sum</w:t>
-            </w:r>
-            <w:proofErr w:type="spellEnd"/>
-            <w:r>
-              <w:rPr>
-                <w:b/>
-                <w:bCs/>
-              </w:rPr>
-              <w:t>}</w:t>
+              <w:t>${curriculum_theory_sum}</w:t>
             </w:r>
           </w:p>
         </w:tc>
@@ -4630,23 +4363,7 @@
                 <w:b/>
                 <w:bCs/>
               </w:rPr>
-              <w:t>${</w:t>
-            </w:r>
-            <w:proofErr w:type="spellStart"/>
-            <w:r>
-              <w:rPr>
-                <w:b/>
-                <w:bCs/>
-              </w:rPr>
-              <w:t>curriculum_practice_sum</w:t>
-            </w:r>
-            <w:proofErr w:type="spellEnd"/>
-            <w:r>
-              <w:rPr>
-                <w:b/>
-                <w:bCs/>
-              </w:rPr>
-              <w:t>}</w:t>
+              <w:t>${curriculum_practice_sum}</w:t>
             </w:r>
           </w:p>
         </w:tc>
@@ -4742,25 +4459,7 @@
           <w:szCs w:val="24"/>
           <w:lang w:val="en-US"/>
         </w:rPr>
-        <w:t>${</w:t>
-      </w:r>
-      <w:proofErr w:type="spellStart"/>
-      <w:r>
-        <w:rPr>
-          <w:sz w:val="24"/>
-          <w:szCs w:val="24"/>
-          <w:lang w:val="en-US"/>
-        </w:rPr>
-        <w:t>schedule_table</w:t>
-      </w:r>
-      <w:proofErr w:type="spellEnd"/>
-      <w:r>
-        <w:rPr>
-          <w:sz w:val="24"/>
-          <w:szCs w:val="24"/>
-          <w:lang w:val="en-US"/>
-        </w:rPr>
-        <w:t>}</w:t>
+        <w:t>${schedule_table}</w:t>
       </w:r>
     </w:p>
     <w:p>
@@ -4958,15 +4657,7 @@
               <w:pStyle w:val="p1"/>
             </w:pPr>
             <w:r>
-              <w:t>${</w:t>
-            </w:r>
-            <w:proofErr w:type="spellStart"/>
-            <w:r>
-              <w:t>content_title</w:t>
-            </w:r>
-            <w:proofErr w:type="spellEnd"/>
-            <w:r>
-              <w:t>}</w:t>
+              <w:t>${content_title}</w:t>
             </w:r>
           </w:p>
         </w:tc>
@@ -4979,15 +4670,7 @@
               <w:pStyle w:val="p1"/>
             </w:pPr>
             <w:r>
-              <w:t>${</w:t>
-            </w:r>
-            <w:proofErr w:type="spellStart"/>
-            <w:r>
-              <w:t>content_text</w:t>
-            </w:r>
-            <w:proofErr w:type="spellEnd"/>
-            <w:r>
-              <w:t>}</w:t>
+              <w:t>${content_text}</w:t>
             </w:r>
           </w:p>
         </w:tc>
@@ -6578,39 +6261,7 @@
           <w:sz w:val="28"/>
           <w:szCs w:val="28"/>
         </w:rPr>
-        <w:t xml:space="preserve">области и степени освоения основных </w:t>
-      </w:r>
-      <w:proofErr w:type="spellStart"/>
-      <w:r>
-        <w:rPr>
-          <w:sz w:val="28"/>
-          <w:szCs w:val="28"/>
-        </w:rPr>
-        <w:t>общеучебных</w:t>
-      </w:r>
-      <w:proofErr w:type="spellEnd"/>
-      <w:r>
-        <w:rPr>
-          <w:sz w:val="28"/>
-          <w:szCs w:val="28"/>
-        </w:rPr>
-        <w:t xml:space="preserve"> компетенций, т. е. </w:t>
-      </w:r>
-      <w:proofErr w:type="spellStart"/>
-      <w:r>
-        <w:rPr>
-          <w:sz w:val="28"/>
-          <w:szCs w:val="28"/>
-        </w:rPr>
-        <w:t>компетентностный</w:t>
-      </w:r>
-      <w:proofErr w:type="spellEnd"/>
-      <w:r>
-        <w:rPr>
-          <w:sz w:val="28"/>
-          <w:szCs w:val="28"/>
-        </w:rPr>
-        <w:t xml:space="preserve"> </w:t>
+        <w:t xml:space="preserve">области и степени освоения основных общеучебных компетенций, т. е. компетентностный </w:t>
       </w:r>
       <w:r>
         <w:rPr>
@@ -6637,23 +6288,7 @@
           <w:sz w:val="28"/>
           <w:szCs w:val="28"/>
         </w:rPr>
-        <w:t xml:space="preserve">Основополагающими критериями эффективности реализации образовательной программы с точки зрения </w:t>
-      </w:r>
-      <w:proofErr w:type="spellStart"/>
-      <w:r>
-        <w:rPr>
-          <w:sz w:val="28"/>
-          <w:szCs w:val="28"/>
-        </w:rPr>
-        <w:t>компетентностного</w:t>
-      </w:r>
-      <w:proofErr w:type="spellEnd"/>
-      <w:r>
-        <w:rPr>
-          <w:sz w:val="28"/>
-          <w:szCs w:val="28"/>
-        </w:rPr>
-        <w:t xml:space="preserve"> подхода является:</w:t>
+        <w:t>Основополагающими критериями эффективности реализации образовательной программы с точки зрения компетентностного подхода является:</w:t>
       </w:r>
     </w:p>
     <w:p>
@@ -6685,7 +6320,6 @@
         </w:rPr>
         <w:t xml:space="preserve"> </w:t>
       </w:r>
-      <w:proofErr w:type="spellStart"/>
       <w:r>
         <w:rPr>
           <w:sz w:val="28"/>
@@ -6693,7 +6327,6 @@
         </w:rPr>
         <w:t>сформированности</w:t>
       </w:r>
-      <w:proofErr w:type="spellEnd"/>
       <w:r>
         <w:rPr>
           <w:spacing w:val="-3"/>
@@ -10305,25 +9938,7 @@
           <w:sz w:val="28"/>
           <w:szCs w:val="28"/>
         </w:rPr>
-        <w:t xml:space="preserve"> «</w:t>
-      </w:r>
-      <w:proofErr w:type="spellStart"/>
-      <w:r>
-        <w:rPr>
-          <w:spacing w:val="-2"/>
-          <w:sz w:val="28"/>
-          <w:szCs w:val="28"/>
-        </w:rPr>
-        <w:t>незачтено</w:t>
-      </w:r>
-      <w:proofErr w:type="spellEnd"/>
-      <w:r>
-        <w:rPr>
-          <w:spacing w:val="-2"/>
-          <w:sz w:val="28"/>
-          <w:szCs w:val="28"/>
-        </w:rPr>
-        <w:t>»;</w:t>
+        <w:t xml:space="preserve"> «незачтено»;</w:t>
       </w:r>
     </w:p>
     <w:p>
@@ -10522,23 +10137,7 @@
           <w:szCs w:val="28"/>
         </w:rPr>
         <w:lastRenderedPageBreak/>
-        <w:t>«</w:t>
-      </w:r>
-      <w:proofErr w:type="spellStart"/>
-      <w:r>
-        <w:rPr>
-          <w:sz w:val="28"/>
-          <w:szCs w:val="28"/>
-        </w:rPr>
-        <w:t>незачтено</w:t>
-      </w:r>
-      <w:proofErr w:type="spellEnd"/>
-      <w:r>
-        <w:rPr>
-          <w:sz w:val="28"/>
-          <w:szCs w:val="28"/>
-        </w:rPr>
-        <w:t>».</w:t>
+        <w:t>«незачтено».</w:t>
       </w:r>
     </w:p>
     <w:p>
@@ -11201,27 +10800,7 @@
           <w:szCs w:val="2"/>
           <w:lang w:val="en-US"/>
         </w:rPr>
-        <w:t>${</w:t>
-      </w:r>
-      <w:proofErr w:type="spellStart"/>
-      <w:r>
-        <w:rPr>
-          <w:color w:val="FF0000"/>
-          <w:sz w:val="2"/>
-          <w:szCs w:val="2"/>
-          <w:lang w:val="en-US"/>
-        </w:rPr>
-        <w:t>control_survey_materials_block</w:t>
-      </w:r>
-      <w:proofErr w:type="spellEnd"/>
-      <w:r>
-        <w:rPr>
-          <w:color w:val="FF0000"/>
-          <w:sz w:val="2"/>
-          <w:szCs w:val="2"/>
-          <w:lang w:val="en-US"/>
-        </w:rPr>
-        <w:t>}</w:t>
+        <w:t>${control_survey_materials_block}</w:t>
       </w:r>
     </w:p>
     <w:p>
@@ -11248,25 +10827,7 @@
           <w:szCs w:val="28"/>
           <w:lang w:val="en-US"/>
         </w:rPr>
-        <w:t>${</w:t>
-      </w:r>
-      <w:proofErr w:type="spellStart"/>
-      <w:r>
-        <w:rPr>
-          <w:sz w:val="28"/>
-          <w:szCs w:val="28"/>
-          <w:lang w:val="en-US"/>
-        </w:rPr>
-        <w:t>control_survey_materials_text</w:t>
-      </w:r>
-      <w:proofErr w:type="spellEnd"/>
-      <w:r>
-        <w:rPr>
-          <w:sz w:val="28"/>
-          <w:szCs w:val="28"/>
-          <w:lang w:val="en-US"/>
-        </w:rPr>
-        <w:t>}</w:t>
+        <w:t>${control_survey_materials_text}</w:t>
       </w:r>
     </w:p>
     <w:p>
@@ -11287,25 +10848,7 @@
           <w:sz w:val="2"/>
           <w:szCs w:val="2"/>
         </w:rPr>
-        <w:t>${/</w:t>
-      </w:r>
-      <w:proofErr w:type="spellStart"/>
-      <w:r>
-        <w:rPr>
-          <w:color w:val="FF0000"/>
-          <w:sz w:val="2"/>
-          <w:szCs w:val="2"/>
-        </w:rPr>
-        <w:t>control_survey_materials_block</w:t>
-      </w:r>
-      <w:proofErr w:type="spellEnd"/>
-      <w:r>
-        <w:rPr>
-          <w:color w:val="FF0000"/>
-          <w:sz w:val="2"/>
-          <w:szCs w:val="2"/>
-        </w:rPr>
-        <w:t>}</w:t>
+        <w:t>${/control_survey_materials_block}</w:t>
       </w:r>
     </w:p>
     <w:p>
@@ -11387,27 +10930,7 @@
           <w:szCs w:val="2"/>
           <w:lang w:val="en-US"/>
         </w:rPr>
-        <w:t>${</w:t>
-      </w:r>
-      <w:proofErr w:type="spellStart"/>
-      <w:r>
-        <w:rPr>
-          <w:color w:val="FF0000"/>
-          <w:sz w:val="2"/>
-          <w:szCs w:val="2"/>
-          <w:lang w:val="en-US"/>
-        </w:rPr>
-        <w:t>final_practical_work_materials_block</w:t>
-      </w:r>
-      <w:proofErr w:type="spellEnd"/>
-      <w:r>
-        <w:rPr>
-          <w:color w:val="FF0000"/>
-          <w:sz w:val="2"/>
-          <w:szCs w:val="2"/>
-          <w:lang w:val="en-US"/>
-        </w:rPr>
-        <w:t>}</w:t>
+        <w:t>${final_practical_work_materials_block}</w:t>
       </w:r>
     </w:p>
     <w:p>
@@ -11434,25 +10957,7 @@
           <w:szCs w:val="28"/>
           <w:lang w:val="en-US"/>
         </w:rPr>
-        <w:t>${</w:t>
-      </w:r>
-      <w:proofErr w:type="spellStart"/>
-      <w:r>
-        <w:rPr>
-          <w:sz w:val="28"/>
-          <w:szCs w:val="28"/>
-          <w:lang w:val="en-US"/>
-        </w:rPr>
-        <w:t>final_practical_work_materials_text</w:t>
-      </w:r>
-      <w:proofErr w:type="spellEnd"/>
-      <w:r>
-        <w:rPr>
-          <w:sz w:val="28"/>
-          <w:szCs w:val="28"/>
-          <w:lang w:val="en-US"/>
-        </w:rPr>
-        <w:t>}</w:t>
+        <w:t>${final_practical_work_materials_text}</w:t>
       </w:r>
     </w:p>
     <w:p>
@@ -11475,27 +10980,7 @@
           <w:szCs w:val="2"/>
           <w:lang w:val="en-US"/>
         </w:rPr>
-        <w:t>${/</w:t>
-      </w:r>
-      <w:proofErr w:type="spellStart"/>
-      <w:r>
-        <w:rPr>
-          <w:color w:val="FF0000"/>
-          <w:sz w:val="2"/>
-          <w:szCs w:val="2"/>
-          <w:lang w:val="en-US"/>
-        </w:rPr>
-        <w:t>final_practical_work_materials_block</w:t>
-      </w:r>
-      <w:proofErr w:type="spellEnd"/>
-      <w:r>
-        <w:rPr>
-          <w:color w:val="FF0000"/>
-          <w:sz w:val="2"/>
-          <w:szCs w:val="2"/>
-          <w:lang w:val="en-US"/>
-        </w:rPr>
-        <w:t>}</w:t>
+        <w:t>${/final_practical_work_materials_block}</w:t>
       </w:r>
     </w:p>
     <w:p>
@@ -11623,25 +11108,7 @@
           <w:szCs w:val="28"/>
           <w:lang w:val="en-US"/>
         </w:rPr>
-        <w:t>${</w:t>
-      </w:r>
-      <w:proofErr w:type="spellStart"/>
-      <w:r>
-        <w:rPr>
-          <w:sz w:val="28"/>
-          <w:szCs w:val="28"/>
-          <w:lang w:val="en-US"/>
-        </w:rPr>
-        <w:t>project_topics_text</w:t>
-      </w:r>
-      <w:proofErr w:type="spellEnd"/>
-      <w:r>
-        <w:rPr>
-          <w:sz w:val="28"/>
-          <w:szCs w:val="28"/>
-          <w:lang w:val="en-US"/>
-        </w:rPr>
-        <w:t>}</w:t>
+        <w:t>${project_topics_text}</w:t>
       </w:r>
     </w:p>
     <w:p>
@@ -11864,23 +11331,7 @@
           <w:sz w:val="28"/>
           <w:szCs w:val="28"/>
         </w:rPr>
-        <w:t>${</w:t>
-      </w:r>
-      <w:proofErr w:type="spellStart"/>
-      <w:r>
-        <w:rPr>
-          <w:sz w:val="28"/>
-          <w:szCs w:val="28"/>
-        </w:rPr>
-        <w:t>main_recommended_resources_text</w:t>
-      </w:r>
-      <w:proofErr w:type="spellEnd"/>
-      <w:r>
-        <w:rPr>
-          <w:sz w:val="28"/>
-          <w:szCs w:val="28"/>
-        </w:rPr>
-        <w:t>}</w:t>
+        <w:t>${main_recommended_resources_text}</w:t>
       </w:r>
     </w:p>
     <w:p>
@@ -11899,25 +11350,7 @@
           <w:sz w:val="2"/>
           <w:szCs w:val="2"/>
         </w:rPr>
-        <w:t>${/</w:t>
-      </w:r>
-      <w:proofErr w:type="spellStart"/>
-      <w:r>
-        <w:rPr>
-          <w:color w:val="FF0000"/>
-          <w:sz w:val="2"/>
-          <w:szCs w:val="2"/>
-        </w:rPr>
-        <w:t>main_recommended_resources_block</w:t>
-      </w:r>
-      <w:proofErr w:type="spellEnd"/>
-      <w:r>
-        <w:rPr>
-          <w:color w:val="FF0000"/>
-          <w:sz w:val="2"/>
-          <w:szCs w:val="2"/>
-        </w:rPr>
-        <w:t>}</w:t>
+        <w:t>${/main_recommended_resources_block}</w:t>
       </w:r>
     </w:p>
     <w:p>
@@ -11964,25 +11397,7 @@
           <w:sz w:val="2"/>
           <w:szCs w:val="2"/>
         </w:rPr>
-        <w:t>${</w:t>
-      </w:r>
-      <w:proofErr w:type="spellStart"/>
-      <w:r>
-        <w:rPr>
-          <w:color w:val="FF0000"/>
-          <w:sz w:val="2"/>
-          <w:szCs w:val="2"/>
-        </w:rPr>
-        <w:t>additional_resources_block</w:t>
-      </w:r>
-      <w:proofErr w:type="spellEnd"/>
-      <w:r>
-        <w:rPr>
-          <w:color w:val="FF0000"/>
-          <w:sz w:val="2"/>
-          <w:szCs w:val="2"/>
-        </w:rPr>
-        <w:t>}</w:t>
+        <w:t>${additional_resources_block}</w:t>
       </w:r>
     </w:p>
     <w:p>
@@ -12004,23 +11419,7 @@
           <w:sz w:val="28"/>
           <w:szCs w:val="28"/>
         </w:rPr>
-        <w:t>${</w:t>
-      </w:r>
-      <w:proofErr w:type="spellStart"/>
-      <w:r>
-        <w:rPr>
-          <w:sz w:val="28"/>
-          <w:szCs w:val="28"/>
-        </w:rPr>
-        <w:t>additional_resources_text</w:t>
-      </w:r>
-      <w:proofErr w:type="spellEnd"/>
-      <w:r>
-        <w:rPr>
-          <w:sz w:val="28"/>
-          <w:szCs w:val="28"/>
-        </w:rPr>
-        <w:t>}</w:t>
+        <w:t>${additional_resources_text}</w:t>
       </w:r>
     </w:p>
     <w:p>
@@ -12039,25 +11438,7 @@
           <w:szCs w:val="2"/>
         </w:rPr>
         <w:lastRenderedPageBreak/>
-        <w:t>${/</w:t>
-      </w:r>
-      <w:proofErr w:type="spellStart"/>
-      <w:r>
-        <w:rPr>
-          <w:color w:val="FF0000"/>
-          <w:sz w:val="2"/>
-          <w:szCs w:val="2"/>
-        </w:rPr>
-        <w:t>additional_resources_block</w:t>
-      </w:r>
-      <w:proofErr w:type="spellEnd"/>
-      <w:r>
-        <w:rPr>
-          <w:color w:val="FF0000"/>
-          <w:sz w:val="2"/>
-          <w:szCs w:val="2"/>
-        </w:rPr>
-        <w:t>}</w:t>
+        <w:t>${/additional_resources_block}</w:t>
       </w:r>
     </w:p>
     <w:p>
@@ -12132,25 +11513,7 @@
           <w:sz w:val="2"/>
           <w:szCs w:val="2"/>
         </w:rPr>
-        <w:t>${</w:t>
-      </w:r>
-      <w:proofErr w:type="spellStart"/>
-      <w:r>
-        <w:rPr>
-          <w:color w:val="FF0000"/>
-          <w:sz w:val="2"/>
-          <w:szCs w:val="2"/>
-        </w:rPr>
-        <w:t>internet_resources_block</w:t>
-      </w:r>
-      <w:proofErr w:type="spellEnd"/>
-      <w:r>
-        <w:rPr>
-          <w:color w:val="FF0000"/>
-          <w:sz w:val="2"/>
-          <w:szCs w:val="2"/>
-        </w:rPr>
-        <w:t>}</w:t>
+        <w:t>${internet_resources_block}</w:t>
       </w:r>
     </w:p>
     <w:p>
@@ -12172,23 +11535,7 @@
           <w:sz w:val="28"/>
           <w:szCs w:val="28"/>
         </w:rPr>
-        <w:t>${</w:t>
-      </w:r>
-      <w:proofErr w:type="spellStart"/>
-      <w:r>
-        <w:rPr>
-          <w:sz w:val="28"/>
-          <w:szCs w:val="28"/>
-        </w:rPr>
-        <w:t>internet_resources_text</w:t>
-      </w:r>
-      <w:proofErr w:type="spellEnd"/>
-      <w:r>
-        <w:rPr>
-          <w:sz w:val="28"/>
-          <w:szCs w:val="28"/>
-        </w:rPr>
-        <w:t>}</w:t>
+        <w:t>${internet_resources_text}</w:t>
       </w:r>
     </w:p>
     <w:p>
@@ -12207,25 +11554,7 @@
           <w:sz w:val="2"/>
           <w:szCs w:val="2"/>
         </w:rPr>
-        <w:t>${/</w:t>
-      </w:r>
-      <w:proofErr w:type="spellStart"/>
-      <w:r>
-        <w:rPr>
-          <w:color w:val="FF0000"/>
-          <w:sz w:val="2"/>
-          <w:szCs w:val="2"/>
-        </w:rPr>
-        <w:t>internet_resources_block</w:t>
-      </w:r>
-      <w:proofErr w:type="spellEnd"/>
-      <w:r>
-        <w:rPr>
-          <w:color w:val="FF0000"/>
-          <w:sz w:val="2"/>
-          <w:szCs w:val="2"/>
-        </w:rPr>
-        <w:t>}</w:t>
+        <w:t>${/internet_resources_block}</w:t>
       </w:r>
     </w:p>
     <w:p>
@@ -12286,23 +11615,7 @@
                 <w:sz w:val="28"/>
                 <w:szCs w:val="28"/>
               </w:rPr>
-              <w:t>${</w:t>
-            </w:r>
-            <w:proofErr w:type="spellStart"/>
-            <w:r>
-              <w:rPr>
-                <w:sz w:val="28"/>
-                <w:szCs w:val="28"/>
-              </w:rPr>
-              <w:t>author_position</w:t>
-            </w:r>
-            <w:proofErr w:type="spellEnd"/>
-            <w:r>
-              <w:rPr>
-                <w:sz w:val="28"/>
-                <w:szCs w:val="28"/>
-              </w:rPr>
-              <w:t>}</w:t>
+              <w:t>${author_position}</w:t>
             </w:r>
           </w:p>
         </w:tc>
@@ -12343,23 +11656,7 @@
                 <w:sz w:val="28"/>
                 <w:szCs w:val="28"/>
               </w:rPr>
-              <w:t>${</w:t>
-            </w:r>
-            <w:proofErr w:type="spellStart"/>
-            <w:r>
-              <w:rPr>
-                <w:sz w:val="28"/>
-                <w:szCs w:val="28"/>
-              </w:rPr>
-              <w:t>author_name</w:t>
-            </w:r>
-            <w:proofErr w:type="spellEnd"/>
-            <w:r>
-              <w:rPr>
-                <w:sz w:val="28"/>
-                <w:szCs w:val="28"/>
-              </w:rPr>
-              <w:t>}</w:t>
+              <w:t>${author_name}</w:t>
             </w:r>
           </w:p>
         </w:tc>
@@ -12638,25 +11935,7 @@
               <w:szCs w:val="20"/>
               <w:lang w:val="en-US"/>
             </w:rPr>
-            <w:t>${</w:t>
-          </w:r>
-          <w:proofErr w:type="spellStart"/>
-          <w:r>
-            <w:rPr>
-              <w:sz w:val="20"/>
-              <w:szCs w:val="20"/>
-              <w:lang w:val="en-US"/>
-            </w:rPr>
-            <w:t>program_title</w:t>
-          </w:r>
-          <w:proofErr w:type="spellEnd"/>
-          <w:r>
-            <w:rPr>
-              <w:sz w:val="20"/>
-              <w:szCs w:val="20"/>
-              <w:lang w:val="en-US"/>
-            </w:rPr>
-            <w:t>}</w:t>
+            <w:t>${program_title}</w:t>
           </w:r>
           <w:r>
             <w:rPr>
@@ -12710,27 +11989,8 @@
             <w:rPr>
               <w:sz w:val="24"/>
               <w:szCs w:val="24"/>
-              <w:highlight w:val="yellow"/>
             </w:rPr>
-            <w:t>${</w:t>
-          </w:r>
-          <w:proofErr w:type="spellStart"/>
-          <w:r>
-            <w:rPr>
-              <w:sz w:val="24"/>
-              <w:szCs w:val="24"/>
-              <w:highlight w:val="yellow"/>
-            </w:rPr>
-            <w:t>smko_code</w:t>
-          </w:r>
-          <w:proofErr w:type="spellEnd"/>
-          <w:r>
-            <w:rPr>
-              <w:sz w:val="24"/>
-              <w:szCs w:val="24"/>
-              <w:highlight w:val="yellow"/>
-            </w:rPr>
-            <w:t>}</w:t>
+            <w:t>${smko_code}</w:t>
           </w:r>
         </w:p>
       </w:tc>
